--- a/01_prepare_exposure_data.docx
+++ b/01_prepare_exposure_data.docx
@@ -61,7 +61,7 @@
         <w:rPr>
           <w:rStyle w:val="VerbatimChar"/>
         </w:rPr>
-        <w:t xml:space="preserve">[1] "data/Expositionsdaten/MetadatenExpositionsdaten.csv"</w:t>
+        <w:t xml:space="preserve">[1] "data/Expositionsdaten/raw/MetadatenExpositionsdaten.csv"</w:t>
       </w:r>
     </w:p>
     <w:p>
@@ -2491,7 +2491,7 @@
         <w:rPr>
           <w:rStyle w:val="VerbatimChar"/>
         </w:rPr>
-        <w:t xml:space="preserve">[1] "data/Gebietstabellen/GV100AD_30112025.txt"</w:t>
+        <w:t xml:space="preserve">[1] "data/Gebietstabellen/raw/GV100AD_30112025.txt"</w:t>
       </w:r>
     </w:p>
     <w:p>
@@ -2669,20 +2669,20 @@
                     <w:jc w:val="center"/>
                   </w:pPr>
                   <w:r>
-                    <w:t xml:space="preserve">01059032</w:t>
-                  </w:r>
-                </w:p>
-              </w:tc>
-              <w:tc>
-                <w:tcPr/>
-                <w:p>
-                  <w:pPr>
-                    <w:pStyle w:val="Compact"/>
-                    <w:jc w:val="left"/>
-                    <w:jc w:val="center"/>
-                  </w:pPr>
-                  <w:r>
-                    <w:t xml:space="preserve">Geltorf</w:t>
+                    <w:t xml:space="preserve">09171116</w:t>
+                  </w:r>
+                </w:p>
+              </w:tc>
+              <w:tc>
+                <w:tcPr/>
+                <w:p>
+                  <w:pPr>
+                    <w:pStyle w:val="Compact"/>
+                    <w:jc w:val="left"/>
+                    <w:jc w:val="center"/>
+                  </w:pPr>
+                  <w:r>
+                    <w:t xml:space="preserve">Feichten a.d.Alz</w:t>
                   </w:r>
                 </w:p>
               </w:tc>
@@ -2708,20 +2708,20 @@
                     <w:jc w:val="center"/>
                   </w:pPr>
                   <w:r>
-                    <w:t xml:space="preserve">356</w:t>
-                  </w:r>
-                </w:p>
-              </w:tc>
-              <w:tc>
-                <w:tcPr/>
-                <w:p>
-                  <w:pPr>
-                    <w:pStyle w:val="Compact"/>
-                    <w:jc w:val="right"/>
-                    <w:jc w:val="center"/>
-                  </w:pPr>
-                  <w:r>
-                    <w:t xml:space="preserve">808</w:t>
+                    <w:t xml:space="preserve">1386</w:t>
+                  </w:r>
+                </w:p>
+              </w:tc>
+              <w:tc>
+                <w:tcPr/>
+                <w:p>
+                  <w:pPr>
+                    <w:pStyle w:val="Compact"/>
+                    <w:jc w:val="right"/>
+                    <w:jc w:val="center"/>
+                  </w:pPr>
+                  <w:r>
+                    <w:t xml:space="preserve">1792</w:t>
                   </w:r>
                 </w:p>
               </w:tc>
@@ -2736,59 +2736,59 @@
                     <w:jc w:val="center"/>
                   </w:pPr>
                   <w:r>
-                    <w:t xml:space="preserve">08226003</w:t>
-                  </w:r>
-                </w:p>
-              </w:tc>
-              <w:tc>
-                <w:tcPr/>
-                <w:p>
-                  <w:pPr>
-                    <w:pStyle w:val="Compact"/>
-                    <w:jc w:val="left"/>
-                    <w:jc w:val="center"/>
-                  </w:pPr>
-                  <w:r>
-                    <w:t xml:space="preserve">Altlußheim</w:t>
-                  </w:r>
-                </w:p>
-              </w:tc>
-              <w:tc>
-                <w:tcPr/>
-                <w:p>
-                  <w:pPr>
-                    <w:pStyle w:val="Compact"/>
-                    <w:jc w:val="left"/>
-                    <w:jc w:val="center"/>
-                  </w:pPr>
-                  <w:r>
-                    <w:t xml:space="preserve">Kreisangehörige Gemeinde</w:t>
-                  </w:r>
-                </w:p>
-              </w:tc>
-              <w:tc>
-                <w:tcPr/>
-                <w:p>
-                  <w:pPr>
-                    <w:pStyle w:val="Compact"/>
-                    <w:jc w:val="right"/>
-                    <w:jc w:val="center"/>
-                  </w:pPr>
-                  <w:r>
-                    <w:t xml:space="preserve">6317</w:t>
-                  </w:r>
-                </w:p>
-              </w:tc>
-              <w:tc>
-                <w:tcPr/>
-                <w:p>
-                  <w:pPr>
-                    <w:pStyle w:val="Compact"/>
-                    <w:jc w:val="right"/>
-                    <w:jc w:val="center"/>
-                  </w:pPr>
-                  <w:r>
-                    <w:t xml:space="preserve">1596</w:t>
+                    <w:t xml:space="preserve">12065136</w:t>
+                  </w:r>
+                </w:p>
+              </w:tc>
+              <w:tc>
+                <w:tcPr/>
+                <w:p>
+                  <w:pPr>
+                    <w:pStyle w:val="Compact"/>
+                    <w:jc w:val="left"/>
+                    <w:jc w:val="center"/>
+                  </w:pPr>
+                  <w:r>
+                    <w:t xml:space="preserve">Hennigsdorf, Stadt</w:t>
+                  </w:r>
+                </w:p>
+              </w:tc>
+              <w:tc>
+                <w:tcPr/>
+                <w:p>
+                  <w:pPr>
+                    <w:pStyle w:val="Compact"/>
+                    <w:jc w:val="left"/>
+                    <w:jc w:val="center"/>
+                  </w:pPr>
+                  <w:r>
+                    <w:t xml:space="preserve">Stadt</w:t>
+                  </w:r>
+                </w:p>
+              </w:tc>
+              <w:tc>
+                <w:tcPr/>
+                <w:p>
+                  <w:pPr>
+                    <w:pStyle w:val="Compact"/>
+                    <w:jc w:val="right"/>
+                    <w:jc w:val="center"/>
+                  </w:pPr>
+                  <w:r>
+                    <w:t xml:space="preserve">26677</w:t>
+                  </w:r>
+                </w:p>
+              </w:tc>
+              <w:tc>
+                <w:tcPr/>
+                <w:p>
+                  <w:pPr>
+                    <w:pStyle w:val="Compact"/>
+                    <w:jc w:val="right"/>
+                    <w:jc w:val="center"/>
+                  </w:pPr>
+                  <w:r>
+                    <w:t xml:space="preserve">3148</w:t>
                   </w:r>
                 </w:p>
               </w:tc>
@@ -2803,20 +2803,20 @@
                     <w:jc w:val="center"/>
                   </w:pPr>
                   <w:r>
-                    <w:t xml:space="preserve">03452027</w:t>
-                  </w:r>
-                </w:p>
-              </w:tc>
-              <w:tc>
-                <w:tcPr/>
-                <w:p>
-                  <w:pPr>
-                    <w:pStyle w:val="Compact"/>
-                    <w:jc w:val="left"/>
-                    <w:jc w:val="center"/>
-                  </w:pPr>
-                  <w:r>
-                    <w:t xml:space="preserve">Dornum</w:t>
+                    <w:t xml:space="preserve">09371136</w:t>
+                  </w:r>
+                </w:p>
+              </w:tc>
+              <w:tc>
+                <w:tcPr/>
+                <w:p>
+                  <w:pPr>
+                    <w:pStyle w:val="Compact"/>
+                    <w:jc w:val="left"/>
+                    <w:jc w:val="center"/>
+                  </w:pPr>
+                  <w:r>
+                    <w:t xml:space="preserve">Kümmersbruck</w:t>
                   </w:r>
                 </w:p>
               </w:tc>
@@ -2842,20 +2842,20 @@
                     <w:jc w:val="center"/>
                   </w:pPr>
                   <w:r>
-                    <w:t xml:space="preserve">4351</w:t>
-                  </w:r>
-                </w:p>
-              </w:tc>
-              <w:tc>
-                <w:tcPr/>
-                <w:p>
-                  <w:pPr>
-                    <w:pStyle w:val="Compact"/>
-                    <w:jc w:val="right"/>
-                    <w:jc w:val="center"/>
-                  </w:pPr>
-                  <w:r>
-                    <w:t xml:space="preserve">7677</w:t>
+                    <w:t xml:space="preserve">9830</w:t>
+                  </w:r>
+                </w:p>
+              </w:tc>
+              <w:tc>
+                <w:tcPr/>
+                <w:p>
+                  <w:pPr>
+                    <w:pStyle w:val="Compact"/>
+                    <w:jc w:val="right"/>
+                    <w:jc w:val="center"/>
+                  </w:pPr>
+                  <w:r>
+                    <w:t xml:space="preserve">4730</w:t>
                   </w:r>
                 </w:p>
               </w:tc>
@@ -2870,59 +2870,59 @@
                     <w:jc w:val="center"/>
                   </w:pPr>
                   <w:r>
-                    <w:t xml:space="preserve">09472179</w:t>
-                  </w:r>
-                </w:p>
-              </w:tc>
-              <w:tc>
-                <w:tcPr/>
-                <w:p>
-                  <w:pPr>
-                    <w:pStyle w:val="Compact"/>
-                    <w:jc w:val="left"/>
-                    <w:jc w:val="center"/>
-                  </w:pPr>
-                  <w:r>
-                    <w:t xml:space="preserve">Pottenstein, St</w:t>
-                  </w:r>
-                </w:p>
-              </w:tc>
-              <w:tc>
-                <w:tcPr/>
-                <w:p>
-                  <w:pPr>
-                    <w:pStyle w:val="Compact"/>
-                    <w:jc w:val="left"/>
-                    <w:jc w:val="center"/>
-                  </w:pPr>
-                  <w:r>
-                    <w:t xml:space="preserve">Stadt</w:t>
-                  </w:r>
-                </w:p>
-              </w:tc>
-              <w:tc>
-                <w:tcPr/>
-                <w:p>
-                  <w:pPr>
-                    <w:pStyle w:val="Compact"/>
-                    <w:jc w:val="right"/>
-                    <w:jc w:val="center"/>
-                  </w:pPr>
-                  <w:r>
-                    <w:t xml:space="preserve">5190</w:t>
-                  </w:r>
-                </w:p>
-              </w:tc>
-              <w:tc>
-                <w:tcPr/>
-                <w:p>
-                  <w:pPr>
-                    <w:pStyle w:val="Compact"/>
-                    <w:jc w:val="right"/>
-                    <w:jc w:val="center"/>
-                  </w:pPr>
-                  <w:r>
-                    <w:t xml:space="preserve">7329</w:t>
+                    <w:t xml:space="preserve">07331027</w:t>
+                  </w:r>
+                </w:p>
+              </w:tc>
+              <w:tc>
+                <w:tcPr/>
+                <w:p>
+                  <w:pPr>
+                    <w:pStyle w:val="Compact"/>
+                    <w:jc w:val="left"/>
+                    <w:jc w:val="center"/>
+                  </w:pPr>
+                  <w:r>
+                    <w:t xml:space="preserve">Freimersheim</w:t>
+                  </w:r>
+                </w:p>
+              </w:tc>
+              <w:tc>
+                <w:tcPr/>
+                <w:p>
+                  <w:pPr>
+                    <w:pStyle w:val="Compact"/>
+                    <w:jc w:val="left"/>
+                    <w:jc w:val="center"/>
+                  </w:pPr>
+                  <w:r>
+                    <w:t xml:space="preserve">Kreisangehörige Gemeinde</w:t>
+                  </w:r>
+                </w:p>
+              </w:tc>
+              <w:tc>
+                <w:tcPr/>
+                <w:p>
+                  <w:pPr>
+                    <w:pStyle w:val="Compact"/>
+                    <w:jc w:val="right"/>
+                    <w:jc w:val="center"/>
+                  </w:pPr>
+                  <w:r>
+                    <w:t xml:space="preserve">673</w:t>
+                  </w:r>
+                </w:p>
+              </w:tc>
+              <w:tc>
+                <w:tcPr/>
+                <w:p>
+                  <w:pPr>
+                    <w:pStyle w:val="Compact"/>
+                    <w:jc w:val="right"/>
+                    <w:jc w:val="center"/>
+                  </w:pPr>
+                  <w:r>
+                    <w:t xml:space="preserve">641</w:t>
                   </w:r>
                 </w:p>
               </w:tc>
@@ -2937,59 +2937,59 @@
                     <w:jc w:val="center"/>
                   </w:pPr>
                   <w:r>
-                    <w:t xml:space="preserve">12064480</w:t>
-                  </w:r>
-                </w:p>
-              </w:tc>
-              <w:tc>
-                <w:tcPr/>
-                <w:p>
-                  <w:pPr>
-                    <w:pStyle w:val="Compact"/>
-                    <w:jc w:val="left"/>
-                    <w:jc w:val="center"/>
-                  </w:pPr>
-                  <w:r>
-                    <w:t xml:space="preserve">Treplin</w:t>
-                  </w:r>
-                </w:p>
-              </w:tc>
-              <w:tc>
-                <w:tcPr/>
-                <w:p>
-                  <w:pPr>
-                    <w:pStyle w:val="Compact"/>
-                    <w:jc w:val="left"/>
-                    <w:jc w:val="center"/>
-                  </w:pPr>
-                  <w:r>
-                    <w:t xml:space="preserve">Kreisangehörige Gemeinde</w:t>
-                  </w:r>
-                </w:p>
-              </w:tc>
-              <w:tc>
-                <w:tcPr/>
-                <w:p>
-                  <w:pPr>
-                    <w:pStyle w:val="Compact"/>
-                    <w:jc w:val="right"/>
-                    <w:jc w:val="center"/>
-                  </w:pPr>
-                  <w:r>
-                    <w:t xml:space="preserve">343</w:t>
-                  </w:r>
-                </w:p>
-              </w:tc>
-              <w:tc>
-                <w:tcPr/>
-                <w:p>
-                  <w:pPr>
-                    <w:pStyle w:val="Compact"/>
-                    <w:jc w:val="right"/>
-                    <w:jc w:val="center"/>
-                  </w:pPr>
-                  <w:r>
-                    <w:t xml:space="preserve">1135</w:t>
+                    <w:t xml:space="preserve">07137089</w:t>
+                  </w:r>
+                </w:p>
+              </w:tc>
+              <w:tc>
+                <w:tcPr/>
+                <w:p>
+                  <w:pPr>
+                    <w:pStyle w:val="Compact"/>
+                    <w:jc w:val="left"/>
+                    <w:jc w:val="center"/>
+                  </w:pPr>
+                  <w:r>
+                    <w:t xml:space="preserve">Polch, Stadt</w:t>
+                  </w:r>
+                </w:p>
+              </w:tc>
+              <w:tc>
+                <w:tcPr/>
+                <w:p>
+                  <w:pPr>
+                    <w:pStyle w:val="Compact"/>
+                    <w:jc w:val="left"/>
+                    <w:jc w:val="center"/>
+                  </w:pPr>
+                  <w:r>
+                    <w:t xml:space="preserve">Stadt</w:t>
+                  </w:r>
+                </w:p>
+              </w:tc>
+              <w:tc>
+                <w:tcPr/>
+                <w:p>
+                  <w:pPr>
+                    <w:pStyle w:val="Compact"/>
+                    <w:jc w:val="right"/>
+                    <w:jc w:val="center"/>
+                  </w:pPr>
+                  <w:r>
+                    <w:t xml:space="preserve">6675</w:t>
+                  </w:r>
+                </w:p>
+              </w:tc>
+              <w:tc>
+                <w:tcPr/>
+                <w:p>
+                  <w:pPr>
+                    <w:pStyle w:val="Compact"/>
+                    <w:jc w:val="right"/>
+                    <w:jc w:val="center"/>
+                  </w:pPr>
+                  <w:r>
+                    <w:t xml:space="preserve">2868</w:t>
                   </w:r>
                 </w:p>
               </w:tc>
@@ -8481,611 +8481,6 @@
       </w:tr>
     </w:tbl>
     <w:bookmarkEnd w:id="28"/>
-    <w:bookmarkStart w:id="36" w:name="gis-übersicht"/>
-    <w:p>
-      <w:pPr>
-        <w:pStyle w:val="Heading2"/>
-      </w:pPr>
-      <w:r>
-        <w:t xml:space="preserve">GIS-Übersicht</w:t>
-      </w:r>
-    </w:p>
-    <w:p>
-      <w:pPr>
-        <w:pStyle w:val="FirstParagraph"/>
-      </w:pPr>
-      <w:r>
-        <w:t xml:space="preserve">Ich lade hier die</w:t>
-      </w:r>
-      <w:r>
-        <w:t xml:space="preserve"> </w:t>
-      </w:r>
-      <w:hyperlink r:id="rId29">
-        <w:r>
-          <w:rPr>
-            <w:rStyle w:val="Hyperlink"/>
-          </w:rPr>
-          <w:t xml:space="preserve">GIS-Daten der Gemeinden</w:t>
-        </w:r>
-      </w:hyperlink>
-      <w:r>
-        <w:t xml:space="preserve"> </w:t>
-      </w:r>
-      <w:r>
-        <w:t xml:space="preserve">des Bundesamts für Kartographie und Geodäsie (BKG) herunter und extrahiere daraus alle deutschen Gemeindegrenzen.</w:t>
-      </w:r>
-    </w:p>
-    <w:p>
-      <w:pPr>
-        <w:pStyle w:val="SourceCode"/>
-      </w:pPr>
-      <w:r>
-        <w:rPr>
-          <w:rStyle w:val="VerbatimChar"/>
-        </w:rPr>
-        <w:t xml:space="preserve">Reading layer `vg250_gem' from data source </w:t>
-      </w:r>
-      <w:r>
-        <w:br/>
-      </w:r>
-      <w:r>
-        <w:rPr>
-          <w:rStyle w:val="VerbatimChar"/>
-        </w:rPr>
-        <w:t xml:space="preserve">  `C:\Users\lochmannm\Documents\GitHub\END2DALY\data\Gebietstabellen\DE_VG250.gpkg' </w:t>
-      </w:r>
-      <w:r>
-        <w:br/>
-      </w:r>
-      <w:r>
-        <w:rPr>
-          <w:rStyle w:val="VerbatimChar"/>
-        </w:rPr>
-        <w:t xml:space="preserve">  using driver `GPKG'</w:t>
-      </w:r>
-      <w:r>
-        <w:br/>
-      </w:r>
-      <w:r>
-        <w:rPr>
-          <w:rStyle w:val="VerbatimChar"/>
-        </w:rPr>
-        <w:t xml:space="preserve">Simple feature collection with 11103 features and 26 fields</w:t>
-      </w:r>
-      <w:r>
-        <w:br/>
-      </w:r>
-      <w:r>
-        <w:rPr>
-          <w:rStyle w:val="VerbatimChar"/>
-        </w:rPr>
-        <w:t xml:space="preserve">Geometry type: MULTIPOLYGON</w:t>
-      </w:r>
-      <w:r>
-        <w:br/>
-      </w:r>
-      <w:r>
-        <w:rPr>
-          <w:rStyle w:val="VerbatimChar"/>
-        </w:rPr>
-        <w:t xml:space="preserve">Dimension:     XY</w:t>
-      </w:r>
-      <w:r>
-        <w:br/>
-      </w:r>
-      <w:r>
-        <w:rPr>
-          <w:rStyle w:val="VerbatimChar"/>
-        </w:rPr>
-        <w:t xml:space="preserve">Bounding box:  xmin: 280371.1 ymin: 5235856 xmax: 921292.4 ymax: 6101487</w:t>
-      </w:r>
-      <w:r>
-        <w:br/>
-      </w:r>
-      <w:r>
-        <w:rPr>
-          <w:rStyle w:val="VerbatimChar"/>
-        </w:rPr>
-        <w:t xml:space="preserve">Projected CRS: ETRS89 / UTM zone 32N</w:t>
-      </w:r>
-    </w:p>
-    <w:p>
-      <w:pPr>
-        <w:pStyle w:val="FirstParagraph"/>
-      </w:pPr>
-      <w:r>
-        <w:drawing>
-          <wp:inline>
-            <wp:extent cx="4620126" cy="3696101"/>
-            <wp:effectExtent b="0" l="0" r="0" t="0"/>
-            <wp:docPr descr="" title="" id="31" name="Picture"/>
-            <a:graphic>
-              <a:graphicData uri="http://schemas.openxmlformats.org/drawingml/2006/picture">
-                <pic:pic>
-                  <pic:nvPicPr>
-                    <pic:cNvPr descr="01_prepare_exposure_data_files/figure-docx/vg250_laden-1.png" id="32" name="Picture"/>
-                    <pic:cNvPicPr>
-                      <a:picLocks noChangeArrowheads="1" noChangeAspect="1"/>
-                    </pic:cNvPicPr>
-                  </pic:nvPicPr>
-                  <pic:blipFill>
-                    <a:blip r:embed="rId30"/>
-                    <a:stretch>
-                      <a:fillRect/>
-                    </a:stretch>
-                  </pic:blipFill>
-                  <pic:spPr bwMode="auto">
-                    <a:xfrm>
-                      <a:off x="0" y="0"/>
-                      <a:ext cx="4620126" cy="3696101"/>
-                    </a:xfrm>
-                    <a:prstGeom prst="rect">
-                      <a:avLst/>
-                    </a:prstGeom>
-                    <a:noFill/>
-                    <a:ln w="9525">
-                      <a:noFill/>
-                      <a:headEnd/>
-                      <a:tailEnd/>
-                    </a:ln>
-                  </pic:spPr>
-                </pic:pic>
-              </a:graphicData>
-            </a:graphic>
-          </wp:inline>
-        </w:drawing>
-      </w:r>
-    </w:p>
-    <w:p>
-      <w:pPr>
-        <w:pStyle w:val="BodyText"/>
-      </w:pPr>
-      <w:r>
-        <w:t xml:space="preserve">Statistik über die Gemeinden in Deutschland:</w:t>
-      </w:r>
-    </w:p>
-    <w:tbl>
-      <w:tblPr>
-        <w:tblStyle w:val="Table"/>
-        <w:tblW w:type="auto" w:w="0"/>
-        <w:tblLook w:firstRow="1" w:lastRow="0" w:firstColumn="0" w:lastColumn="0" w:noHBand="0" w:noVBand="0" w:val="0020"/>
-      </w:tblPr>
-      <w:tblGrid>
-        <w:gridCol w:w="2640"/>
-        <w:gridCol w:w="2640"/>
-        <w:gridCol w:w="2640"/>
-      </w:tblGrid>
-      <w:tr>
-        <w:trPr>
-          <w:tblHeader w:val="on"/>
-        </w:trPr>
-        <w:tc>
-          <w:tcPr/>
-          <w:p>
-            <w:pPr>
-              <w:pStyle w:val="Compact"/>
-              <w:jc w:val="left"/>
-            </w:pPr>
-            <w:r>
-              <w:t xml:space="preserve">BEM</w:t>
-            </w:r>
-          </w:p>
-        </w:tc>
-        <w:tc>
-          <w:tcPr/>
-          <w:p>
-            <w:pPr>
-              <w:pStyle w:val="Compact"/>
-              <w:jc w:val="left"/>
-            </w:pPr>
-            <w:r>
-              <w:t xml:space="preserve">BEZ</w:t>
-            </w:r>
-          </w:p>
-        </w:tc>
-        <w:tc>
-          <w:tcPr/>
-          <w:p>
-            <w:pPr>
-              <w:pStyle w:val="Compact"/>
-              <w:jc w:val="right"/>
-            </w:pPr>
-            <w:r>
-              <w:t xml:space="preserve">n</w:t>
-            </w:r>
-          </w:p>
-        </w:tc>
-      </w:tr>
-      <w:tr>
-        <w:tc>
-          <w:tcPr/>
-          <w:p>
-            <w:pPr>
-              <w:pStyle w:val="Compact"/>
-              <w:jc w:val="left"/>
-            </w:pPr>
-            <w:r>
-              <w:t xml:space="preserve">–</w:t>
-            </w:r>
-          </w:p>
-        </w:tc>
-        <w:tc>
-          <w:tcPr/>
-          <w:p>
-            <w:pPr>
-              <w:pStyle w:val="Compact"/>
-              <w:jc w:val="left"/>
-            </w:pPr>
-            <w:r>
-              <w:t xml:space="preserve">Gemeinde</w:t>
-            </w:r>
-          </w:p>
-        </w:tc>
-        <w:tc>
-          <w:tcPr/>
-          <w:p>
-            <w:pPr>
-              <w:pStyle w:val="Compact"/>
-              <w:jc w:val="right"/>
-            </w:pPr>
-            <w:r>
-              <w:t xml:space="preserve">1747</w:t>
-            </w:r>
-          </w:p>
-        </w:tc>
-      </w:tr>
-      <w:tr>
-        <w:tc>
-          <w:tcPr/>
-          <w:p>
-            <w:pPr>
-              <w:pStyle w:val="Compact"/>
-              <w:jc w:val="left"/>
-            </w:pPr>
-            <w:r>
-              <w:t xml:space="preserve">–</w:t>
-            </w:r>
-          </w:p>
-        </w:tc>
-        <w:tc>
-          <w:tcPr/>
-          <w:p>
-            <w:pPr>
-              <w:pStyle w:val="Compact"/>
-              <w:jc w:val="left"/>
-            </w:pPr>
-            <w:r>
-              <w:t xml:space="preserve">Gemeindefreies Gebiet</w:t>
-            </w:r>
-          </w:p>
-        </w:tc>
-        <w:tc>
-          <w:tcPr/>
-          <w:p>
-            <w:pPr>
-              <w:pStyle w:val="Compact"/>
-              <w:jc w:val="right"/>
-            </w:pPr>
-            <w:r>
-              <w:t xml:space="preserve">198</w:t>
-            </w:r>
-          </w:p>
-        </w:tc>
-      </w:tr>
-      <w:tr>
-        <w:tc>
-          <w:tcPr/>
-          <w:p>
-            <w:pPr>
-              <w:pStyle w:val="Compact"/>
-              <w:jc w:val="left"/>
-            </w:pPr>
-            <w:r>
-              <w:t xml:space="preserve">–</w:t>
-            </w:r>
-          </w:p>
-        </w:tc>
-        <w:tc>
-          <w:tcPr/>
-          <w:p>
-            <w:pPr>
-              <w:pStyle w:val="Compact"/>
-              <w:jc w:val="left"/>
-            </w:pPr>
-            <w:r>
-              <w:t xml:space="preserve">Stadt</w:t>
-            </w:r>
-          </w:p>
-        </w:tc>
-        <w:tc>
-          <w:tcPr/>
-          <w:p>
-            <w:pPr>
-              <w:pStyle w:val="Compact"/>
-              <w:jc w:val="right"/>
-            </w:pPr>
-            <w:r>
-              <w:t xml:space="preserve">1333</w:t>
-            </w:r>
-          </w:p>
-        </w:tc>
-      </w:tr>
-      <w:tr>
-        <w:tc>
-          <w:tcPr/>
-          <w:p>
-            <w:pPr>
-              <w:pStyle w:val="Compact"/>
-              <w:jc w:val="left"/>
-            </w:pPr>
-            <w:r>
-              <w:t xml:space="preserve">gemeinschaftsangehörig</w:t>
-            </w:r>
-          </w:p>
-        </w:tc>
-        <w:tc>
-          <w:tcPr/>
-          <w:p>
-            <w:pPr>
-              <w:pStyle w:val="Compact"/>
-              <w:jc w:val="left"/>
-            </w:pPr>
-            <w:r>
-              <w:t xml:space="preserve">Gemeinde</w:t>
-            </w:r>
-          </w:p>
-        </w:tc>
-        <w:tc>
-          <w:tcPr/>
-          <w:p>
-            <w:pPr>
-              <w:pStyle w:val="Compact"/>
-              <w:jc w:val="right"/>
-            </w:pPr>
-            <w:r>
-              <w:t xml:space="preserve">6948</w:t>
-            </w:r>
-          </w:p>
-        </w:tc>
-      </w:tr>
-      <w:tr>
-        <w:tc>
-          <w:tcPr/>
-          <w:p>
-            <w:pPr>
-              <w:pStyle w:val="Compact"/>
-              <w:jc w:val="left"/>
-            </w:pPr>
-            <w:r>
-              <w:t xml:space="preserve">gemeinschaftsangehörig</w:t>
-            </w:r>
-          </w:p>
-        </w:tc>
-        <w:tc>
-          <w:tcPr/>
-          <w:p>
-            <w:pPr>
-              <w:pStyle w:val="Compact"/>
-              <w:jc w:val="left"/>
-            </w:pPr>
-            <w:r>
-              <w:t xml:space="preserve">Stadt</w:t>
-            </w:r>
-          </w:p>
-        </w:tc>
-        <w:tc>
-          <w:tcPr/>
-          <w:p>
-            <w:pPr>
-              <w:pStyle w:val="Compact"/>
-              <w:jc w:val="right"/>
-            </w:pPr>
-            <w:r>
-              <w:t xml:space="preserve">617</w:t>
-            </w:r>
-          </w:p>
-        </w:tc>
-      </w:tr>
-      <w:tr>
-        <w:tc>
-          <w:tcPr/>
-          <w:p>
-            <w:pPr>
-              <w:pStyle w:val="Compact"/>
-              <w:jc w:val="left"/>
-            </w:pPr>
-            <w:r>
-              <w:t xml:space="preserve">kreisfrei</w:t>
-            </w:r>
-          </w:p>
-        </w:tc>
-        <w:tc>
-          <w:tcPr/>
-          <w:p>
-            <w:pPr>
-              <w:pStyle w:val="Compact"/>
-              <w:jc w:val="left"/>
-            </w:pPr>
-            <w:r>
-              <w:t xml:space="preserve">Stadt</w:t>
-            </w:r>
-          </w:p>
-        </w:tc>
-        <w:tc>
-          <w:tcPr/>
-          <w:p>
-            <w:pPr>
-              <w:pStyle w:val="Compact"/>
-              <w:jc w:val="right"/>
-            </w:pPr>
-            <w:r>
-              <w:t xml:space="preserve">106</w:t>
-            </w:r>
-          </w:p>
-        </w:tc>
-      </w:tr>
-    </w:tbl>
-    <w:p>
-      <w:pPr>
-        <w:pStyle w:val="BodyText"/>
-      </w:pPr>
-      <w:r>
-        <w:t xml:space="preserve">In den Gemeinden gibt es folgende Dubletten:</w:t>
-      </w:r>
-    </w:p>
-    <w:p>
-      <w:pPr>
-        <w:pStyle w:val="SourceCode"/>
-      </w:pPr>
-      <w:r>
-        <w:rPr>
-          <w:rStyle w:val="VerbatimChar"/>
-        </w:rPr>
-        <w:t xml:space="preserve">[1] AGS n  </w:t>
-      </w:r>
-      <w:r>
-        <w:br/>
-      </w:r>
-      <w:r>
-        <w:rPr>
-          <w:rStyle w:val="VerbatimChar"/>
-        </w:rPr>
-        <w:t xml:space="preserve">&lt;0 Zeilen&gt; (oder row.names mit Länge 0)</w:t>
-      </w:r>
-    </w:p>
-    <w:p>
-      <w:pPr>
-        <w:pStyle w:val="FirstParagraph"/>
-      </w:pPr>
-      <w:r>
-        <w:t xml:space="preserve">Zusammen mit den Informationen aus der oben genannten Tabelle</w:t>
-      </w:r>
-      <w:r>
-        <w:t xml:space="preserve"> </w:t>
-      </w:r>
-      <w:r>
-        <w:t xml:space="preserve">“gv_gemeinden”</w:t>
-      </w:r>
-      <w:r>
-        <w:t xml:space="preserve"> </w:t>
-      </w:r>
-      <w:r>
-        <w:t xml:space="preserve">lässt sich beispielsweise eine Bevölkerungdichtekarte darstellen:</w:t>
-      </w:r>
-    </w:p>
-    <w:p>
-      <w:pPr>
-        <w:pStyle w:val="BodyText"/>
-      </w:pPr>
-      <w:r>
-        <w:drawing>
-          <wp:inline>
-            <wp:extent cx="4620126" cy="3696101"/>
-            <wp:effectExtent b="0" l="0" r="0" t="0"/>
-            <wp:docPr descr="" title="" id="34" name="Picture"/>
-            <a:graphic>
-              <a:graphicData uri="http://schemas.openxmlformats.org/drawingml/2006/picture">
-                <pic:pic>
-                  <pic:nvPicPr>
-                    <pic:cNvPr descr="01_prepare_exposure_data_files/figure-docx/gis_visualisierung_vg250-1.png" id="35" name="Picture"/>
-                    <pic:cNvPicPr>
-                      <a:picLocks noChangeArrowheads="1" noChangeAspect="1"/>
-                    </pic:cNvPicPr>
-                  </pic:nvPicPr>
-                  <pic:blipFill>
-                    <a:blip r:embed="rId33"/>
-                    <a:stretch>
-                      <a:fillRect/>
-                    </a:stretch>
-                  </pic:blipFill>
-                  <pic:spPr bwMode="auto">
-                    <a:xfrm>
-                      <a:off x="0" y="0"/>
-                      <a:ext cx="4620126" cy="3696101"/>
-                    </a:xfrm>
-                    <a:prstGeom prst="rect">
-                      <a:avLst/>
-                    </a:prstGeom>
-                    <a:noFill/>
-                    <a:ln w="9525">
-                      <a:noFill/>
-                      <a:headEnd/>
-                      <a:tailEnd/>
-                    </a:ln>
-                  </pic:spPr>
-                </pic:pic>
-              </a:graphicData>
-            </a:graphic>
-          </wp:inline>
-        </w:drawing>
-      </w:r>
-    </w:p>
-    <w:bookmarkEnd w:id="36"/>
-    <w:bookmarkStart w:id="40" w:name="expositionsdaten-räumlich-visualisieren"/>
-    <w:p>
-      <w:pPr>
-        <w:pStyle w:val="Heading2"/>
-      </w:pPr>
-      <w:r>
-        <w:t xml:space="preserve">Expositionsdaten räumlich visualisieren</w:t>
-      </w:r>
-    </w:p>
-    <w:p>
-      <w:pPr>
-        <w:pStyle w:val="FirstParagraph"/>
-      </w:pPr>
-      <w:r>
-        <w:t xml:space="preserve">Am Beispiel von Hessen wird der Umfang der Expositionsinformationen der verschiedenen Datenquellen visualiert:</w:t>
-      </w:r>
-    </w:p>
-    <w:p>
-      <w:pPr>
-        <w:pStyle w:val="BodyText"/>
-      </w:pPr>
-      <w:r>
-        <w:drawing>
-          <wp:inline>
-            <wp:extent cx="4620126" cy="3696101"/>
-            <wp:effectExtent b="0" l="0" r="0" t="0"/>
-            <wp:docPr descr="" title="" id="38" name="Picture"/>
-            <a:graphic>
-              <a:graphicData uri="http://schemas.openxmlformats.org/drawingml/2006/picture">
-                <pic:pic>
-                  <pic:nvPicPr>
-                    <pic:cNvPr descr="01_prepare_exposure_data_files/figure-docx/gis_expositionsdaten_plotten-1.png" id="39" name="Picture"/>
-                    <pic:cNvPicPr>
-                      <a:picLocks noChangeArrowheads="1" noChangeAspect="1"/>
-                    </pic:cNvPicPr>
-                  </pic:nvPicPr>
-                  <pic:blipFill>
-                    <a:blip r:embed="rId37"/>
-                    <a:stretch>
-                      <a:fillRect/>
-                    </a:stretch>
-                  </pic:blipFill>
-                  <pic:spPr bwMode="auto">
-                    <a:xfrm>
-                      <a:off x="0" y="0"/>
-                      <a:ext cx="4620126" cy="3696101"/>
-                    </a:xfrm>
-                    <a:prstGeom prst="rect">
-                      <a:avLst/>
-                    </a:prstGeom>
-                    <a:noFill/>
-                    <a:ln w="9525">
-                      <a:noFill/>
-                      <a:headEnd/>
-                      <a:tailEnd/>
-                    </a:ln>
-                  </pic:spPr>
-                </pic:pic>
-              </a:graphicData>
-            </a:graphic>
-          </wp:inline>
-        </w:drawing>
-      </w:r>
-    </w:p>
-    <w:bookmarkEnd w:id="40"/>
     <w:sectPr>
       <w:footnotePr>
         <w:numRestart w:val="eachSect"/>

--- a/01_prepare_exposure_data.docx
+++ b/01_prepare_exposure_data.docx
@@ -3071,7 +3071,7 @@
         <w:rPr>
           <w:rStyle w:val="VerbatimChar"/>
         </w:rPr>
-        <w:t xml:space="preserve">[1] "data/Gebietstabellen/raw/GV100AD_30112025.txt"</w:t>
+        <w:t xml:space="preserve">[1] "data/Gebietstabellen/raw/GV100AD_31122022.txt"</w:t>
       </w:r>
     </w:p>
     <w:p>
@@ -3249,59 +3249,59 @@
                     <w:jc w:val="center"/>
                   </w:pPr>
                   <w:r>
-                    <w:t xml:space="preserve">07339040</w:t>
-                  </w:r>
-                </w:p>
-              </w:tc>
-              <w:tc>
-                <w:tcPr/>
-                <w:p>
-                  <w:pPr>
-                    <w:pStyle w:val="Compact"/>
-                    <w:jc w:val="left"/>
-                    <w:jc w:val="center"/>
-                  </w:pPr>
-                  <w:r>
-                    <w:t xml:space="preserve">Niederheimbach</w:t>
-                  </w:r>
-                </w:p>
-              </w:tc>
-              <w:tc>
-                <w:tcPr/>
-                <w:p>
-                  <w:pPr>
-                    <w:pStyle w:val="Compact"/>
-                    <w:jc w:val="left"/>
-                    <w:jc w:val="center"/>
-                  </w:pPr>
-                  <w:r>
-                    <w:t xml:space="preserve">Kreisangehörige Gemeinde</w:t>
-                  </w:r>
-                </w:p>
-              </w:tc>
-              <w:tc>
-                <w:tcPr/>
-                <w:p>
-                  <w:pPr>
-                    <w:pStyle w:val="Compact"/>
-                    <w:jc w:val="right"/>
-                    <w:jc w:val="center"/>
-                  </w:pPr>
-                  <w:r>
-                    <w:t xml:space="preserve">810</w:t>
-                  </w:r>
-                </w:p>
-              </w:tc>
-              <w:tc>
-                <w:tcPr/>
-                <w:p>
-                  <w:pPr>
-                    <w:pStyle w:val="Compact"/>
-                    <w:jc w:val="right"/>
-                    <w:jc w:val="center"/>
-                  </w:pPr>
-                  <w:r>
-                    <w:t xml:space="preserve">755</w:t>
+                    <w:t xml:space="preserve">05162020</w:t>
+                  </w:r>
+                </w:p>
+              </w:tc>
+              <w:tc>
+                <w:tcPr/>
+                <w:p>
+                  <w:pPr>
+                    <w:pStyle w:val="Compact"/>
+                    <w:jc w:val="left"/>
+                    <w:jc w:val="center"/>
+                  </w:pPr>
+                  <w:r>
+                    <w:t xml:space="preserve">Korschenbroich, Stadt</w:t>
+                  </w:r>
+                </w:p>
+              </w:tc>
+              <w:tc>
+                <w:tcPr/>
+                <w:p>
+                  <w:pPr>
+                    <w:pStyle w:val="Compact"/>
+                    <w:jc w:val="left"/>
+                    <w:jc w:val="center"/>
+                  </w:pPr>
+                  <w:r>
+                    <w:t xml:space="preserve">Stadt</w:t>
+                  </w:r>
+                </w:p>
+              </w:tc>
+              <w:tc>
+                <w:tcPr/>
+                <w:p>
+                  <w:pPr>
+                    <w:pStyle w:val="Compact"/>
+                    <w:jc w:val="right"/>
+                    <w:jc w:val="center"/>
+                  </w:pPr>
+                  <w:r>
+                    <w:t xml:space="preserve">34187</w:t>
+                  </w:r>
+                </w:p>
+              </w:tc>
+              <w:tc>
+                <w:tcPr/>
+                <w:p>
+                  <w:pPr>
+                    <w:pStyle w:val="Compact"/>
+                    <w:jc w:val="right"/>
+                    <w:jc w:val="center"/>
+                  </w:pPr>
+                  <w:r>
+                    <w:t xml:space="preserve">5526</w:t>
                   </w:r>
                 </w:p>
               </w:tc>
@@ -3316,20 +3316,20 @@
                     <w:jc w:val="center"/>
                   </w:pPr>
                   <w:r>
-                    <w:t xml:space="preserve">08327038</w:t>
-                  </w:r>
-                </w:p>
-              </w:tc>
-              <w:tc>
-                <w:tcPr/>
-                <w:p>
-                  <w:pPr>
-                    <w:pStyle w:val="Compact"/>
-                    <w:jc w:val="left"/>
-                    <w:jc w:val="center"/>
-                  </w:pPr>
-                  <w:r>
-                    <w:t xml:space="preserve">Neuhausen ob Eck</w:t>
+                    <w:t xml:space="preserve">07233206</w:t>
+                  </w:r>
+                </w:p>
+              </w:tc>
+              <w:tc>
+                <w:tcPr/>
+                <w:p>
+                  <w:pPr>
+                    <w:pStyle w:val="Compact"/>
+                    <w:jc w:val="left"/>
+                    <w:jc w:val="center"/>
+                  </w:pPr>
+                  <w:r>
+                    <w:t xml:space="preserve">Bongard</w:t>
                   </w:r>
                 </w:p>
               </w:tc>
@@ -3355,20 +3355,20 @@
                     <w:jc w:val="center"/>
                   </w:pPr>
                   <w:r>
-                    <w:t xml:space="preserve">4206</w:t>
-                  </w:r>
-                </w:p>
-              </w:tc>
-              <w:tc>
-                <w:tcPr/>
-                <w:p>
-                  <w:pPr>
-                    <w:pStyle w:val="Compact"/>
-                    <w:jc w:val="right"/>
-                    <w:jc w:val="center"/>
-                  </w:pPr>
-                  <w:r>
-                    <w:t xml:space="preserve">4625</w:t>
+                    <w:t xml:space="preserve">242</w:t>
+                  </w:r>
+                </w:p>
+              </w:tc>
+              <w:tc>
+                <w:tcPr/>
+                <w:p>
+                  <w:pPr>
+                    <w:pStyle w:val="Compact"/>
+                    <w:jc w:val="right"/>
+                    <w:jc w:val="center"/>
+                  </w:pPr>
+                  <w:r>
+                    <w:t xml:space="preserve">666</w:t>
                   </w:r>
                 </w:p>
               </w:tc>
@@ -3383,59 +3383,59 @@
                     <w:jc w:val="center"/>
                   </w:pPr>
                   <w:r>
-                    <w:t xml:space="preserve">09375130</w:t>
-                  </w:r>
-                </w:p>
-              </w:tc>
-              <w:tc>
-                <w:tcPr/>
-                <w:p>
-                  <w:pPr>
-                    <w:pStyle w:val="Compact"/>
-                    <w:jc w:val="left"/>
-                    <w:jc w:val="center"/>
-                  </w:pPr>
-                  <w:r>
-                    <w:t xml:space="preserve">Donaustauf, M</w:t>
-                  </w:r>
-                </w:p>
-              </w:tc>
-              <w:tc>
-                <w:tcPr/>
-                <w:p>
-                  <w:pPr>
-                    <w:pStyle w:val="Compact"/>
-                    <w:jc w:val="left"/>
-                    <w:jc w:val="center"/>
-                  </w:pPr>
-                  <w:r>
-                    <w:t xml:space="preserve">Markt</w:t>
-                  </w:r>
-                </w:p>
-              </w:tc>
-              <w:tc>
-                <w:tcPr/>
-                <w:p>
-                  <w:pPr>
-                    <w:pStyle w:val="Compact"/>
-                    <w:jc w:val="right"/>
-                    <w:jc w:val="center"/>
-                  </w:pPr>
-                  <w:r>
-                    <w:t xml:space="preserve">4357</w:t>
-                  </w:r>
-                </w:p>
-              </w:tc>
-              <w:tc>
-                <w:tcPr/>
-                <w:p>
-                  <w:pPr>
-                    <w:pStyle w:val="Compact"/>
-                    <w:jc w:val="right"/>
-                    <w:jc w:val="center"/>
-                  </w:pPr>
-                  <w:r>
-                    <w:t xml:space="preserve">972</w:t>
+                    <w:t xml:space="preserve">14523160</w:t>
+                  </w:r>
+                </w:p>
+              </w:tc>
+              <w:tc>
+                <w:tcPr/>
+                <w:p>
+                  <w:pPr>
+                    <w:pStyle w:val="Compact"/>
+                    <w:jc w:val="left"/>
+                    <w:jc w:val="center"/>
+                  </w:pPr>
+                  <w:r>
+                    <w:t xml:space="preserve">Klingenthal, Stadt</w:t>
+                  </w:r>
+                </w:p>
+              </w:tc>
+              <w:tc>
+                <w:tcPr/>
+                <w:p>
+                  <w:pPr>
+                    <w:pStyle w:val="Compact"/>
+                    <w:jc w:val="left"/>
+                    <w:jc w:val="center"/>
+                  </w:pPr>
+                  <w:r>
+                    <w:t xml:space="preserve">Stadt</w:t>
+                  </w:r>
+                </w:p>
+              </w:tc>
+              <w:tc>
+                <w:tcPr/>
+                <w:p>
+                  <w:pPr>
+                    <w:pStyle w:val="Compact"/>
+                    <w:jc w:val="right"/>
+                    <w:jc w:val="center"/>
+                  </w:pPr>
+                  <w:r>
+                    <w:t xml:space="preserve">7764</w:t>
+                  </w:r>
+                </w:p>
+              </w:tc>
+              <w:tc>
+                <w:tcPr/>
+                <w:p>
+                  <w:pPr>
+                    <w:pStyle w:val="Compact"/>
+                    <w:jc w:val="right"/>
+                    <w:jc w:val="center"/>
+                  </w:pPr>
+                  <w:r>
+                    <w:t xml:space="preserve">5044</w:t>
                   </w:r>
                 </w:p>
               </w:tc>
@@ -3450,59 +3450,59 @@
                     <w:jc w:val="center"/>
                   </w:pPr>
                   <w:r>
-                    <w:t xml:space="preserve">09189154</w:t>
-                  </w:r>
-                </w:p>
-              </w:tc>
-              <w:tc>
-                <w:tcPr/>
-                <w:p>
-                  <w:pPr>
-                    <w:pStyle w:val="Compact"/>
-                    <w:jc w:val="left"/>
-                    <w:jc w:val="center"/>
-                  </w:pPr>
-                  <w:r>
-                    <w:t xml:space="preserve">Traunreut, St</w:t>
-                  </w:r>
-                </w:p>
-              </w:tc>
-              <w:tc>
-                <w:tcPr/>
-                <w:p>
-                  <w:pPr>
-                    <w:pStyle w:val="Compact"/>
-                    <w:jc w:val="left"/>
-                    <w:jc w:val="center"/>
-                  </w:pPr>
-                  <w:r>
-                    <w:t xml:space="preserve">Stadt</w:t>
-                  </w:r>
-                </w:p>
-              </w:tc>
-              <w:tc>
-                <w:tcPr/>
-                <w:p>
-                  <w:pPr>
-                    <w:pStyle w:val="Compact"/>
-                    <w:jc w:val="right"/>
-                    <w:jc w:val="center"/>
-                  </w:pPr>
-                  <w:r>
-                    <w:t xml:space="preserve">20379</w:t>
-                  </w:r>
-                </w:p>
-              </w:tc>
-              <w:tc>
-                <w:tcPr/>
-                <w:p>
-                  <w:pPr>
-                    <w:pStyle w:val="Compact"/>
-                    <w:jc w:val="right"/>
-                    <w:jc w:val="center"/>
-                  </w:pPr>
-                  <w:r>
-                    <w:t xml:space="preserve">4506</w:t>
+                    <w:t xml:space="preserve">07333031</w:t>
+                  </w:r>
+                </w:p>
+              </w:tc>
+              <w:tc>
+                <w:tcPr/>
+                <w:p>
+                  <w:pPr>
+                    <w:pStyle w:val="Compact"/>
+                    <w:jc w:val="left"/>
+                    <w:jc w:val="center"/>
+                  </w:pPr>
+                  <w:r>
+                    <w:t xml:space="preserve">Ilbesheim</w:t>
+                  </w:r>
+                </w:p>
+              </w:tc>
+              <w:tc>
+                <w:tcPr/>
+                <w:p>
+                  <w:pPr>
+                    <w:pStyle w:val="Compact"/>
+                    <w:jc w:val="left"/>
+                    <w:jc w:val="center"/>
+                  </w:pPr>
+                  <w:r>
+                    <w:t xml:space="preserve">Kreisangehörige Gemeinde</w:t>
+                  </w:r>
+                </w:p>
+              </w:tc>
+              <w:tc>
+                <w:tcPr/>
+                <w:p>
+                  <w:pPr>
+                    <w:pStyle w:val="Compact"/>
+                    <w:jc w:val="right"/>
+                    <w:jc w:val="center"/>
+                  </w:pPr>
+                  <w:r>
+                    <w:t xml:space="preserve">609</w:t>
+                  </w:r>
+                </w:p>
+              </w:tc>
+              <w:tc>
+                <w:tcPr/>
+                <w:p>
+                  <w:pPr>
+                    <w:pStyle w:val="Compact"/>
+                    <w:jc w:val="right"/>
+                    <w:jc w:val="center"/>
+                  </w:pPr>
+                  <w:r>
+                    <w:t xml:space="preserve">611</w:t>
                   </w:r>
                 </w:p>
               </w:tc>
@@ -3517,20 +3517,20 @@
                     <w:jc w:val="center"/>
                   </w:pPr>
                   <w:r>
-                    <w:t xml:space="preserve">16066049</w:t>
-                  </w:r>
-                </w:p>
-              </w:tc>
-              <w:tc>
-                <w:tcPr/>
-                <w:p>
-                  <w:pPr>
-                    <w:pStyle w:val="Compact"/>
-                    <w:jc w:val="left"/>
-                    <w:jc w:val="center"/>
-                  </w:pPr>
-                  <w:r>
-                    <w:t xml:space="preserve">Obermaßfeld-Grimmenthal</w:t>
+                    <w:t xml:space="preserve">05770044</w:t>
+                  </w:r>
+                </w:p>
+              </w:tc>
+              <w:tc>
+                <w:tcPr/>
+                <w:p>
+                  <w:pPr>
+                    <w:pStyle w:val="Compact"/>
+                    <w:jc w:val="left"/>
+                    <w:jc w:val="center"/>
+                  </w:pPr>
+                  <w:r>
+                    <w:t xml:space="preserve">Stemwede</w:t>
                   </w:r>
                 </w:p>
               </w:tc>
@@ -3556,20 +3556,20 @@
                     <w:jc w:val="center"/>
                   </w:pPr>
                   <w:r>
-                    <w:t xml:space="preserve">1179</w:t>
-                  </w:r>
-                </w:p>
-              </w:tc>
-              <w:tc>
-                <w:tcPr/>
-                <w:p>
-                  <w:pPr>
-                    <w:pStyle w:val="Compact"/>
-                    <w:jc w:val="right"/>
-                    <w:jc w:val="center"/>
-                  </w:pPr>
-                  <w:r>
-                    <w:t xml:space="preserve">559</w:t>
+                    <w:t xml:space="preserve">13311</w:t>
+                  </w:r>
+                </w:p>
+              </w:tc>
+              <w:tc>
+                <w:tcPr/>
+                <w:p>
+                  <w:pPr>
+                    <w:pStyle w:val="Compact"/>
+                    <w:jc w:val="right"/>
+                    <w:jc w:val="center"/>
+                  </w:pPr>
+                  <w:r>
+                    <w:t xml:space="preserve">16613</w:t>
                   </w:r>
                 </w:p>
               </w:tc>
@@ -3686,15 +3686,16 @@
               <w:tblLook w:firstRow="1" w:lastRow="0" w:firstColumn="0" w:lastColumn="0" w:noHBand="0" w:noVBand="0" w:val="0020"/>
             </w:tblPr>
             <w:tblGrid>
-              <w:gridCol w:w="1267"/>
-              <w:gridCol w:w="871"/>
-              <w:gridCol w:w="871"/>
-              <w:gridCol w:w="871"/>
-              <w:gridCol w:w="871"/>
-              <w:gridCol w:w="871"/>
-              <w:gridCol w:w="871"/>
-              <w:gridCol w:w="871"/>
-              <w:gridCol w:w="871"/>
+              <w:gridCol w:w="1108"/>
+              <w:gridCol w:w="792"/>
+              <w:gridCol w:w="792"/>
+              <w:gridCol w:w="792"/>
+              <w:gridCol w:w="792"/>
+              <w:gridCol w:w="792"/>
+              <w:gridCol w:w="792"/>
+              <w:gridCol w:w="792"/>
+              <w:gridCol w:w="792"/>
+              <w:gridCol w:w="792"/>
             </w:tblGrid>
             <w:tr>
               <w:trPr>
@@ -3761,7 +3762,33 @@
                     <w:jc w:val="center"/>
                   </w:pPr>
                   <w:r>
-                    <w:t xml:space="preserve">bevoelkerung</w:t>
+                    <w:t xml:space="preserve">bevoelkerung_all</w:t>
+                  </w:r>
+                </w:p>
+              </w:tc>
+              <w:tc>
+                <w:tcPr/>
+                <w:p>
+                  <w:pPr>
+                    <w:pStyle w:val="Compact"/>
+                    <w:jc w:val="right"/>
+                    <w:jc w:val="center"/>
+                  </w:pPr>
+                  <w:r>
+                    <w:t xml:space="preserve">bevoelkerung_major</w:t>
+                  </w:r>
+                </w:p>
+              </w:tc>
+              <w:tc>
+                <w:tcPr/>
+                <w:p>
+                  <w:pPr>
+                    <w:pStyle w:val="Compact"/>
+                    <w:jc w:val="right"/>
+                    <w:jc w:val="center"/>
+                  </w:pPr>
+                  <w:r>
+                    <w:t xml:space="preserve">exponierteGesamt_all</w:t>
                   </w:r>
                 </w:p>
               </w:tc>
@@ -3787,7 +3814,7 @@
                     <w:jc w:val="center"/>
                   </w:pPr>
                   <w:r>
-                    <w:t xml:space="preserve">exponierteGesamt_all</w:t>
+                    <w:t xml:space="preserve">AnzKartierteGemeinden_all</w:t>
                   </w:r>
                 </w:p>
               </w:tc>
@@ -3801,19 +3828,6 @@
                   </w:pPr>
                   <w:r>
                     <w:t xml:space="preserve">AnzKartierteGemeinden_major</w:t>
-                  </w:r>
-                </w:p>
-              </w:tc>
-              <w:tc>
-                <w:tcPr/>
-                <w:p>
-                  <w:pPr>
-                    <w:pStyle w:val="Compact"/>
-                    <w:jc w:val="right"/>
-                    <w:jc w:val="center"/>
-                  </w:pPr>
-                  <w:r>
-                    <w:t xml:space="preserve">AnzKartierteGemeinden_all</w:t>
                   </w:r>
                 </w:p>
               </w:tc>
@@ -3841,7 +3855,7 @@
                     <w:jc w:val="center"/>
                   </w:pPr>
                   <w:r>
-                    <w:t xml:space="preserve">03</w:t>
+                    <w:t xml:space="preserve">06</w:t>
                   </w:r>
                 </w:p>
               </w:tc>
@@ -3880,59 +3894,72 @@
                     <w:jc w:val="center"/>
                   </w:pPr>
                   <w:r>
-                    <w:t xml:space="preserve">5793607</w:t>
-                  </w:r>
-                </w:p>
-              </w:tc>
-              <w:tc>
-                <w:tcPr/>
-                <w:p>
-                  <w:pPr>
-                    <w:pStyle w:val="Compact"/>
-                    <w:jc w:val="right"/>
-                    <w:jc w:val="center"/>
-                  </w:pPr>
-                  <w:r>
-                    <w:t xml:space="preserve">815900</w:t>
-                  </w:r>
-                </w:p>
-              </w:tc>
-              <w:tc>
-                <w:tcPr/>
-                <w:p>
-                  <w:pPr>
-                    <w:pStyle w:val="Compact"/>
-                    <w:jc w:val="right"/>
-                    <w:jc w:val="center"/>
-                  </w:pPr>
-                  <w:r>
-                    <w:t xml:space="preserve">NA</w:t>
-                  </w:r>
-                </w:p>
-              </w:tc>
-              <w:tc>
-                <w:tcPr/>
-                <w:p>
-                  <w:pPr>
-                    <w:pStyle w:val="Compact"/>
-                    <w:jc w:val="right"/>
-                    <w:jc w:val="center"/>
-                  </w:pPr>
-                  <w:r>
-                    <w:t xml:space="preserve">542</w:t>
-                  </w:r>
-                </w:p>
-              </w:tc>
-              <w:tc>
-                <w:tcPr/>
-                <w:p>
-                  <w:pPr>
-                    <w:pStyle w:val="Compact"/>
-                    <w:jc w:val="right"/>
-                    <w:jc w:val="center"/>
-                  </w:pPr>
-                  <w:r>
-                    <w:t xml:space="preserve">NA</w:t>
+                    <w:t xml:space="preserve">1658130</w:t>
+                  </w:r>
+                </w:p>
+              </w:tc>
+              <w:tc>
+                <w:tcPr/>
+                <w:p>
+                  <w:pPr>
+                    <w:pStyle w:val="Compact"/>
+                    <w:jc w:val="right"/>
+                    <w:jc w:val="center"/>
+                  </w:pPr>
+                  <w:r>
+                    <w:t xml:space="preserve">4733230</w:t>
+                  </w:r>
+                </w:p>
+              </w:tc>
+              <w:tc>
+                <w:tcPr/>
+                <w:p>
+                  <w:pPr>
+                    <w:pStyle w:val="Compact"/>
+                    <w:jc w:val="right"/>
+                    <w:jc w:val="center"/>
+                  </w:pPr>
+                  <w:r>
+                    <w:t xml:space="preserve">688104</w:t>
+                  </w:r>
+                </w:p>
+              </w:tc>
+              <w:tc>
+                <w:tcPr/>
+                <w:p>
+                  <w:pPr>
+                    <w:pStyle w:val="Compact"/>
+                    <w:jc w:val="right"/>
+                    <w:jc w:val="center"/>
+                  </w:pPr>
+                  <w:r>
+                    <w:t xml:space="preserve">667358</w:t>
+                  </w:r>
+                </w:p>
+              </w:tc>
+              <w:tc>
+                <w:tcPr/>
+                <w:p>
+                  <w:pPr>
+                    <w:pStyle w:val="Compact"/>
+                    <w:jc w:val="right"/>
+                    <w:jc w:val="center"/>
+                  </w:pPr>
+                  <w:r>
+                    <w:t xml:space="preserve">6</w:t>
+                  </w:r>
+                </w:p>
+              </w:tc>
+              <w:tc>
+                <w:tcPr/>
+                <w:p>
+                  <w:pPr>
+                    <w:pStyle w:val="Compact"/>
+                    <w:jc w:val="right"/>
+                    <w:jc w:val="center"/>
+                  </w:pPr>
+                  <w:r>
+                    <w:t xml:space="preserve">419</w:t>
                   </w:r>
                 </w:p>
               </w:tc>
@@ -3960,7 +3987,7 @@
                     <w:jc w:val="center"/>
                   </w:pPr>
                   <w:r>
-                    <w:t xml:space="preserve">03</w:t>
+                    <w:t xml:space="preserve">06</w:t>
                   </w:r>
                 </w:p>
               </w:tc>
@@ -3999,59 +4026,72 @@
                     <w:jc w:val="center"/>
                   </w:pPr>
                   <w:r>
-                    <w:t xml:space="preserve">5793607</w:t>
-                  </w:r>
-                </w:p>
-              </w:tc>
-              <w:tc>
-                <w:tcPr/>
-                <w:p>
-                  <w:pPr>
-                    <w:pStyle w:val="Compact"/>
-                    <w:jc w:val="right"/>
-                    <w:jc w:val="center"/>
-                  </w:pPr>
-                  <w:r>
-                    <w:t xml:space="preserve">523700</w:t>
-                  </w:r>
-                </w:p>
-              </w:tc>
-              <w:tc>
-                <w:tcPr/>
-                <w:p>
-                  <w:pPr>
-                    <w:pStyle w:val="Compact"/>
-                    <w:jc w:val="right"/>
-                    <w:jc w:val="center"/>
-                  </w:pPr>
-                  <w:r>
-                    <w:t xml:space="preserve">NA</w:t>
-                  </w:r>
-                </w:p>
-              </w:tc>
-              <w:tc>
-                <w:tcPr/>
-                <w:p>
-                  <w:pPr>
-                    <w:pStyle w:val="Compact"/>
-                    <w:jc w:val="right"/>
-                    <w:jc w:val="center"/>
-                  </w:pPr>
-                  <w:r>
-                    <w:t xml:space="preserve">542</w:t>
-                  </w:r>
-                </w:p>
-              </w:tc>
-              <w:tc>
-                <w:tcPr/>
-                <w:p>
-                  <w:pPr>
-                    <w:pStyle w:val="Compact"/>
-                    <w:jc w:val="right"/>
-                    <w:jc w:val="center"/>
-                  </w:pPr>
-                  <w:r>
-                    <w:t xml:space="preserve">NA</w:t>
+                    <w:t xml:space="preserve">1658130</w:t>
+                  </w:r>
+                </w:p>
+              </w:tc>
+              <w:tc>
+                <w:tcPr/>
+                <w:p>
+                  <w:pPr>
+                    <w:pStyle w:val="Compact"/>
+                    <w:jc w:val="right"/>
+                    <w:jc w:val="center"/>
+                  </w:pPr>
+                  <w:r>
+                    <w:t xml:space="preserve">4733230</w:t>
+                  </w:r>
+                </w:p>
+              </w:tc>
+              <w:tc>
+                <w:tcPr/>
+                <w:p>
+                  <w:pPr>
+                    <w:pStyle w:val="Compact"/>
+                    <w:jc w:val="right"/>
+                    <w:jc w:val="center"/>
+                  </w:pPr>
+                  <w:r>
+                    <w:t xml:space="preserve">514053</w:t>
+                  </w:r>
+                </w:p>
+              </w:tc>
+              <w:tc>
+                <w:tcPr/>
+                <w:p>
+                  <w:pPr>
+                    <w:pStyle w:val="Compact"/>
+                    <w:jc w:val="right"/>
+                    <w:jc w:val="center"/>
+                  </w:pPr>
+                  <w:r>
+                    <w:t xml:space="preserve">434819</w:t>
+                  </w:r>
+                </w:p>
+              </w:tc>
+              <w:tc>
+                <w:tcPr/>
+                <w:p>
+                  <w:pPr>
+                    <w:pStyle w:val="Compact"/>
+                    <w:jc w:val="right"/>
+                    <w:jc w:val="center"/>
+                  </w:pPr>
+                  <w:r>
+                    <w:t xml:space="preserve">6</w:t>
+                  </w:r>
+                </w:p>
+              </w:tc>
+              <w:tc>
+                <w:tcPr/>
+                <w:p>
+                  <w:pPr>
+                    <w:pStyle w:val="Compact"/>
+                    <w:jc w:val="right"/>
+                    <w:jc w:val="center"/>
+                  </w:pPr>
+                  <w:r>
+                    <w:t xml:space="preserve">419</w:t>
                   </w:r>
                 </w:p>
               </w:tc>
@@ -4118,7 +4158,33 @@
                     <w:jc w:val="center"/>
                   </w:pPr>
                   <w:r>
-                    <w:t xml:space="preserve">2035799</w:t>
+                    <w:t xml:space="preserve">NA</w:t>
+                  </w:r>
+                </w:p>
+              </w:tc>
+              <w:tc>
+                <w:tcPr/>
+                <w:p>
+                  <w:pPr>
+                    <w:pStyle w:val="Compact"/>
+                    <w:jc w:val="right"/>
+                    <w:jc w:val="center"/>
+                  </w:pPr>
+                  <w:r>
+                    <w:t xml:space="preserve">2060291</w:t>
+                  </w:r>
+                </w:p>
+              </w:tc>
+              <w:tc>
+                <w:tcPr/>
+                <w:p>
+                  <w:pPr>
+                    <w:pStyle w:val="Compact"/>
+                    <w:jc w:val="right"/>
+                    <w:jc w:val="center"/>
+                  </w:pPr>
+                  <w:r>
+                    <w:t xml:space="preserve">NA</w:t>
                   </w:r>
                 </w:p>
               </w:tc>
@@ -4158,19 +4224,6 @@
                   </w:pPr>
                   <w:r>
                     <w:t xml:space="preserve">33</w:t>
-                  </w:r>
-                </w:p>
-              </w:tc>
-              <w:tc>
-                <w:tcPr/>
-                <w:p>
-                  <w:pPr>
-                    <w:pStyle w:val="Compact"/>
-                    <w:jc w:val="right"/>
-                    <w:jc w:val="center"/>
-                  </w:pPr>
-                  <w:r>
-                    <w:t xml:space="preserve">NA</w:t>
                   </w:r>
                 </w:p>
               </w:tc>
@@ -4237,7 +4290,33 @@
                     <w:jc w:val="center"/>
                   </w:pPr>
                   <w:r>
-                    <w:t xml:space="preserve">2035799</w:t>
+                    <w:t xml:space="preserve">NA</w:t>
+                  </w:r>
+                </w:p>
+              </w:tc>
+              <w:tc>
+                <w:tcPr/>
+                <w:p>
+                  <w:pPr>
+                    <w:pStyle w:val="Compact"/>
+                    <w:jc w:val="right"/>
+                    <w:jc w:val="center"/>
+                  </w:pPr>
+                  <w:r>
+                    <w:t xml:space="preserve">2060291</w:t>
+                  </w:r>
+                </w:p>
+              </w:tc>
+              <w:tc>
+                <w:tcPr/>
+                <w:p>
+                  <w:pPr>
+                    <w:pStyle w:val="Compact"/>
+                    <w:jc w:val="right"/>
+                    <w:jc w:val="center"/>
+                  </w:pPr>
+                  <w:r>
+                    <w:t xml:space="preserve">NA</w:t>
                   </w:r>
                 </w:p>
               </w:tc>
@@ -4277,19 +4356,6 @@
                   </w:pPr>
                   <w:r>
                     <w:t xml:space="preserve">33</w:t>
-                  </w:r>
-                </w:p>
-              </w:tc>
-              <w:tc>
-                <w:tcPr/>
-                <w:p>
-                  <w:pPr>
-                    <w:pStyle w:val="Compact"/>
-                    <w:jc w:val="right"/>
-                    <w:jc w:val="center"/>
-                  </w:pPr>
-                  <w:r>
-                    <w:t xml:space="preserve">NA</w:t>
                   </w:r>
                 </w:p>
               </w:tc>
@@ -4356,7 +4422,33 @@
                     <w:jc w:val="center"/>
                   </w:pPr>
                   <w:r>
-                    <w:t xml:space="preserve">1639832</w:t>
+                    <w:t xml:space="preserve">NA</w:t>
+                  </w:r>
+                </w:p>
+              </w:tc>
+              <w:tc>
+                <w:tcPr/>
+                <w:p>
+                  <w:pPr>
+                    <w:pStyle w:val="Compact"/>
+                    <w:jc w:val="right"/>
+                    <w:jc w:val="center"/>
+                  </w:pPr>
+                  <w:r>
+                    <w:t xml:space="preserve">1658130</w:t>
+                  </w:r>
+                </w:p>
+              </w:tc>
+              <w:tc>
+                <w:tcPr/>
+                <w:p>
+                  <w:pPr>
+                    <w:pStyle w:val="Compact"/>
+                    <w:jc w:val="right"/>
+                    <w:jc w:val="center"/>
+                  </w:pPr>
+                  <w:r>
+                    <w:t xml:space="preserve">NA</w:t>
                   </w:r>
                 </w:p>
               </w:tc>
@@ -4396,19 +4488,6 @@
                   </w:pPr>
                   <w:r>
                     <w:t xml:space="preserve">6</w:t>
-                  </w:r>
-                </w:p>
-              </w:tc>
-              <w:tc>
-                <w:tcPr/>
-                <w:p>
-                  <w:pPr>
-                    <w:pStyle w:val="Compact"/>
-                    <w:jc w:val="right"/>
-                    <w:jc w:val="center"/>
-                  </w:pPr>
-                  <w:r>
-                    <w:t xml:space="preserve">NA</w:t>
                   </w:r>
                 </w:p>
               </w:tc>
@@ -4475,7 +4554,33 @@
                     <w:jc w:val="center"/>
                   </w:pPr>
                   <w:r>
-                    <w:t xml:space="preserve">1639832</w:t>
+                    <w:t xml:space="preserve">NA</w:t>
+                  </w:r>
+                </w:p>
+              </w:tc>
+              <w:tc>
+                <w:tcPr/>
+                <w:p>
+                  <w:pPr>
+                    <w:pStyle w:val="Compact"/>
+                    <w:jc w:val="right"/>
+                    <w:jc w:val="center"/>
+                  </w:pPr>
+                  <w:r>
+                    <w:t xml:space="preserve">1658130</w:t>
+                  </w:r>
+                </w:p>
+              </w:tc>
+              <w:tc>
+                <w:tcPr/>
+                <w:p>
+                  <w:pPr>
+                    <w:pStyle w:val="Compact"/>
+                    <w:jc w:val="right"/>
+                    <w:jc w:val="center"/>
+                  </w:pPr>
+                  <w:r>
+                    <w:t xml:space="preserve">NA</w:t>
                   </w:r>
                 </w:p>
               </w:tc>
@@ -4515,19 +4620,6 @@
                   </w:pPr>
                   <w:r>
                     <w:t xml:space="preserve">6</w:t>
-                  </w:r>
-                </w:p>
-              </w:tc>
-              <w:tc>
-                <w:tcPr/>
-                <w:p>
-                  <w:pPr>
-                    <w:pStyle w:val="Compact"/>
-                    <w:jc w:val="right"/>
-                    <w:jc w:val="center"/>
-                  </w:pPr>
-                  <w:r>
-                    <w:t xml:space="preserve">NA</w:t>
                   </w:r>
                 </w:p>
               </w:tc>
@@ -4555,7 +4647,7 @@
                     <w:jc w:val="center"/>
                   </w:pPr>
                   <w:r>
-                    <w:t xml:space="preserve">06</w:t>
+                    <w:t xml:space="preserve">08</w:t>
                   </w:r>
                 </w:p>
               </w:tc>
@@ -4594,19 +4686,6 @@
                     <w:jc w:val="center"/>
                   </w:pPr>
                   <w:r>
-                    <w:t xml:space="preserve">1639832</w:t>
-                  </w:r>
-                </w:p>
-              </w:tc>
-              <w:tc>
-                <w:tcPr/>
-                <w:p>
-                  <w:pPr>
-                    <w:pStyle w:val="Compact"/>
-                    <w:jc w:val="right"/>
-                    <w:jc w:val="center"/>
-                  </w:pPr>
-                  <w:r>
                     <w:t xml:space="preserve">NA</w:t>
                   </w:r>
                 </w:p>
@@ -4620,7 +4699,7 @@
                     <w:jc w:val="center"/>
                   </w:pPr>
                   <w:r>
-                    <w:t xml:space="preserve">688104</w:t>
+                    <w:t xml:space="preserve">8248390</w:t>
                   </w:r>
                 </w:p>
               </w:tc>
@@ -4646,7 +4725,33 @@
                     <w:jc w:val="center"/>
                   </w:pPr>
                   <w:r>
-                    <w:t xml:space="preserve">6</w:t>
+                    <w:t xml:space="preserve">1426309</w:t>
+                  </w:r>
+                </w:p>
+              </w:tc>
+              <w:tc>
+                <w:tcPr/>
+                <w:p>
+                  <w:pPr>
+                    <w:pStyle w:val="Compact"/>
+                    <w:jc w:val="right"/>
+                    <w:jc w:val="center"/>
+                  </w:pPr>
+                  <w:r>
+                    <w:t xml:space="preserve">NA</w:t>
+                  </w:r>
+                </w:p>
+              </w:tc>
+              <w:tc>
+                <w:tcPr/>
+                <w:p>
+                  <w:pPr>
+                    <w:pStyle w:val="Compact"/>
+                    <w:jc w:val="right"/>
+                    <w:jc w:val="center"/>
+                  </w:pPr>
+                  <w:r>
+                    <w:t xml:space="preserve">779</w:t>
                   </w:r>
                 </w:p>
               </w:tc>
@@ -4674,7 +4779,7 @@
                     <w:jc w:val="center"/>
                   </w:pPr>
                   <w:r>
-                    <w:t xml:space="preserve">06</w:t>
+                    <w:t xml:space="preserve">08</w:t>
                   </w:r>
                 </w:p>
               </w:tc>
@@ -4700,7 +4805,7 @@
                     <w:jc w:val="center"/>
                   </w:pPr>
                   <w:r>
-                    <w:t xml:space="preserve">lden</w:t>
+                    <w:t xml:space="preserve">lnight</w:t>
                   </w:r>
                 </w:p>
               </w:tc>
@@ -4726,7 +4831,7 @@
                     <w:jc w:val="center"/>
                   </w:pPr>
                   <w:r>
-                    <w:t xml:space="preserve">667358</w:t>
+                    <w:t xml:space="preserve">8248390</w:t>
                   </w:r>
                 </w:p>
               </w:tc>
@@ -4752,7 +4857,7 @@
                     <w:jc w:val="center"/>
                   </w:pPr>
                   <w:r>
-                    <w:t xml:space="preserve">419</w:t>
+                    <w:t xml:space="preserve">842372</w:t>
                   </w:r>
                 </w:p>
               </w:tc>
@@ -4766,6 +4871,19 @@
                   </w:pPr>
                   <w:r>
                     <w:t xml:space="preserve">NA</w:t>
+                  </w:r>
+                </w:p>
+              </w:tc>
+              <w:tc>
+                <w:tcPr/>
+                <w:p>
+                  <w:pPr>
+                    <w:pStyle w:val="Compact"/>
+                    <w:jc w:val="right"/>
+                    <w:jc w:val="center"/>
+                  </w:pPr>
+                  <w:r>
+                    <w:t xml:space="preserve">779</w:t>
                   </w:r>
                 </w:p>
               </w:tc>
@@ -4793,46 +4911,33 @@
                     <w:jc w:val="center"/>
                   </w:pPr>
                   <w:r>
-                    <w:t xml:space="preserve">06</w:t>
-                  </w:r>
-                </w:p>
-              </w:tc>
-              <w:tc>
-                <w:tcPr/>
-                <w:p>
-                  <w:pPr>
-                    <w:pStyle w:val="Compact"/>
-                    <w:jc w:val="left"/>
-                    <w:jc w:val="center"/>
-                  </w:pPr>
-                  <w:r>
-                    <w:t xml:space="preserve">Straße</w:t>
-                  </w:r>
-                </w:p>
-              </w:tc>
-              <w:tc>
-                <w:tcPr/>
-                <w:p>
-                  <w:pPr>
-                    <w:pStyle w:val="Compact"/>
-                    <w:jc w:val="left"/>
-                    <w:jc w:val="center"/>
-                  </w:pPr>
-                  <w:r>
-                    <w:t xml:space="preserve">lnight</w:t>
-                  </w:r>
-                </w:p>
-              </w:tc>
-              <w:tc>
-                <w:tcPr/>
-                <w:p>
-                  <w:pPr>
-                    <w:pStyle w:val="Compact"/>
-                    <w:jc w:val="right"/>
-                    <w:jc w:val="center"/>
-                  </w:pPr>
-                  <w:r>
-                    <w:t xml:space="preserve">1639832</w:t>
+                    <w:t xml:space="preserve">08</w:t>
+                  </w:r>
+                </w:p>
+              </w:tc>
+              <w:tc>
+                <w:tcPr/>
+                <w:p>
+                  <w:pPr>
+                    <w:pStyle w:val="Compact"/>
+                    <w:jc w:val="left"/>
+                    <w:jc w:val="center"/>
+                  </w:pPr>
+                  <w:r>
+                    <w:t xml:space="preserve">Flug</w:t>
+                  </w:r>
+                </w:p>
+              </w:tc>
+              <w:tc>
+                <w:tcPr/>
+                <w:p>
+                  <w:pPr>
+                    <w:pStyle w:val="Compact"/>
+                    <w:jc w:val="left"/>
+                    <w:jc w:val="center"/>
+                  </w:pPr>
+                  <w:r>
+                    <w:t xml:space="preserve">lden</w:t>
                   </w:r>
                 </w:p>
               </w:tc>
@@ -4858,7 +4963,7 @@
                     <w:jc w:val="center"/>
                   </w:pPr>
                   <w:r>
-                    <w:t xml:space="preserve">514053</w:t>
+                    <w:t xml:space="preserve">902104</w:t>
                   </w:r>
                 </w:p>
               </w:tc>
@@ -4884,7 +4989,33 @@
                     <w:jc w:val="center"/>
                   </w:pPr>
                   <w:r>
-                    <w:t xml:space="preserve">6</w:t>
+                    <w:t xml:space="preserve">27187</w:t>
+                  </w:r>
+                </w:p>
+              </w:tc>
+              <w:tc>
+                <w:tcPr/>
+                <w:p>
+                  <w:pPr>
+                    <w:pStyle w:val="Compact"/>
+                    <w:jc w:val="right"/>
+                    <w:jc w:val="center"/>
+                  </w:pPr>
+                  <w:r>
+                    <w:t xml:space="preserve">NA</w:t>
+                  </w:r>
+                </w:p>
+              </w:tc>
+              <w:tc>
+                <w:tcPr/>
+                <w:p>
+                  <w:pPr>
+                    <w:pStyle w:val="Compact"/>
+                    <w:jc w:val="right"/>
+                    <w:jc w:val="center"/>
+                  </w:pPr>
+                  <w:r>
+                    <w:t xml:space="preserve">10</w:t>
                   </w:r>
                 </w:p>
               </w:tc>
@@ -4912,20 +5043,20 @@
                     <w:jc w:val="center"/>
                   </w:pPr>
                   <w:r>
-                    <w:t xml:space="preserve">06</w:t>
-                  </w:r>
-                </w:p>
-              </w:tc>
-              <w:tc>
-                <w:tcPr/>
-                <w:p>
-                  <w:pPr>
-                    <w:pStyle w:val="Compact"/>
-                    <w:jc w:val="left"/>
-                    <w:jc w:val="center"/>
-                  </w:pPr>
-                  <w:r>
-                    <w:t xml:space="preserve">Straße</w:t>
+                    <w:t xml:space="preserve">08</w:t>
+                  </w:r>
+                </w:p>
+              </w:tc>
+              <w:tc>
+                <w:tcPr/>
+                <w:p>
+                  <w:pPr>
+                    <w:pStyle w:val="Compact"/>
+                    <w:jc w:val="left"/>
+                    <w:jc w:val="center"/>
+                  </w:pPr>
+                  <w:r>
+                    <w:t xml:space="preserve">Flug</w:t>
                   </w:r>
                 </w:p>
               </w:tc>
@@ -4964,7 +5095,7 @@
                     <w:jc w:val="center"/>
                   </w:pPr>
                   <w:r>
-                    <w:t xml:space="preserve">434819</w:t>
+                    <w:t xml:space="preserve">902104</w:t>
                   </w:r>
                 </w:p>
               </w:tc>
@@ -4990,7 +5121,7 @@
                     <w:jc w:val="center"/>
                   </w:pPr>
                   <w:r>
-                    <w:t xml:space="preserve">419</w:t>
+                    <w:t xml:space="preserve">5398</w:t>
                   </w:r>
                 </w:p>
               </w:tc>
@@ -5004,6 +5135,19 @@
                   </w:pPr>
                   <w:r>
                     <w:t xml:space="preserve">NA</w:t>
+                  </w:r>
+                </w:p>
+              </w:tc>
+              <w:tc>
+                <w:tcPr/>
+                <w:p>
+                  <w:pPr>
+                    <w:pStyle w:val="Compact"/>
+                    <w:jc w:val="right"/>
+                    <w:jc w:val="center"/>
+                  </w:pPr>
+                  <w:r>
+                    <w:t xml:space="preserve">10</w:t>
                   </w:r>
                 </w:p>
               </w:tc>
@@ -5031,20 +5175,20 @@
                     <w:jc w:val="center"/>
                   </w:pPr>
                   <w:r>
-                    <w:t xml:space="preserve">08</w:t>
-                  </w:r>
-                </w:p>
-              </w:tc>
-              <w:tc>
-                <w:tcPr/>
-                <w:p>
-                  <w:pPr>
-                    <w:pStyle w:val="Compact"/>
-                    <w:jc w:val="left"/>
-                    <w:jc w:val="center"/>
-                  </w:pPr>
-                  <w:r>
-                    <w:t xml:space="preserve">Flug</w:t>
+                    <w:t xml:space="preserve">03</w:t>
+                  </w:r>
+                </w:p>
+              </w:tc>
+              <w:tc>
+                <w:tcPr/>
+                <w:p>
+                  <w:pPr>
+                    <w:pStyle w:val="Compact"/>
+                    <w:jc w:val="left"/>
+                    <w:jc w:val="center"/>
+                  </w:pPr>
+                  <w:r>
+                    <w:t xml:space="preserve">Straße</w:t>
                   </w:r>
                 </w:p>
               </w:tc>
@@ -5070,32 +5214,6 @@
                     <w:jc w:val="center"/>
                   </w:pPr>
                   <w:r>
-                    <w:t xml:space="preserve">883183</w:t>
-                  </w:r>
-                </w:p>
-              </w:tc>
-              <w:tc>
-                <w:tcPr/>
-                <w:p>
-                  <w:pPr>
-                    <w:pStyle w:val="Compact"/>
-                    <w:jc w:val="right"/>
-                    <w:jc w:val="center"/>
-                  </w:pPr>
-                  <w:r>
-                    <w:t xml:space="preserve">27187</w:t>
-                  </w:r>
-                </w:p>
-              </w:tc>
-              <w:tc>
-                <w:tcPr/>
-                <w:p>
-                  <w:pPr>
-                    <w:pStyle w:val="Compact"/>
-                    <w:jc w:val="right"/>
-                    <w:jc w:val="center"/>
-                  </w:pPr>
-                  <w:r>
                     <w:t xml:space="preserve">NA</w:t>
                   </w:r>
                 </w:p>
@@ -5109,7 +5227,7 @@
                     <w:jc w:val="center"/>
                   </w:pPr>
                   <w:r>
-                    <w:t xml:space="preserve">10</w:t>
+                    <w:t xml:space="preserve">5884908</w:t>
                   </w:r>
                 </w:p>
               </w:tc>
@@ -5123,6 +5241,45 @@
                   </w:pPr>
                   <w:r>
                     <w:t xml:space="preserve">NA</w:t>
+                  </w:r>
+                </w:p>
+              </w:tc>
+              <w:tc>
+                <w:tcPr/>
+                <w:p>
+                  <w:pPr>
+                    <w:pStyle w:val="Compact"/>
+                    <w:jc w:val="right"/>
+                    <w:jc w:val="center"/>
+                  </w:pPr>
+                  <w:r>
+                    <w:t xml:space="preserve">815900</w:t>
+                  </w:r>
+                </w:p>
+              </w:tc>
+              <w:tc>
+                <w:tcPr/>
+                <w:p>
+                  <w:pPr>
+                    <w:pStyle w:val="Compact"/>
+                    <w:jc w:val="right"/>
+                    <w:jc w:val="center"/>
+                  </w:pPr>
+                  <w:r>
+                    <w:t xml:space="preserve">NA</w:t>
+                  </w:r>
+                </w:p>
+              </w:tc>
+              <w:tc>
+                <w:tcPr/>
+                <w:p>
+                  <w:pPr>
+                    <w:pStyle w:val="Compact"/>
+                    <w:jc w:val="right"/>
+                    <w:jc w:val="center"/>
+                  </w:pPr>
+                  <w:r>
+                    <w:t xml:space="preserve">542</w:t>
                   </w:r>
                 </w:p>
               </w:tc>
@@ -5150,20 +5307,20 @@
                     <w:jc w:val="center"/>
                   </w:pPr>
                   <w:r>
-                    <w:t xml:space="preserve">08</w:t>
-                  </w:r>
-                </w:p>
-              </w:tc>
-              <w:tc>
-                <w:tcPr/>
-                <w:p>
-                  <w:pPr>
-                    <w:pStyle w:val="Compact"/>
-                    <w:jc w:val="left"/>
-                    <w:jc w:val="center"/>
-                  </w:pPr>
-                  <w:r>
-                    <w:t xml:space="preserve">Flug</w:t>
+                    <w:t xml:space="preserve">03</w:t>
+                  </w:r>
+                </w:p>
+              </w:tc>
+              <w:tc>
+                <w:tcPr/>
+                <w:p>
+                  <w:pPr>
+                    <w:pStyle w:val="Compact"/>
+                    <w:jc w:val="left"/>
+                    <w:jc w:val="center"/>
+                  </w:pPr>
+                  <w:r>
+                    <w:t xml:space="preserve">Straße</w:t>
                   </w:r>
                 </w:p>
               </w:tc>
@@ -5189,32 +5346,6 @@
                     <w:jc w:val="center"/>
                   </w:pPr>
                   <w:r>
-                    <w:t xml:space="preserve">883183</w:t>
-                  </w:r>
-                </w:p>
-              </w:tc>
-              <w:tc>
-                <w:tcPr/>
-                <w:p>
-                  <w:pPr>
-                    <w:pStyle w:val="Compact"/>
-                    <w:jc w:val="right"/>
-                    <w:jc w:val="center"/>
-                  </w:pPr>
-                  <w:r>
-                    <w:t xml:space="preserve">5398</w:t>
-                  </w:r>
-                </w:p>
-              </w:tc>
-              <w:tc>
-                <w:tcPr/>
-                <w:p>
-                  <w:pPr>
-                    <w:pStyle w:val="Compact"/>
-                    <w:jc w:val="right"/>
-                    <w:jc w:val="center"/>
-                  </w:pPr>
-                  <w:r>
                     <w:t xml:space="preserve">NA</w:t>
                   </w:r>
                 </w:p>
@@ -5228,7 +5359,7 @@
                     <w:jc w:val="center"/>
                   </w:pPr>
                   <w:r>
-                    <w:t xml:space="preserve">10</w:t>
+                    <w:t xml:space="preserve">5884908</w:t>
                   </w:r>
                 </w:p>
               </w:tc>
@@ -5242,6 +5373,45 @@
                   </w:pPr>
                   <w:r>
                     <w:t xml:space="preserve">NA</w:t>
+                  </w:r>
+                </w:p>
+              </w:tc>
+              <w:tc>
+                <w:tcPr/>
+                <w:p>
+                  <w:pPr>
+                    <w:pStyle w:val="Compact"/>
+                    <w:jc w:val="right"/>
+                    <w:jc w:val="center"/>
+                  </w:pPr>
+                  <w:r>
+                    <w:t xml:space="preserve">523700</w:t>
+                  </w:r>
+                </w:p>
+              </w:tc>
+              <w:tc>
+                <w:tcPr/>
+                <w:p>
+                  <w:pPr>
+                    <w:pStyle w:val="Compact"/>
+                    <w:jc w:val="right"/>
+                    <w:jc w:val="center"/>
+                  </w:pPr>
+                  <w:r>
+                    <w:t xml:space="preserve">NA</w:t>
+                  </w:r>
+                </w:p>
+              </w:tc>
+              <w:tc>
+                <w:tcPr/>
+                <w:p>
+                  <w:pPr>
+                    <w:pStyle w:val="Compact"/>
+                    <w:jc w:val="right"/>
+                    <w:jc w:val="center"/>
+                  </w:pPr>
+                  <w:r>
+                    <w:t xml:space="preserve">542</w:t>
                   </w:r>
                 </w:p>
               </w:tc>
@@ -5256,20 +5426,20 @@
                     <w:jc w:val="center"/>
                   </w:pPr>
                   <w:r>
-                    <w:t xml:space="preserve">Bundesland</w:t>
-                  </w:r>
-                </w:p>
-              </w:tc>
-              <w:tc>
-                <w:tcPr/>
-                <w:p>
-                  <w:pPr>
-                    <w:pStyle w:val="Compact"/>
-                    <w:jc w:val="left"/>
-                    <w:jc w:val="center"/>
-                  </w:pPr>
-                  <w:r>
-                    <w:t xml:space="preserve">08</w:t>
+                    <w:t xml:space="preserve">EEA</w:t>
+                  </w:r>
+                </w:p>
+              </w:tc>
+              <w:tc>
+                <w:tcPr/>
+                <w:p>
+                  <w:pPr>
+                    <w:pStyle w:val="Compact"/>
+                    <w:jc w:val="left"/>
+                    <w:jc w:val="center"/>
+                  </w:pPr>
+                  <w:r>
+                    <w:t xml:space="preserve">01</w:t>
                   </w:r>
                 </w:p>
               </w:tc>
@@ -5308,59 +5478,72 @@
                     <w:jc w:val="center"/>
                   </w:pPr>
                   <w:r>
-                    <w:t xml:space="preserve">8234745</w:t>
-                  </w:r>
-                </w:p>
-              </w:tc>
-              <w:tc>
-                <w:tcPr/>
-                <w:p>
-                  <w:pPr>
-                    <w:pStyle w:val="Compact"/>
-                    <w:jc w:val="right"/>
-                    <w:jc w:val="center"/>
-                  </w:pPr>
-                  <w:r>
-                    <w:t xml:space="preserve">1426309</w:t>
-                  </w:r>
-                </w:p>
-              </w:tc>
-              <w:tc>
-                <w:tcPr/>
-                <w:p>
-                  <w:pPr>
-                    <w:pStyle w:val="Compact"/>
-                    <w:jc w:val="right"/>
-                    <w:jc w:val="center"/>
-                  </w:pPr>
-                  <w:r>
-                    <w:t xml:space="preserve">NA</w:t>
-                  </w:r>
-                </w:p>
-              </w:tc>
-              <w:tc>
-                <w:tcPr/>
-                <w:p>
-                  <w:pPr>
-                    <w:pStyle w:val="Compact"/>
-                    <w:jc w:val="right"/>
-                    <w:jc w:val="center"/>
-                  </w:pPr>
-                  <w:r>
-                    <w:t xml:space="preserve">779</w:t>
-                  </w:r>
-                </w:p>
-              </w:tc>
-              <w:tc>
-                <w:tcPr/>
-                <w:p>
-                  <w:pPr>
-                    <w:pStyle w:val="Compact"/>
-                    <w:jc w:val="right"/>
-                    <w:jc w:val="center"/>
-                  </w:pPr>
-                  <w:r>
-                    <w:t xml:space="preserve">NA</w:t>
+                    <w:t xml:space="preserve">465812</w:t>
+                  </w:r>
+                </w:p>
+              </w:tc>
+              <w:tc>
+                <w:tcPr/>
+                <w:p>
+                  <w:pPr>
+                    <w:pStyle w:val="Compact"/>
+                    <w:jc w:val="right"/>
+                    <w:jc w:val="center"/>
+                  </w:pPr>
+                  <w:r>
+                    <w:t xml:space="preserve">465812</w:t>
+                  </w:r>
+                </w:p>
+              </w:tc>
+              <w:tc>
+                <w:tcPr/>
+                <w:p>
+                  <w:pPr>
+                    <w:pStyle w:val="Compact"/>
+                    <w:jc w:val="right"/>
+                    <w:jc w:val="center"/>
+                  </w:pPr>
+                  <w:r>
+                    <w:t xml:space="preserve">143300</w:t>
+                  </w:r>
+                </w:p>
+              </w:tc>
+              <w:tc>
+                <w:tcPr/>
+                <w:p>
+                  <w:pPr>
+                    <w:pStyle w:val="Compact"/>
+                    <w:jc w:val="right"/>
+                    <w:jc w:val="center"/>
+                  </w:pPr>
+                  <w:r>
+                    <w:t xml:space="preserve">72400</w:t>
+                  </w:r>
+                </w:p>
+              </w:tc>
+              <w:tc>
+                <w:tcPr/>
+                <w:p>
+                  <w:pPr>
+                    <w:pStyle w:val="Compact"/>
+                    <w:jc w:val="right"/>
+                    <w:jc w:val="center"/>
+                  </w:pPr>
+                  <w:r>
+                    <w:t xml:space="preserve">2</w:t>
+                  </w:r>
+                </w:p>
+              </w:tc>
+              <w:tc>
+                <w:tcPr/>
+                <w:p>
+                  <w:pPr>
+                    <w:pStyle w:val="Compact"/>
+                    <w:jc w:val="right"/>
+                    <w:jc w:val="center"/>
+                  </w:pPr>
+                  <w:r>
+                    <w:t xml:space="preserve">2</w:t>
                   </w:r>
                 </w:p>
               </w:tc>
@@ -5375,20 +5558,20 @@
                     <w:jc w:val="center"/>
                   </w:pPr>
                   <w:r>
-                    <w:t xml:space="preserve">Bundesland</w:t>
-                  </w:r>
-                </w:p>
-              </w:tc>
-              <w:tc>
-                <w:tcPr/>
-                <w:p>
-                  <w:pPr>
-                    <w:pStyle w:val="Compact"/>
-                    <w:jc w:val="left"/>
-                    <w:jc w:val="center"/>
-                  </w:pPr>
-                  <w:r>
-                    <w:t xml:space="preserve">08</w:t>
+                    <w:t xml:space="preserve">EEA</w:t>
+                  </w:r>
+                </w:p>
+              </w:tc>
+              <w:tc>
+                <w:tcPr/>
+                <w:p>
+                  <w:pPr>
+                    <w:pStyle w:val="Compact"/>
+                    <w:jc w:val="left"/>
+                    <w:jc w:val="center"/>
+                  </w:pPr>
+                  <w:r>
+                    <w:t xml:space="preserve">01</w:t>
                   </w:r>
                 </w:p>
               </w:tc>
@@ -5427,59 +5610,72 @@
                     <w:jc w:val="center"/>
                   </w:pPr>
                   <w:r>
-                    <w:t xml:space="preserve">8234745</w:t>
-                  </w:r>
-                </w:p>
-              </w:tc>
-              <w:tc>
-                <w:tcPr/>
-                <w:p>
-                  <w:pPr>
-                    <w:pStyle w:val="Compact"/>
-                    <w:jc w:val="right"/>
-                    <w:jc w:val="center"/>
-                  </w:pPr>
-                  <w:r>
-                    <w:t xml:space="preserve">842372</w:t>
-                  </w:r>
-                </w:p>
-              </w:tc>
-              <w:tc>
-                <w:tcPr/>
-                <w:p>
-                  <w:pPr>
-                    <w:pStyle w:val="Compact"/>
-                    <w:jc w:val="right"/>
-                    <w:jc w:val="center"/>
-                  </w:pPr>
-                  <w:r>
-                    <w:t xml:space="preserve">NA</w:t>
-                  </w:r>
-                </w:p>
-              </w:tc>
-              <w:tc>
-                <w:tcPr/>
-                <w:p>
-                  <w:pPr>
-                    <w:pStyle w:val="Compact"/>
-                    <w:jc w:val="right"/>
-                    <w:jc w:val="center"/>
-                  </w:pPr>
-                  <w:r>
-                    <w:t xml:space="preserve">779</w:t>
-                  </w:r>
-                </w:p>
-              </w:tc>
-              <w:tc>
-                <w:tcPr/>
-                <w:p>
-                  <w:pPr>
-                    <w:pStyle w:val="Compact"/>
-                    <w:jc w:val="right"/>
-                    <w:jc w:val="center"/>
-                  </w:pPr>
-                  <w:r>
-                    <w:t xml:space="preserve">NA</w:t>
+                    <w:t xml:space="preserve">465812</w:t>
+                  </w:r>
+                </w:p>
+              </w:tc>
+              <w:tc>
+                <w:tcPr/>
+                <w:p>
+                  <w:pPr>
+                    <w:pStyle w:val="Compact"/>
+                    <w:jc w:val="right"/>
+                    <w:jc w:val="center"/>
+                  </w:pPr>
+                  <w:r>
+                    <w:t xml:space="preserve">465812</w:t>
+                  </w:r>
+                </w:p>
+              </w:tc>
+              <w:tc>
+                <w:tcPr/>
+                <w:p>
+                  <w:pPr>
+                    <w:pStyle w:val="Compact"/>
+                    <w:jc w:val="right"/>
+                    <w:jc w:val="center"/>
+                  </w:pPr>
+                  <w:r>
+                    <w:t xml:space="preserve">97300</w:t>
+                  </w:r>
+                </w:p>
+              </w:tc>
+              <w:tc>
+                <w:tcPr/>
+                <w:p>
+                  <w:pPr>
+                    <w:pStyle w:val="Compact"/>
+                    <w:jc w:val="right"/>
+                    <w:jc w:val="center"/>
+                  </w:pPr>
+                  <w:r>
+                    <w:t xml:space="preserve">44700</w:t>
+                  </w:r>
+                </w:p>
+              </w:tc>
+              <w:tc>
+                <w:tcPr/>
+                <w:p>
+                  <w:pPr>
+                    <w:pStyle w:val="Compact"/>
+                    <w:jc w:val="right"/>
+                    <w:jc w:val="center"/>
+                  </w:pPr>
+                  <w:r>
+                    <w:t xml:space="preserve">2</w:t>
+                  </w:r>
+                </w:p>
+              </w:tc>
+              <w:tc>
+                <w:tcPr/>
+                <w:p>
+                  <w:pPr>
+                    <w:pStyle w:val="Compact"/>
+                    <w:jc w:val="right"/>
+                    <w:jc w:val="center"/>
+                  </w:pPr>
+                  <w:r>
+                    <w:t xml:space="preserve">2</w:t>
                   </w:r>
                 </w:p>
               </w:tc>
@@ -5546,7 +5742,20 @@
                     <w:jc w:val="center"/>
                   </w:pPr>
                   <w:r>
-                    <w:t xml:space="preserve">469557</w:t>
+                    <w:t xml:space="preserve">465812</w:t>
+                  </w:r>
+                </w:p>
+              </w:tc>
+              <w:tc>
+                <w:tcPr/>
+                <w:p>
+                  <w:pPr>
+                    <w:pStyle w:val="Compact"/>
+                    <w:jc w:val="right"/>
+                    <w:jc w:val="center"/>
+                  </w:pPr>
+                  <w:r>
+                    <w:t xml:space="preserve">465812</w:t>
                   </w:r>
                 </w:p>
               </w:tc>
@@ -5665,7 +5874,20 @@
                     <w:jc w:val="center"/>
                   </w:pPr>
                   <w:r>
-                    <w:t xml:space="preserve">469557</w:t>
+                    <w:t xml:space="preserve">465812</w:t>
+                  </w:r>
+                </w:p>
+              </w:tc>
+              <w:tc>
+                <w:tcPr/>
+                <w:p>
+                  <w:pPr>
+                    <w:pStyle w:val="Compact"/>
+                    <w:jc w:val="right"/>
+                    <w:jc w:val="center"/>
+                  </w:pPr>
+                  <w:r>
+                    <w:t xml:space="preserve">465812</w:t>
                   </w:r>
                 </w:p>
               </w:tc>
@@ -5784,7 +6006,33 @@
                     <w:jc w:val="center"/>
                   </w:pPr>
                   <w:r>
-                    <w:t xml:space="preserve">469557</w:t>
+                    <w:t xml:space="preserve">465812</w:t>
+                  </w:r>
+                </w:p>
+              </w:tc>
+              <w:tc>
+                <w:tcPr/>
+                <w:p>
+                  <w:pPr>
+                    <w:pStyle w:val="Compact"/>
+                    <w:jc w:val="right"/>
+                    <w:jc w:val="center"/>
+                  </w:pPr>
+                  <w:r>
+                    <w:t xml:space="preserve">465812</w:t>
+                  </w:r>
+                </w:p>
+              </w:tc>
+              <w:tc>
+                <w:tcPr/>
+                <w:p>
+                  <w:pPr>
+                    <w:pStyle w:val="Compact"/>
+                    <w:jc w:val="right"/>
+                    <w:jc w:val="center"/>
+                  </w:pPr>
+                  <w:r>
+                    <w:t xml:space="preserve">5500</w:t>
                   </w:r>
                 </w:p>
               </w:tc>
@@ -5798,19 +6046,6 @@
                   </w:pPr>
                   <w:r>
                     <w:t xml:space="preserve">4100</w:t>
-                  </w:r>
-                </w:p>
-              </w:tc>
-              <w:tc>
-                <w:tcPr/>
-                <w:p>
-                  <w:pPr>
-                    <w:pStyle w:val="Compact"/>
-                    <w:jc w:val="right"/>
-                    <w:jc w:val="center"/>
-                  </w:pPr>
-                  <w:r>
-                    <w:t xml:space="preserve">5500</w:t>
                   </w:r>
                 </w:p>
               </w:tc>
@@ -5903,7 +6138,33 @@
                     <w:jc w:val="center"/>
                   </w:pPr>
                   <w:r>
-                    <w:t xml:space="preserve">469557</w:t>
+                    <w:t xml:space="preserve">465812</w:t>
+                  </w:r>
+                </w:p>
+              </w:tc>
+              <w:tc>
+                <w:tcPr/>
+                <w:p>
+                  <w:pPr>
+                    <w:pStyle w:val="Compact"/>
+                    <w:jc w:val="right"/>
+                    <w:jc w:val="center"/>
+                  </w:pPr>
+                  <w:r>
+                    <w:t xml:space="preserve">465812</w:t>
+                  </w:r>
+                </w:p>
+              </w:tc>
+              <w:tc>
+                <w:tcPr/>
+                <w:p>
+                  <w:pPr>
+                    <w:pStyle w:val="Compact"/>
+                    <w:jc w:val="right"/>
+                    <w:jc w:val="center"/>
+                  </w:pPr>
+                  <w:r>
+                    <w:t xml:space="preserve">3500</w:t>
                   </w:r>
                 </w:p>
               </w:tc>
@@ -5917,19 +6178,6 @@
                   </w:pPr>
                   <w:r>
                     <w:t xml:space="preserve">3000</w:t>
-                  </w:r>
-                </w:p>
-              </w:tc>
-              <w:tc>
-                <w:tcPr/>
-                <w:p>
-                  <w:pPr>
-                    <w:pStyle w:val="Compact"/>
-                    <w:jc w:val="right"/>
-                    <w:jc w:val="center"/>
-                  </w:pPr>
-                  <w:r>
-                    <w:t xml:space="preserve">3500</w:t>
                   </w:r>
                 </w:p>
               </w:tc>
@@ -5983,7 +6231,7 @@
                     <w:jc w:val="center"/>
                   </w:pPr>
                   <w:r>
-                    <w:t xml:space="preserve">01</w:t>
+                    <w:t xml:space="preserve">02</w:t>
                   </w:r>
                 </w:p>
               </w:tc>
@@ -6022,59 +6270,72 @@
                     <w:jc w:val="center"/>
                   </w:pPr>
                   <w:r>
-                    <w:t xml:space="preserve">469557</w:t>
-                  </w:r>
-                </w:p>
-              </w:tc>
-              <w:tc>
-                <w:tcPr/>
-                <w:p>
-                  <w:pPr>
-                    <w:pStyle w:val="Compact"/>
-                    <w:jc w:val="right"/>
-                    <w:jc w:val="center"/>
-                  </w:pPr>
-                  <w:r>
-                    <w:t xml:space="preserve">72400</w:t>
-                  </w:r>
-                </w:p>
-              </w:tc>
-              <w:tc>
-                <w:tcPr/>
-                <w:p>
-                  <w:pPr>
-                    <w:pStyle w:val="Compact"/>
-                    <w:jc w:val="right"/>
-                    <w:jc w:val="center"/>
-                  </w:pPr>
-                  <w:r>
-                    <w:t xml:space="preserve">143300</w:t>
-                  </w:r>
-                </w:p>
-              </w:tc>
-              <w:tc>
-                <w:tcPr/>
-                <w:p>
-                  <w:pPr>
-                    <w:pStyle w:val="Compact"/>
-                    <w:jc w:val="right"/>
-                    <w:jc w:val="center"/>
-                  </w:pPr>
-                  <w:r>
-                    <w:t xml:space="preserve">2</w:t>
-                  </w:r>
-                </w:p>
-              </w:tc>
-              <w:tc>
-                <w:tcPr/>
-                <w:p>
-                  <w:pPr>
-                    <w:pStyle w:val="Compact"/>
-                    <w:jc w:val="right"/>
-                    <w:jc w:val="center"/>
-                  </w:pPr>
-                  <w:r>
-                    <w:t xml:space="preserve">2</w:t>
+                    <w:t xml:space="preserve">1892122</w:t>
+                  </w:r>
+                </w:p>
+              </w:tc>
+              <w:tc>
+                <w:tcPr/>
+                <w:p>
+                  <w:pPr>
+                    <w:pStyle w:val="Compact"/>
+                    <w:jc w:val="right"/>
+                    <w:jc w:val="center"/>
+                  </w:pPr>
+                  <w:r>
+                    <w:t xml:space="preserve">1892122</w:t>
+                  </w:r>
+                </w:p>
+              </w:tc>
+              <w:tc>
+                <w:tcPr/>
+                <w:p>
+                  <w:pPr>
+                    <w:pStyle w:val="Compact"/>
+                    <w:jc w:val="right"/>
+                    <w:jc w:val="center"/>
+                  </w:pPr>
+                  <w:r>
+                    <w:t xml:space="preserve">628900</w:t>
+                  </w:r>
+                </w:p>
+              </w:tc>
+              <w:tc>
+                <w:tcPr/>
+                <w:p>
+                  <w:pPr>
+                    <w:pStyle w:val="Compact"/>
+                    <w:jc w:val="right"/>
+                    <w:jc w:val="center"/>
+                  </w:pPr>
+                  <w:r>
+                    <w:t xml:space="preserve">449100</w:t>
+                  </w:r>
+                </w:p>
+              </w:tc>
+              <w:tc>
+                <w:tcPr/>
+                <w:p>
+                  <w:pPr>
+                    <w:pStyle w:val="Compact"/>
+                    <w:jc w:val="right"/>
+                    <w:jc w:val="center"/>
+                  </w:pPr>
+                  <w:r>
+                    <w:t xml:space="preserve">1</w:t>
+                  </w:r>
+                </w:p>
+              </w:tc>
+              <w:tc>
+                <w:tcPr/>
+                <w:p>
+                  <w:pPr>
+                    <w:pStyle w:val="Compact"/>
+                    <w:jc w:val="right"/>
+                    <w:jc w:val="center"/>
+                  </w:pPr>
+                  <w:r>
+                    <w:t xml:space="preserve">1</w:t>
                   </w:r>
                 </w:p>
               </w:tc>
@@ -6102,7 +6363,7 @@
                     <w:jc w:val="center"/>
                   </w:pPr>
                   <w:r>
-                    <w:t xml:space="preserve">01</w:t>
+                    <w:t xml:space="preserve">02</w:t>
                   </w:r>
                 </w:p>
               </w:tc>
@@ -6141,59 +6402,72 @@
                     <w:jc w:val="center"/>
                   </w:pPr>
                   <w:r>
-                    <w:t xml:space="preserve">469557</w:t>
-                  </w:r>
-                </w:p>
-              </w:tc>
-              <w:tc>
-                <w:tcPr/>
-                <w:p>
-                  <w:pPr>
-                    <w:pStyle w:val="Compact"/>
-                    <w:jc w:val="right"/>
-                    <w:jc w:val="center"/>
-                  </w:pPr>
-                  <w:r>
-                    <w:t xml:space="preserve">44700</w:t>
-                  </w:r>
-                </w:p>
-              </w:tc>
-              <w:tc>
-                <w:tcPr/>
-                <w:p>
-                  <w:pPr>
-                    <w:pStyle w:val="Compact"/>
-                    <w:jc w:val="right"/>
-                    <w:jc w:val="center"/>
-                  </w:pPr>
-                  <w:r>
-                    <w:t xml:space="preserve">97300</w:t>
-                  </w:r>
-                </w:p>
-              </w:tc>
-              <w:tc>
-                <w:tcPr/>
-                <w:p>
-                  <w:pPr>
-                    <w:pStyle w:val="Compact"/>
-                    <w:jc w:val="right"/>
-                    <w:jc w:val="center"/>
-                  </w:pPr>
-                  <w:r>
-                    <w:t xml:space="preserve">2</w:t>
-                  </w:r>
-                </w:p>
-              </w:tc>
-              <w:tc>
-                <w:tcPr/>
-                <w:p>
-                  <w:pPr>
-                    <w:pStyle w:val="Compact"/>
-                    <w:jc w:val="right"/>
-                    <w:jc w:val="center"/>
-                  </w:pPr>
-                  <w:r>
-                    <w:t xml:space="preserve">2</w:t>
+                    <w:t xml:space="preserve">1892122</w:t>
+                  </w:r>
+                </w:p>
+              </w:tc>
+              <w:tc>
+                <w:tcPr/>
+                <w:p>
+                  <w:pPr>
+                    <w:pStyle w:val="Compact"/>
+                    <w:jc w:val="right"/>
+                    <w:jc w:val="center"/>
+                  </w:pPr>
+                  <w:r>
+                    <w:t xml:space="preserve">1892122</w:t>
+                  </w:r>
+                </w:p>
+              </w:tc>
+              <w:tc>
+                <w:tcPr/>
+                <w:p>
+                  <w:pPr>
+                    <w:pStyle w:val="Compact"/>
+                    <w:jc w:val="right"/>
+                    <w:jc w:val="center"/>
+                  </w:pPr>
+                  <w:r>
+                    <w:t xml:space="preserve">448400</w:t>
+                  </w:r>
+                </w:p>
+              </w:tc>
+              <w:tc>
+                <w:tcPr/>
+                <w:p>
+                  <w:pPr>
+                    <w:pStyle w:val="Compact"/>
+                    <w:jc w:val="right"/>
+                    <w:jc w:val="center"/>
+                  </w:pPr>
+                  <w:r>
+                    <w:t xml:space="preserve">331700</w:t>
+                  </w:r>
+                </w:p>
+              </w:tc>
+              <w:tc>
+                <w:tcPr/>
+                <w:p>
+                  <w:pPr>
+                    <w:pStyle w:val="Compact"/>
+                    <w:jc w:val="right"/>
+                    <w:jc w:val="center"/>
+                  </w:pPr>
+                  <w:r>
+                    <w:t xml:space="preserve">1</w:t>
+                  </w:r>
+                </w:p>
+              </w:tc>
+              <w:tc>
+                <w:tcPr/>
+                <w:p>
+                  <w:pPr>
+                    <w:pStyle w:val="Compact"/>
+                    <w:jc w:val="right"/>
+                    <w:jc w:val="center"/>
+                  </w:pPr>
+                  <w:r>
+                    <w:t xml:space="preserve">1</w:t>
                   </w:r>
                 </w:p>
               </w:tc>
@@ -6260,7 +6534,20 @@
                     <w:jc w:val="center"/>
                   </w:pPr>
                   <w:r>
-                    <w:t xml:space="preserve">1862565</w:t>
+                    <w:t xml:space="preserve">1892122</w:t>
+                  </w:r>
+                </w:p>
+              </w:tc>
+              <w:tc>
+                <w:tcPr/>
+                <w:p>
+                  <w:pPr>
+                    <w:pStyle w:val="Compact"/>
+                    <w:jc w:val="right"/>
+                    <w:jc w:val="center"/>
+                  </w:pPr>
+                  <w:r>
+                    <w:t xml:space="preserve">1892122</w:t>
                   </w:r>
                 </w:p>
               </w:tc>
@@ -6379,7 +6666,20 @@
                     <w:jc w:val="center"/>
                   </w:pPr>
                   <w:r>
-                    <w:t xml:space="preserve">1862565</w:t>
+                    <w:t xml:space="preserve">1892122</w:t>
+                  </w:r>
+                </w:p>
+              </w:tc>
+              <w:tc>
+                <w:tcPr/>
+                <w:p>
+                  <w:pPr>
+                    <w:pStyle w:val="Compact"/>
+                    <w:jc w:val="right"/>
+                    <w:jc w:val="center"/>
+                  </w:pPr>
+                  <w:r>
+                    <w:t xml:space="preserve">1892122</w:t>
                   </w:r>
                 </w:p>
               </w:tc>
@@ -6498,7 +6798,33 @@
                     <w:jc w:val="center"/>
                   </w:pPr>
                   <w:r>
-                    <w:t xml:space="preserve">1862565</w:t>
+                    <w:t xml:space="preserve">1892122</w:t>
+                  </w:r>
+                </w:p>
+              </w:tc>
+              <w:tc>
+                <w:tcPr/>
+                <w:p>
+                  <w:pPr>
+                    <w:pStyle w:val="Compact"/>
+                    <w:jc w:val="right"/>
+                    <w:jc w:val="center"/>
+                  </w:pPr>
+                  <w:r>
+                    <w:t xml:space="preserve">1892122</w:t>
+                  </w:r>
+                </w:p>
+              </w:tc>
+              <w:tc>
+                <w:tcPr/>
+                <w:p>
+                  <w:pPr>
+                    <w:pStyle w:val="Compact"/>
+                    <w:jc w:val="right"/>
+                    <w:jc w:val="center"/>
+                  </w:pPr>
+                  <w:r>
+                    <w:t xml:space="preserve">117300</w:t>
                   </w:r>
                 </w:p>
               </w:tc>
@@ -6512,19 +6838,6 @@
                   </w:pPr>
                   <w:r>
                     <w:t xml:space="preserve">79700</w:t>
-                  </w:r>
-                </w:p>
-              </w:tc>
-              <w:tc>
-                <w:tcPr/>
-                <w:p>
-                  <w:pPr>
-                    <w:pStyle w:val="Compact"/>
-                    <w:jc w:val="right"/>
-                    <w:jc w:val="center"/>
-                  </w:pPr>
-                  <w:r>
-                    <w:t xml:space="preserve">117300</w:t>
                   </w:r>
                 </w:p>
               </w:tc>
@@ -6617,7 +6930,33 @@
                     <w:jc w:val="center"/>
                   </w:pPr>
                   <w:r>
-                    <w:t xml:space="preserve">1862565</w:t>
+                    <w:t xml:space="preserve">1892122</w:t>
+                  </w:r>
+                </w:p>
+              </w:tc>
+              <w:tc>
+                <w:tcPr/>
+                <w:p>
+                  <w:pPr>
+                    <w:pStyle w:val="Compact"/>
+                    <w:jc w:val="right"/>
+                    <w:jc w:val="center"/>
+                  </w:pPr>
+                  <w:r>
+                    <w:t xml:space="preserve">1892122</w:t>
+                  </w:r>
+                </w:p>
+              </w:tc>
+              <w:tc>
+                <w:tcPr/>
+                <w:p>
+                  <w:pPr>
+                    <w:pStyle w:val="Compact"/>
+                    <w:jc w:val="right"/>
+                    <w:jc w:val="center"/>
+                  </w:pPr>
+                  <w:r>
+                    <w:t xml:space="preserve">86300</w:t>
                   </w:r>
                 </w:p>
               </w:tc>
@@ -6631,19 +6970,6 @@
                   </w:pPr>
                   <w:r>
                     <w:t xml:space="preserve">58400</w:t>
-                  </w:r>
-                </w:p>
-              </w:tc>
-              <w:tc>
-                <w:tcPr/>
-                <w:p>
-                  <w:pPr>
-                    <w:pStyle w:val="Compact"/>
-                    <w:jc w:val="right"/>
-                    <w:jc w:val="center"/>
-                  </w:pPr>
-                  <w:r>
-                    <w:t xml:space="preserve">86300</w:t>
                   </w:r>
                 </w:p>
               </w:tc>
@@ -6697,7 +7023,7 @@
                     <w:jc w:val="center"/>
                   </w:pPr>
                   <w:r>
-                    <w:t xml:space="preserve">02</w:t>
+                    <w:t xml:space="preserve">03</w:t>
                   </w:r>
                 </w:p>
               </w:tc>
@@ -6736,59 +7062,72 @@
                     <w:jc w:val="center"/>
                   </w:pPr>
                   <w:r>
-                    <w:t xml:space="preserve">1862565</w:t>
-                  </w:r>
-                </w:p>
-              </w:tc>
-              <w:tc>
-                <w:tcPr/>
-                <w:p>
-                  <w:pPr>
-                    <w:pStyle w:val="Compact"/>
-                    <w:jc w:val="right"/>
-                    <w:jc w:val="center"/>
-                  </w:pPr>
-                  <w:r>
-                    <w:t xml:space="preserve">449100</w:t>
-                  </w:r>
-                </w:p>
-              </w:tc>
-              <w:tc>
-                <w:tcPr/>
-                <w:p>
-                  <w:pPr>
-                    <w:pStyle w:val="Compact"/>
-                    <w:jc w:val="right"/>
-                    <w:jc w:val="center"/>
-                  </w:pPr>
-                  <w:r>
-                    <w:t xml:space="preserve">628900</w:t>
-                  </w:r>
-                </w:p>
-              </w:tc>
-              <w:tc>
-                <w:tcPr/>
-                <w:p>
-                  <w:pPr>
-                    <w:pStyle w:val="Compact"/>
-                    <w:jc w:val="right"/>
-                    <w:jc w:val="center"/>
-                  </w:pPr>
-                  <w:r>
-                    <w:t xml:space="preserve">1</w:t>
-                  </w:r>
-                </w:p>
-              </w:tc>
-              <w:tc>
-                <w:tcPr/>
-                <w:p>
-                  <w:pPr>
-                    <w:pStyle w:val="Compact"/>
-                    <w:jc w:val="right"/>
-                    <w:jc w:val="center"/>
-                  </w:pPr>
-                  <w:r>
-                    <w:t xml:space="preserve">1</w:t>
+                    <w:t xml:space="preserve">1357849</w:t>
+                  </w:r>
+                </w:p>
+              </w:tc>
+              <w:tc>
+                <w:tcPr/>
+                <w:p>
+                  <w:pPr>
+                    <w:pStyle w:val="Compact"/>
+                    <w:jc w:val="right"/>
+                    <w:jc w:val="center"/>
+                  </w:pPr>
+                  <w:r>
+                    <w:t xml:space="preserve">1357849</w:t>
+                  </w:r>
+                </w:p>
+              </w:tc>
+              <w:tc>
+                <w:tcPr/>
+                <w:p>
+                  <w:pPr>
+                    <w:pStyle w:val="Compact"/>
+                    <w:jc w:val="right"/>
+                    <w:jc w:val="center"/>
+                  </w:pPr>
+                  <w:r>
+                    <w:t xml:space="preserve">519100</w:t>
+                  </w:r>
+                </w:p>
+              </w:tc>
+              <w:tc>
+                <w:tcPr/>
+                <w:p>
+                  <w:pPr>
+                    <w:pStyle w:val="Compact"/>
+                    <w:jc w:val="right"/>
+                    <w:jc w:val="center"/>
+                  </w:pPr>
+                  <w:r>
+                    <w:t xml:space="preserve">304400</w:t>
+                  </w:r>
+                </w:p>
+              </w:tc>
+              <w:tc>
+                <w:tcPr/>
+                <w:p>
+                  <w:pPr>
+                    <w:pStyle w:val="Compact"/>
+                    <w:jc w:val="right"/>
+                    <w:jc w:val="center"/>
+                  </w:pPr>
+                  <w:r>
+                    <w:t xml:space="preserve">6</w:t>
+                  </w:r>
+                </w:p>
+              </w:tc>
+              <w:tc>
+                <w:tcPr/>
+                <w:p>
+                  <w:pPr>
+                    <w:pStyle w:val="Compact"/>
+                    <w:jc w:val="right"/>
+                    <w:jc w:val="center"/>
+                  </w:pPr>
+                  <w:r>
+                    <w:t xml:space="preserve">6</w:t>
                   </w:r>
                 </w:p>
               </w:tc>
@@ -6816,7 +7155,7 @@
                     <w:jc w:val="center"/>
                   </w:pPr>
                   <w:r>
-                    <w:t xml:space="preserve">02</w:t>
+                    <w:t xml:space="preserve">03</w:t>
                   </w:r>
                 </w:p>
               </w:tc>
@@ -6855,59 +7194,72 @@
                     <w:jc w:val="center"/>
                   </w:pPr>
                   <w:r>
-                    <w:t xml:space="preserve">1862565</w:t>
-                  </w:r>
-                </w:p>
-              </w:tc>
-              <w:tc>
-                <w:tcPr/>
-                <w:p>
-                  <w:pPr>
-                    <w:pStyle w:val="Compact"/>
-                    <w:jc w:val="right"/>
-                    <w:jc w:val="center"/>
-                  </w:pPr>
-                  <w:r>
-                    <w:t xml:space="preserve">331700</w:t>
-                  </w:r>
-                </w:p>
-              </w:tc>
-              <w:tc>
-                <w:tcPr/>
-                <w:p>
-                  <w:pPr>
-                    <w:pStyle w:val="Compact"/>
-                    <w:jc w:val="right"/>
-                    <w:jc w:val="center"/>
-                  </w:pPr>
-                  <w:r>
-                    <w:t xml:space="preserve">448400</w:t>
-                  </w:r>
-                </w:p>
-              </w:tc>
-              <w:tc>
-                <w:tcPr/>
-                <w:p>
-                  <w:pPr>
-                    <w:pStyle w:val="Compact"/>
-                    <w:jc w:val="right"/>
-                    <w:jc w:val="center"/>
-                  </w:pPr>
-                  <w:r>
-                    <w:t xml:space="preserve">1</w:t>
-                  </w:r>
-                </w:p>
-              </w:tc>
-              <w:tc>
-                <w:tcPr/>
-                <w:p>
-                  <w:pPr>
-                    <w:pStyle w:val="Compact"/>
-                    <w:jc w:val="right"/>
-                    <w:jc w:val="center"/>
-                  </w:pPr>
-                  <w:r>
-                    <w:t xml:space="preserve">1</w:t>
+                    <w:t xml:space="preserve">1357849</w:t>
+                  </w:r>
+                </w:p>
+              </w:tc>
+              <w:tc>
+                <w:tcPr/>
+                <w:p>
+                  <w:pPr>
+                    <w:pStyle w:val="Compact"/>
+                    <w:jc w:val="right"/>
+                    <w:jc w:val="center"/>
+                  </w:pPr>
+                  <w:r>
+                    <w:t xml:space="preserve">1357849</w:t>
+                  </w:r>
+                </w:p>
+              </w:tc>
+              <w:tc>
+                <w:tcPr/>
+                <w:p>
+                  <w:pPr>
+                    <w:pStyle w:val="Compact"/>
+                    <w:jc w:val="right"/>
+                    <w:jc w:val="center"/>
+                  </w:pPr>
+                  <w:r>
+                    <w:t xml:space="preserve">328500</w:t>
+                  </w:r>
+                </w:p>
+              </w:tc>
+              <w:tc>
+                <w:tcPr/>
+                <w:p>
+                  <w:pPr>
+                    <w:pStyle w:val="Compact"/>
+                    <w:jc w:val="right"/>
+                    <w:jc w:val="center"/>
+                  </w:pPr>
+                  <w:r>
+                    <w:t xml:space="preserve">197000</w:t>
+                  </w:r>
+                </w:p>
+              </w:tc>
+              <w:tc>
+                <w:tcPr/>
+                <w:p>
+                  <w:pPr>
+                    <w:pStyle w:val="Compact"/>
+                    <w:jc w:val="right"/>
+                    <w:jc w:val="center"/>
+                  </w:pPr>
+                  <w:r>
+                    <w:t xml:space="preserve">6</w:t>
+                  </w:r>
+                </w:p>
+              </w:tc>
+              <w:tc>
+                <w:tcPr/>
+                <w:p>
+                  <w:pPr>
+                    <w:pStyle w:val="Compact"/>
+                    <w:jc w:val="right"/>
+                    <w:jc w:val="center"/>
+                  </w:pPr>
+                  <w:r>
+                    <w:t xml:space="preserve">6</w:t>
                   </w:r>
                 </w:p>
               </w:tc>
@@ -6974,7 +7326,20 @@
                     <w:jc w:val="center"/>
                   </w:pPr>
                   <w:r>
-                    <w:t xml:space="preserve">1343533</w:t>
+                    <w:t xml:space="preserve">1357849</w:t>
+                  </w:r>
+                </w:p>
+              </w:tc>
+              <w:tc>
+                <w:tcPr/>
+                <w:p>
+                  <w:pPr>
+                    <w:pStyle w:val="Compact"/>
+                    <w:jc w:val="right"/>
+                    <w:jc w:val="center"/>
+                  </w:pPr>
+                  <w:r>
+                    <w:t xml:space="preserve">1357849</w:t>
                   </w:r>
                 </w:p>
               </w:tc>
@@ -7093,7 +7458,20 @@
                     <w:jc w:val="center"/>
                   </w:pPr>
                   <w:r>
-                    <w:t xml:space="preserve">1343533</w:t>
+                    <w:t xml:space="preserve">1357849</w:t>
+                  </w:r>
+                </w:p>
+              </w:tc>
+              <w:tc>
+                <w:tcPr/>
+                <w:p>
+                  <w:pPr>
+                    <w:pStyle w:val="Compact"/>
+                    <w:jc w:val="right"/>
+                    <w:jc w:val="center"/>
+                  </w:pPr>
+                  <w:r>
+                    <w:t xml:space="preserve">1357849</w:t>
                   </w:r>
                 </w:p>
               </w:tc>
@@ -7212,7 +7590,33 @@
                     <w:jc w:val="center"/>
                   </w:pPr>
                   <w:r>
-                    <w:t xml:space="preserve">1343533</w:t>
+                    <w:t xml:space="preserve">1357849</w:t>
+                  </w:r>
+                </w:p>
+              </w:tc>
+              <w:tc>
+                <w:tcPr/>
+                <w:p>
+                  <w:pPr>
+                    <w:pStyle w:val="Compact"/>
+                    <w:jc w:val="right"/>
+                    <w:jc w:val="center"/>
+                  </w:pPr>
+                  <w:r>
+                    <w:t xml:space="preserve">1357849</w:t>
+                  </w:r>
+                </w:p>
+              </w:tc>
+              <w:tc>
+                <w:tcPr/>
+                <w:p>
+                  <w:pPr>
+                    <w:pStyle w:val="Compact"/>
+                    <w:jc w:val="right"/>
+                    <w:jc w:val="center"/>
+                  </w:pPr>
+                  <w:r>
+                    <w:t xml:space="preserve">114200</w:t>
                   </w:r>
                 </w:p>
               </w:tc>
@@ -7226,19 +7630,6 @@
                   </w:pPr>
                   <w:r>
                     <w:t xml:space="preserve">55400</w:t>
-                  </w:r>
-                </w:p>
-              </w:tc>
-              <w:tc>
-                <w:tcPr/>
-                <w:p>
-                  <w:pPr>
-                    <w:pStyle w:val="Compact"/>
-                    <w:jc w:val="right"/>
-                    <w:jc w:val="center"/>
-                  </w:pPr>
-                  <w:r>
-                    <w:t xml:space="preserve">114200</w:t>
                   </w:r>
                 </w:p>
               </w:tc>
@@ -7331,7 +7722,33 @@
                     <w:jc w:val="center"/>
                   </w:pPr>
                   <w:r>
-                    <w:t xml:space="preserve">1343533</w:t>
+                    <w:t xml:space="preserve">1357849</w:t>
+                  </w:r>
+                </w:p>
+              </w:tc>
+              <w:tc>
+                <w:tcPr/>
+                <w:p>
+                  <w:pPr>
+                    <w:pStyle w:val="Compact"/>
+                    <w:jc w:val="right"/>
+                    <w:jc w:val="center"/>
+                  </w:pPr>
+                  <w:r>
+                    <w:t xml:space="preserve">1357849</w:t>
+                  </w:r>
+                </w:p>
+              </w:tc>
+              <w:tc>
+                <w:tcPr/>
+                <w:p>
+                  <w:pPr>
+                    <w:pStyle w:val="Compact"/>
+                    <w:jc w:val="right"/>
+                    <w:jc w:val="center"/>
+                  </w:pPr>
+                  <w:r>
+                    <w:t xml:space="preserve">83700</w:t>
                   </w:r>
                 </w:p>
               </w:tc>
@@ -7345,19 +7762,6 @@
                   </w:pPr>
                   <w:r>
                     <w:t xml:space="preserve">43400</w:t>
-                  </w:r>
-                </w:p>
-              </w:tc>
-              <w:tc>
-                <w:tcPr/>
-                <w:p>
-                  <w:pPr>
-                    <w:pStyle w:val="Compact"/>
-                    <w:jc w:val="right"/>
-                    <w:jc w:val="center"/>
-                  </w:pPr>
-                  <w:r>
-                    <w:t xml:space="preserve">83700</w:t>
                   </w:r>
                 </w:p>
               </w:tc>
@@ -7411,7 +7815,7 @@
                     <w:jc w:val="center"/>
                   </w:pPr>
                   <w:r>
-                    <w:t xml:space="preserve">03</w:t>
+                    <w:t xml:space="preserve">04</w:t>
                   </w:r>
                 </w:p>
               </w:tc>
@@ -7450,59 +7854,72 @@
                     <w:jc w:val="center"/>
                   </w:pPr>
                   <w:r>
-                    <w:t xml:space="preserve">1343533</w:t>
-                  </w:r>
-                </w:p>
-              </w:tc>
-              <w:tc>
-                <w:tcPr/>
-                <w:p>
-                  <w:pPr>
-                    <w:pStyle w:val="Compact"/>
-                    <w:jc w:val="right"/>
-                    <w:jc w:val="center"/>
-                  </w:pPr>
-                  <w:r>
-                    <w:t xml:space="preserve">304400</w:t>
-                  </w:r>
-                </w:p>
-              </w:tc>
-              <w:tc>
-                <w:tcPr/>
-                <w:p>
-                  <w:pPr>
-                    <w:pStyle w:val="Compact"/>
-                    <w:jc w:val="right"/>
-                    <w:jc w:val="center"/>
-                  </w:pPr>
-                  <w:r>
-                    <w:t xml:space="preserve">519100</w:t>
-                  </w:r>
-                </w:p>
-              </w:tc>
-              <w:tc>
-                <w:tcPr/>
-                <w:p>
-                  <w:pPr>
-                    <w:pStyle w:val="Compact"/>
-                    <w:jc w:val="right"/>
-                    <w:jc w:val="center"/>
-                  </w:pPr>
-                  <w:r>
-                    <w:t xml:space="preserve">6</w:t>
-                  </w:r>
-                </w:p>
-              </w:tc>
-              <w:tc>
-                <w:tcPr/>
-                <w:p>
-                  <w:pPr>
-                    <w:pStyle w:val="Compact"/>
-                    <w:jc w:val="right"/>
-                    <w:jc w:val="center"/>
-                  </w:pPr>
-                  <w:r>
-                    <w:t xml:space="preserve">6</w:t>
+                    <w:t xml:space="preserve">684864</w:t>
+                  </w:r>
+                </w:p>
+              </w:tc>
+              <w:tc>
+                <w:tcPr/>
+                <w:p>
+                  <w:pPr>
+                    <w:pStyle w:val="Compact"/>
+                    <w:jc w:val="right"/>
+                    <w:jc w:val="center"/>
+                  </w:pPr>
+                  <w:r>
+                    <w:t xml:space="preserve">684864</w:t>
+                  </w:r>
+                </w:p>
+              </w:tc>
+              <w:tc>
+                <w:tcPr/>
+                <w:p>
+                  <w:pPr>
+                    <w:pStyle w:val="Compact"/>
+                    <w:jc w:val="right"/>
+                    <w:jc w:val="center"/>
+                  </w:pPr>
+                  <w:r>
+                    <w:t xml:space="preserve">356600</w:t>
+                  </w:r>
+                </w:p>
+              </w:tc>
+              <w:tc>
+                <w:tcPr/>
+                <w:p>
+                  <w:pPr>
+                    <w:pStyle w:val="Compact"/>
+                    <w:jc w:val="right"/>
+                    <w:jc w:val="center"/>
+                  </w:pPr>
+                  <w:r>
+                    <w:t xml:space="preserve">230300</w:t>
+                  </w:r>
+                </w:p>
+              </w:tc>
+              <w:tc>
+                <w:tcPr/>
+                <w:p>
+                  <w:pPr>
+                    <w:pStyle w:val="Compact"/>
+                    <w:jc w:val="right"/>
+                    <w:jc w:val="center"/>
+                  </w:pPr>
+                  <w:r>
+                    <w:t xml:space="preserve">2</w:t>
+                  </w:r>
+                </w:p>
+              </w:tc>
+              <w:tc>
+                <w:tcPr/>
+                <w:p>
+                  <w:pPr>
+                    <w:pStyle w:val="Compact"/>
+                    <w:jc w:val="right"/>
+                    <w:jc w:val="center"/>
+                  </w:pPr>
+                  <w:r>
+                    <w:t xml:space="preserve">2</w:t>
                   </w:r>
                 </w:p>
               </w:tc>
@@ -7530,7 +7947,7 @@
                     <w:jc w:val="center"/>
                   </w:pPr>
                   <w:r>
-                    <w:t xml:space="preserve">03</w:t>
+                    <w:t xml:space="preserve">04</w:t>
                   </w:r>
                 </w:p>
               </w:tc>
@@ -7569,59 +7986,72 @@
                     <w:jc w:val="center"/>
                   </w:pPr>
                   <w:r>
-                    <w:t xml:space="preserve">1343533</w:t>
-                  </w:r>
-                </w:p>
-              </w:tc>
-              <w:tc>
-                <w:tcPr/>
-                <w:p>
-                  <w:pPr>
-                    <w:pStyle w:val="Compact"/>
-                    <w:jc w:val="right"/>
-                    <w:jc w:val="center"/>
-                  </w:pPr>
-                  <w:r>
-                    <w:t xml:space="preserve">197000</w:t>
-                  </w:r>
-                </w:p>
-              </w:tc>
-              <w:tc>
-                <w:tcPr/>
-                <w:p>
-                  <w:pPr>
-                    <w:pStyle w:val="Compact"/>
-                    <w:jc w:val="right"/>
-                    <w:jc w:val="center"/>
-                  </w:pPr>
-                  <w:r>
-                    <w:t xml:space="preserve">328500</w:t>
-                  </w:r>
-                </w:p>
-              </w:tc>
-              <w:tc>
-                <w:tcPr/>
-                <w:p>
-                  <w:pPr>
-                    <w:pStyle w:val="Compact"/>
-                    <w:jc w:val="right"/>
-                    <w:jc w:val="center"/>
-                  </w:pPr>
-                  <w:r>
-                    <w:t xml:space="preserve">6</w:t>
-                  </w:r>
-                </w:p>
-              </w:tc>
-              <w:tc>
-                <w:tcPr/>
-                <w:p>
-                  <w:pPr>
-                    <w:pStyle w:val="Compact"/>
-                    <w:jc w:val="right"/>
-                    <w:jc w:val="center"/>
-                  </w:pPr>
-                  <w:r>
-                    <w:t xml:space="preserve">6</w:t>
+                    <w:t xml:space="preserve">684864</w:t>
+                  </w:r>
+                </w:p>
+              </w:tc>
+              <w:tc>
+                <w:tcPr/>
+                <w:p>
+                  <w:pPr>
+                    <w:pStyle w:val="Compact"/>
+                    <w:jc w:val="right"/>
+                    <w:jc w:val="center"/>
+                  </w:pPr>
+                  <w:r>
+                    <w:t xml:space="preserve">684864</w:t>
+                  </w:r>
+                </w:p>
+              </w:tc>
+              <w:tc>
+                <w:tcPr/>
+                <w:p>
+                  <w:pPr>
+                    <w:pStyle w:val="Compact"/>
+                    <w:jc w:val="right"/>
+                    <w:jc w:val="center"/>
+                  </w:pPr>
+                  <w:r>
+                    <w:t xml:space="preserve">263500</w:t>
+                  </w:r>
+                </w:p>
+              </w:tc>
+              <w:tc>
+                <w:tcPr/>
+                <w:p>
+                  <w:pPr>
+                    <w:pStyle w:val="Compact"/>
+                    <w:jc w:val="right"/>
+                    <w:jc w:val="center"/>
+                  </w:pPr>
+                  <w:r>
+                    <w:t xml:space="preserve">167000</w:t>
+                  </w:r>
+                </w:p>
+              </w:tc>
+              <w:tc>
+                <w:tcPr/>
+                <w:p>
+                  <w:pPr>
+                    <w:pStyle w:val="Compact"/>
+                    <w:jc w:val="right"/>
+                    <w:jc w:val="center"/>
+                  </w:pPr>
+                  <w:r>
+                    <w:t xml:space="preserve">2</w:t>
+                  </w:r>
+                </w:p>
+              </w:tc>
+              <w:tc>
+                <w:tcPr/>
+                <w:p>
+                  <w:pPr>
+                    <w:pStyle w:val="Compact"/>
+                    <w:jc w:val="right"/>
+                    <w:jc w:val="center"/>
+                  </w:pPr>
+                  <w:r>
+                    <w:t xml:space="preserve">2</w:t>
                   </w:r>
                 </w:p>
               </w:tc>
@@ -7688,7 +8118,33 @@
                     <w:jc w:val="center"/>
                   </w:pPr>
                   <w:r>
-                    <w:t xml:space="preserve">704881</w:t>
+                    <w:t xml:space="preserve">684864</w:t>
+                  </w:r>
+                </w:p>
+              </w:tc>
+              <w:tc>
+                <w:tcPr/>
+                <w:p>
+                  <w:pPr>
+                    <w:pStyle w:val="Compact"/>
+                    <w:jc w:val="right"/>
+                    <w:jc w:val="center"/>
+                  </w:pPr>
+                  <w:r>
+                    <w:t xml:space="preserve">684864</w:t>
+                  </w:r>
+                </w:p>
+              </w:tc>
+              <w:tc>
+                <w:tcPr/>
+                <w:p>
+                  <w:pPr>
+                    <w:pStyle w:val="Compact"/>
+                    <w:jc w:val="right"/>
+                    <w:jc w:val="center"/>
+                  </w:pPr>
+                  <w:r>
+                    <w:t xml:space="preserve">10700</w:t>
                   </w:r>
                 </w:p>
               </w:tc>
@@ -7702,19 +8158,6 @@
                   </w:pPr>
                   <w:r>
                     <w:t xml:space="preserve">0</w:t>
-                  </w:r>
-                </w:p>
-              </w:tc>
-              <w:tc>
-                <w:tcPr/>
-                <w:p>
-                  <w:pPr>
-                    <w:pStyle w:val="Compact"/>
-                    <w:jc w:val="right"/>
-                    <w:jc w:val="center"/>
-                  </w:pPr>
-                  <w:r>
-                    <w:t xml:space="preserve">10700</w:t>
                   </w:r>
                 </w:p>
               </w:tc>
@@ -7807,7 +8250,33 @@
                     <w:jc w:val="center"/>
                   </w:pPr>
                   <w:r>
-                    <w:t xml:space="preserve">704881</w:t>
+                    <w:t xml:space="preserve">684864</w:t>
+                  </w:r>
+                </w:p>
+              </w:tc>
+              <w:tc>
+                <w:tcPr/>
+                <w:p>
+                  <w:pPr>
+                    <w:pStyle w:val="Compact"/>
+                    <w:jc w:val="right"/>
+                    <w:jc w:val="center"/>
+                  </w:pPr>
+                  <w:r>
+                    <w:t xml:space="preserve">684864</w:t>
+                  </w:r>
+                </w:p>
+              </w:tc>
+              <w:tc>
+                <w:tcPr/>
+                <w:p>
+                  <w:pPr>
+                    <w:pStyle w:val="Compact"/>
+                    <w:jc w:val="right"/>
+                    <w:jc w:val="center"/>
+                  </w:pPr>
+                  <w:r>
+                    <w:t xml:space="preserve">100</w:t>
                   </w:r>
                 </w:p>
               </w:tc>
@@ -7821,19 +8290,6 @@
                   </w:pPr>
                   <w:r>
                     <w:t xml:space="preserve">0</w:t>
-                  </w:r>
-                </w:p>
-              </w:tc>
-              <w:tc>
-                <w:tcPr/>
-                <w:p>
-                  <w:pPr>
-                    <w:pStyle w:val="Compact"/>
-                    <w:jc w:val="right"/>
-                    <w:jc w:val="center"/>
-                  </w:pPr>
-                  <w:r>
-                    <w:t xml:space="preserve">100</w:t>
                   </w:r>
                 </w:p>
               </w:tc>
@@ -7926,7 +8382,33 @@
                     <w:jc w:val="center"/>
                   </w:pPr>
                   <w:r>
-                    <w:t xml:space="preserve">704881</w:t>
+                    <w:t xml:space="preserve">684864</w:t>
+                  </w:r>
+                </w:p>
+              </w:tc>
+              <w:tc>
+                <w:tcPr/>
+                <w:p>
+                  <w:pPr>
+                    <w:pStyle w:val="Compact"/>
+                    <w:jc w:val="right"/>
+                    <w:jc w:val="center"/>
+                  </w:pPr>
+                  <w:r>
+                    <w:t xml:space="preserve">684864</w:t>
+                  </w:r>
+                </w:p>
+              </w:tc>
+              <w:tc>
+                <w:tcPr/>
+                <w:p>
+                  <w:pPr>
+                    <w:pStyle w:val="Compact"/>
+                    <w:jc w:val="right"/>
+                    <w:jc w:val="center"/>
+                  </w:pPr>
+                  <w:r>
+                    <w:t xml:space="preserve">96800</w:t>
                   </w:r>
                 </w:p>
               </w:tc>
@@ -7940,19 +8422,6 @@
                   </w:pPr>
                   <w:r>
                     <w:t xml:space="preserve">45500</w:t>
-                  </w:r>
-                </w:p>
-              </w:tc>
-              <w:tc>
-                <w:tcPr/>
-                <w:p>
-                  <w:pPr>
-                    <w:pStyle w:val="Compact"/>
-                    <w:jc w:val="right"/>
-                    <w:jc w:val="center"/>
-                  </w:pPr>
-                  <w:r>
-                    <w:t xml:space="preserve">96800</w:t>
                   </w:r>
                 </w:p>
               </w:tc>
@@ -8045,7 +8514,33 @@
                     <w:jc w:val="center"/>
                   </w:pPr>
                   <w:r>
-                    <w:t xml:space="preserve">704881</w:t>
+                    <w:t xml:space="preserve">684864</w:t>
+                  </w:r>
+                </w:p>
+              </w:tc>
+              <w:tc>
+                <w:tcPr/>
+                <w:p>
+                  <w:pPr>
+                    <w:pStyle w:val="Compact"/>
+                    <w:jc w:val="right"/>
+                    <w:jc w:val="center"/>
+                  </w:pPr>
+                  <w:r>
+                    <w:t xml:space="preserve">684864</w:t>
+                  </w:r>
+                </w:p>
+              </w:tc>
+              <w:tc>
+                <w:tcPr/>
+                <w:p>
+                  <w:pPr>
+                    <w:pStyle w:val="Compact"/>
+                    <w:jc w:val="right"/>
+                    <w:jc w:val="center"/>
+                  </w:pPr>
+                  <w:r>
+                    <w:t xml:space="preserve">73000</w:t>
                   </w:r>
                 </w:p>
               </w:tc>
@@ -8059,19 +8554,6 @@
                   </w:pPr>
                   <w:r>
                     <w:t xml:space="preserve">33500</w:t>
-                  </w:r>
-                </w:p>
-              </w:tc>
-              <w:tc>
-                <w:tcPr/>
-                <w:p>
-                  <w:pPr>
-                    <w:pStyle w:val="Compact"/>
-                    <w:jc w:val="right"/>
-                    <w:jc w:val="center"/>
-                  </w:pPr>
-                  <w:r>
-                    <w:t xml:space="preserve">73000</w:t>
                   </w:r>
                 </w:p>
               </w:tc>
@@ -8125,7 +8607,7 @@
                     <w:jc w:val="center"/>
                   </w:pPr>
                   <w:r>
-                    <w:t xml:space="preserve">04</w:t>
+                    <w:t xml:space="preserve">05</w:t>
                   </w:r>
                 </w:p>
               </w:tc>
@@ -8164,59 +8646,72 @@
                     <w:jc w:val="center"/>
                   </w:pPr>
                   <w:r>
-                    <w:t xml:space="preserve">704881</w:t>
-                  </w:r>
-                </w:p>
-              </w:tc>
-              <w:tc>
-                <w:tcPr/>
-                <w:p>
-                  <w:pPr>
-                    <w:pStyle w:val="Compact"/>
-                    <w:jc w:val="right"/>
-                    <w:jc w:val="center"/>
-                  </w:pPr>
-                  <w:r>
-                    <w:t xml:space="preserve">230300</w:t>
-                  </w:r>
-                </w:p>
-              </w:tc>
-              <w:tc>
-                <w:tcPr/>
-                <w:p>
-                  <w:pPr>
-                    <w:pStyle w:val="Compact"/>
-                    <w:jc w:val="right"/>
-                    <w:jc w:val="center"/>
-                  </w:pPr>
-                  <w:r>
-                    <w:t xml:space="preserve">356600</w:t>
-                  </w:r>
-                </w:p>
-              </w:tc>
-              <w:tc>
-                <w:tcPr/>
-                <w:p>
-                  <w:pPr>
-                    <w:pStyle w:val="Compact"/>
-                    <w:jc w:val="right"/>
-                    <w:jc w:val="center"/>
-                  </w:pPr>
-                  <w:r>
-                    <w:t xml:space="preserve">2</w:t>
-                  </w:r>
-                </w:p>
-              </w:tc>
-              <w:tc>
-                <w:tcPr/>
-                <w:p>
-                  <w:pPr>
-                    <w:pStyle w:val="Compact"/>
-                    <w:jc w:val="right"/>
-                    <w:jc w:val="center"/>
-                  </w:pPr>
-                  <w:r>
-                    <w:t xml:space="preserve">2</w:t>
+                    <w:t xml:space="preserve">7897742</w:t>
+                  </w:r>
+                </w:p>
+              </w:tc>
+              <w:tc>
+                <w:tcPr/>
+                <w:p>
+                  <w:pPr>
+                    <w:pStyle w:val="Compact"/>
+                    <w:jc w:val="right"/>
+                    <w:jc w:val="center"/>
+                  </w:pPr>
+                  <w:r>
+                    <w:t xml:space="preserve">7897742</w:t>
+                  </w:r>
+                </w:p>
+              </w:tc>
+              <w:tc>
+                <w:tcPr/>
+                <w:p>
+                  <w:pPr>
+                    <w:pStyle w:val="Compact"/>
+                    <w:jc w:val="right"/>
+                    <w:jc w:val="center"/>
+                  </w:pPr>
+                  <w:r>
+                    <w:t xml:space="preserve">3885600</w:t>
+                  </w:r>
+                </w:p>
+              </w:tc>
+              <w:tc>
+                <w:tcPr/>
+                <w:p>
+                  <w:pPr>
+                    <w:pStyle w:val="Compact"/>
+                    <w:jc w:val="right"/>
+                    <w:jc w:val="center"/>
+                  </w:pPr>
+                  <w:r>
+                    <w:t xml:space="preserve">2183900</w:t>
+                  </w:r>
+                </w:p>
+              </w:tc>
+              <w:tc>
+                <w:tcPr/>
+                <w:p>
+                  <w:pPr>
+                    <w:pStyle w:val="Compact"/>
+                    <w:jc w:val="right"/>
+                    <w:jc w:val="center"/>
+                  </w:pPr>
+                  <w:r>
+                    <w:t xml:space="preserve">26</w:t>
+                  </w:r>
+                </w:p>
+              </w:tc>
+              <w:tc>
+                <w:tcPr/>
+                <w:p>
+                  <w:pPr>
+                    <w:pStyle w:val="Compact"/>
+                    <w:jc w:val="right"/>
+                    <w:jc w:val="center"/>
+                  </w:pPr>
+                  <w:r>
+                    <w:t xml:space="preserve">26</w:t>
                   </w:r>
                 </w:p>
               </w:tc>
@@ -8244,7 +8739,7 @@
                     <w:jc w:val="center"/>
                   </w:pPr>
                   <w:r>
-                    <w:t xml:space="preserve">04</w:t>
+                    <w:t xml:space="preserve">05</w:t>
                   </w:r>
                 </w:p>
               </w:tc>
@@ -8283,59 +8778,72 @@
                     <w:jc w:val="center"/>
                   </w:pPr>
                   <w:r>
-                    <w:t xml:space="preserve">704881</w:t>
-                  </w:r>
-                </w:p>
-              </w:tc>
-              <w:tc>
-                <w:tcPr/>
-                <w:p>
-                  <w:pPr>
-                    <w:pStyle w:val="Compact"/>
-                    <w:jc w:val="right"/>
-                    <w:jc w:val="center"/>
-                  </w:pPr>
-                  <w:r>
-                    <w:t xml:space="preserve">167000</w:t>
-                  </w:r>
-                </w:p>
-              </w:tc>
-              <w:tc>
-                <w:tcPr/>
-                <w:p>
-                  <w:pPr>
-                    <w:pStyle w:val="Compact"/>
-                    <w:jc w:val="right"/>
-                    <w:jc w:val="center"/>
-                  </w:pPr>
-                  <w:r>
-                    <w:t xml:space="preserve">263500</w:t>
-                  </w:r>
-                </w:p>
-              </w:tc>
-              <w:tc>
-                <w:tcPr/>
-                <w:p>
-                  <w:pPr>
-                    <w:pStyle w:val="Compact"/>
-                    <w:jc w:val="right"/>
-                    <w:jc w:val="center"/>
-                  </w:pPr>
-                  <w:r>
-                    <w:t xml:space="preserve">2</w:t>
-                  </w:r>
-                </w:p>
-              </w:tc>
-              <w:tc>
-                <w:tcPr/>
-                <w:p>
-                  <w:pPr>
-                    <w:pStyle w:val="Compact"/>
-                    <w:jc w:val="right"/>
-                    <w:jc w:val="center"/>
-                  </w:pPr>
-                  <w:r>
-                    <w:t xml:space="preserve">2</w:t>
+                    <w:t xml:space="preserve">7897742</w:t>
+                  </w:r>
+                </w:p>
+              </w:tc>
+              <w:tc>
+                <w:tcPr/>
+                <w:p>
+                  <w:pPr>
+                    <w:pStyle w:val="Compact"/>
+                    <w:jc w:val="right"/>
+                    <w:jc w:val="center"/>
+                  </w:pPr>
+                  <w:r>
+                    <w:t xml:space="preserve">7897742</w:t>
+                  </w:r>
+                </w:p>
+              </w:tc>
+              <w:tc>
+                <w:tcPr/>
+                <w:p>
+                  <w:pPr>
+                    <w:pStyle w:val="Compact"/>
+                    <w:jc w:val="right"/>
+                    <w:jc w:val="center"/>
+                  </w:pPr>
+                  <w:r>
+                    <w:t xml:space="preserve">2820700</w:t>
+                  </w:r>
+                </w:p>
+              </w:tc>
+              <w:tc>
+                <w:tcPr/>
+                <w:p>
+                  <w:pPr>
+                    <w:pStyle w:val="Compact"/>
+                    <w:jc w:val="right"/>
+                    <w:jc w:val="center"/>
+                  </w:pPr>
+                  <w:r>
+                    <w:t xml:space="preserve">1553900</w:t>
+                  </w:r>
+                </w:p>
+              </w:tc>
+              <w:tc>
+                <w:tcPr/>
+                <w:p>
+                  <w:pPr>
+                    <w:pStyle w:val="Compact"/>
+                    <w:jc w:val="right"/>
+                    <w:jc w:val="center"/>
+                  </w:pPr>
+                  <w:r>
+                    <w:t xml:space="preserve">26</w:t>
+                  </w:r>
+                </w:p>
+              </w:tc>
+              <w:tc>
+                <w:tcPr/>
+                <w:p>
+                  <w:pPr>
+                    <w:pStyle w:val="Compact"/>
+                    <w:jc w:val="right"/>
+                    <w:jc w:val="center"/>
+                  </w:pPr>
+                  <w:r>
+                    <w:t xml:space="preserve">26</w:t>
                   </w:r>
                 </w:p>
               </w:tc>
@@ -8402,7 +8910,33 @@
                     <w:jc w:val="center"/>
                   </w:pPr>
                   <w:r>
-                    <w:t xml:space="preserve">7815033</w:t>
+                    <w:t xml:space="preserve">7897742</w:t>
+                  </w:r>
+                </w:p>
+              </w:tc>
+              <w:tc>
+                <w:tcPr/>
+                <w:p>
+                  <w:pPr>
+                    <w:pStyle w:val="Compact"/>
+                    <w:jc w:val="right"/>
+                    <w:jc w:val="center"/>
+                  </w:pPr>
+                  <w:r>
+                    <w:t xml:space="preserve">7897742</w:t>
+                  </w:r>
+                </w:p>
+              </w:tc>
+              <w:tc>
+                <w:tcPr/>
+                <w:p>
+                  <w:pPr>
+                    <w:pStyle w:val="Compact"/>
+                    <w:jc w:val="right"/>
+                    <w:jc w:val="center"/>
+                  </w:pPr>
+                  <w:r>
+                    <w:t xml:space="preserve">147900</w:t>
                   </w:r>
                 </w:p>
               </w:tc>
@@ -8416,19 +8950,6 @@
                   </w:pPr>
                   <w:r>
                     <w:t xml:space="preserve">146600</w:t>
-                  </w:r>
-                </w:p>
-              </w:tc>
-              <w:tc>
-                <w:tcPr/>
-                <w:p>
-                  <w:pPr>
-                    <w:pStyle w:val="Compact"/>
-                    <w:jc w:val="right"/>
-                    <w:jc w:val="center"/>
-                  </w:pPr>
-                  <w:r>
-                    <w:t xml:space="preserve">147900</w:t>
                   </w:r>
                 </w:p>
               </w:tc>
@@ -8521,7 +9042,33 @@
                     <w:jc w:val="center"/>
                   </w:pPr>
                   <w:r>
-                    <w:t xml:space="preserve">7815033</w:t>
+                    <w:t xml:space="preserve">7897742</w:t>
+                  </w:r>
+                </w:p>
+              </w:tc>
+              <w:tc>
+                <w:tcPr/>
+                <w:p>
+                  <w:pPr>
+                    <w:pStyle w:val="Compact"/>
+                    <w:jc w:val="right"/>
+                    <w:jc w:val="center"/>
+                  </w:pPr>
+                  <w:r>
+                    <w:t xml:space="preserve">7897742</w:t>
+                  </w:r>
+                </w:p>
+              </w:tc>
+              <w:tc>
+                <w:tcPr/>
+                <w:p>
+                  <w:pPr>
+                    <w:pStyle w:val="Compact"/>
+                    <w:jc w:val="right"/>
+                    <w:jc w:val="center"/>
+                  </w:pPr>
+                  <w:r>
+                    <w:t xml:space="preserve">79700</w:t>
                   </w:r>
                 </w:p>
               </w:tc>
@@ -8535,19 +9082,6 @@
                   </w:pPr>
                   <w:r>
                     <w:t xml:space="preserve">79600</w:t>
-                  </w:r>
-                </w:p>
-              </w:tc>
-              <w:tc>
-                <w:tcPr/>
-                <w:p>
-                  <w:pPr>
-                    <w:pStyle w:val="Compact"/>
-                    <w:jc w:val="right"/>
-                    <w:jc w:val="center"/>
-                  </w:pPr>
-                  <w:r>
-                    <w:t xml:space="preserve">79700</w:t>
                   </w:r>
                 </w:p>
               </w:tc>
@@ -8640,7 +9174,33 @@
                     <w:jc w:val="center"/>
                   </w:pPr>
                   <w:r>
-                    <w:t xml:space="preserve">7815033</w:t>
+                    <w:t xml:space="preserve">7897742</w:t>
+                  </w:r>
+                </w:p>
+              </w:tc>
+              <w:tc>
+                <w:tcPr/>
+                <w:p>
+                  <w:pPr>
+                    <w:pStyle w:val="Compact"/>
+                    <w:jc w:val="right"/>
+                    <w:jc w:val="center"/>
+                  </w:pPr>
+                  <w:r>
+                    <w:t xml:space="preserve">7897742</w:t>
+                  </w:r>
+                </w:p>
+              </w:tc>
+              <w:tc>
+                <w:tcPr/>
+                <w:p>
+                  <w:pPr>
+                    <w:pStyle w:val="Compact"/>
+                    <w:jc w:val="right"/>
+                    <w:jc w:val="center"/>
+                  </w:pPr>
+                  <w:r>
+                    <w:t xml:space="preserve">752600</w:t>
                   </w:r>
                 </w:p>
               </w:tc>
@@ -8654,19 +9214,6 @@
                   </w:pPr>
                   <w:r>
                     <w:t xml:space="preserve">359800</w:t>
-                  </w:r>
-                </w:p>
-              </w:tc>
-              <w:tc>
-                <w:tcPr/>
-                <w:p>
-                  <w:pPr>
-                    <w:pStyle w:val="Compact"/>
-                    <w:jc w:val="right"/>
-                    <w:jc w:val="center"/>
-                  </w:pPr>
-                  <w:r>
-                    <w:t xml:space="preserve">752600</w:t>
                   </w:r>
                 </w:p>
               </w:tc>
@@ -8759,7 +9306,33 @@
                     <w:jc w:val="center"/>
                   </w:pPr>
                   <w:r>
-                    <w:t xml:space="preserve">7815033</w:t>
+                    <w:t xml:space="preserve">7897742</w:t>
+                  </w:r>
+                </w:p>
+              </w:tc>
+              <w:tc>
+                <w:tcPr/>
+                <w:p>
+                  <w:pPr>
+                    <w:pStyle w:val="Compact"/>
+                    <w:jc w:val="right"/>
+                    <w:jc w:val="center"/>
+                  </w:pPr>
+                  <w:r>
+                    <w:t xml:space="preserve">7897742</w:t>
+                  </w:r>
+                </w:p>
+              </w:tc>
+              <w:tc>
+                <w:tcPr/>
+                <w:p>
+                  <w:pPr>
+                    <w:pStyle w:val="Compact"/>
+                    <w:jc w:val="right"/>
+                    <w:jc w:val="center"/>
+                  </w:pPr>
+                  <w:r>
+                    <w:t xml:space="preserve">587500</w:t>
                   </w:r>
                 </w:p>
               </w:tc>
@@ -8773,19 +9346,6 @@
                   </w:pPr>
                   <w:r>
                     <w:t xml:space="preserve">277300</w:t>
-                  </w:r>
-                </w:p>
-              </w:tc>
-              <w:tc>
-                <w:tcPr/>
-                <w:p>
-                  <w:pPr>
-                    <w:pStyle w:val="Compact"/>
-                    <w:jc w:val="right"/>
-                    <w:jc w:val="center"/>
-                  </w:pPr>
-                  <w:r>
-                    <w:t xml:space="preserve">587500</w:t>
                   </w:r>
                 </w:p>
               </w:tc>
@@ -8839,7 +9399,7 @@
                     <w:jc w:val="center"/>
                   </w:pPr>
                   <w:r>
-                    <w:t xml:space="preserve">05</w:t>
+                    <w:t xml:space="preserve">06</w:t>
                   </w:r>
                 </w:p>
               </w:tc>
@@ -8878,59 +9438,72 @@
                     <w:jc w:val="center"/>
                   </w:pPr>
                   <w:r>
-                    <w:t xml:space="preserve">7815033</w:t>
-                  </w:r>
-                </w:p>
-              </w:tc>
-              <w:tc>
-                <w:tcPr/>
-                <w:p>
-                  <w:pPr>
-                    <w:pStyle w:val="Compact"/>
-                    <w:jc w:val="right"/>
-                    <w:jc w:val="center"/>
-                  </w:pPr>
-                  <w:r>
-                    <w:t xml:space="preserve">2183900</w:t>
-                  </w:r>
-                </w:p>
-              </w:tc>
-              <w:tc>
-                <w:tcPr/>
-                <w:p>
-                  <w:pPr>
-                    <w:pStyle w:val="Compact"/>
-                    <w:jc w:val="right"/>
-                    <w:jc w:val="center"/>
-                  </w:pPr>
-                  <w:r>
-                    <w:t xml:space="preserve">3885600</w:t>
-                  </w:r>
-                </w:p>
-              </w:tc>
-              <w:tc>
-                <w:tcPr/>
-                <w:p>
-                  <w:pPr>
-                    <w:pStyle w:val="Compact"/>
-                    <w:jc w:val="right"/>
-                    <w:jc w:val="center"/>
-                  </w:pPr>
-                  <w:r>
-                    <w:t xml:space="preserve">26</w:t>
-                  </w:r>
-                </w:p>
-              </w:tc>
-              <w:tc>
-                <w:tcPr/>
-                <w:p>
-                  <w:pPr>
-                    <w:pStyle w:val="Compact"/>
-                    <w:jc w:val="right"/>
-                    <w:jc w:val="center"/>
-                  </w:pPr>
-                  <w:r>
-                    <w:t xml:space="preserve">26</w:t>
+                    <w:t xml:space="preserve">1658130</w:t>
+                  </w:r>
+                </w:p>
+              </w:tc>
+              <w:tc>
+                <w:tcPr/>
+                <w:p>
+                  <w:pPr>
+                    <w:pStyle w:val="Compact"/>
+                    <w:jc w:val="right"/>
+                    <w:jc w:val="center"/>
+                  </w:pPr>
+                  <w:r>
+                    <w:t xml:space="preserve">1658130</w:t>
+                  </w:r>
+                </w:p>
+              </w:tc>
+              <w:tc>
+                <w:tcPr/>
+                <w:p>
+                  <w:pPr>
+                    <w:pStyle w:val="Compact"/>
+                    <w:jc w:val="right"/>
+                    <w:jc w:val="center"/>
+                  </w:pPr>
+                  <w:r>
+                    <w:t xml:space="preserve">687900</w:t>
+                  </w:r>
+                </w:p>
+              </w:tc>
+              <w:tc>
+                <w:tcPr/>
+                <w:p>
+                  <w:pPr>
+                    <w:pStyle w:val="Compact"/>
+                    <w:jc w:val="right"/>
+                    <w:jc w:val="center"/>
+                  </w:pPr>
+                  <w:r>
+                    <w:t xml:space="preserve">491000</w:t>
+                  </w:r>
+                </w:p>
+              </w:tc>
+              <w:tc>
+                <w:tcPr/>
+                <w:p>
+                  <w:pPr>
+                    <w:pStyle w:val="Compact"/>
+                    <w:jc w:val="right"/>
+                    <w:jc w:val="center"/>
+                  </w:pPr>
+                  <w:r>
+                    <w:t xml:space="preserve">6</w:t>
+                  </w:r>
+                </w:p>
+              </w:tc>
+              <w:tc>
+                <w:tcPr/>
+                <w:p>
+                  <w:pPr>
+                    <w:pStyle w:val="Compact"/>
+                    <w:jc w:val="right"/>
+                    <w:jc w:val="center"/>
+                  </w:pPr>
+                  <w:r>
+                    <w:t xml:space="preserve">6</w:t>
                   </w:r>
                 </w:p>
               </w:tc>
@@ -8958,7 +9531,7 @@
                     <w:jc w:val="center"/>
                   </w:pPr>
                   <w:r>
-                    <w:t xml:space="preserve">05</w:t>
+                    <w:t xml:space="preserve">06</w:t>
                   </w:r>
                 </w:p>
               </w:tc>
@@ -8997,59 +9570,72 @@
                     <w:jc w:val="center"/>
                   </w:pPr>
                   <w:r>
-                    <w:t xml:space="preserve">7815033</w:t>
-                  </w:r>
-                </w:p>
-              </w:tc>
-              <w:tc>
-                <w:tcPr/>
-                <w:p>
-                  <w:pPr>
-                    <w:pStyle w:val="Compact"/>
-                    <w:jc w:val="right"/>
-                    <w:jc w:val="center"/>
-                  </w:pPr>
-                  <w:r>
-                    <w:t xml:space="preserve">1553900</w:t>
-                  </w:r>
-                </w:p>
-              </w:tc>
-              <w:tc>
-                <w:tcPr/>
-                <w:p>
-                  <w:pPr>
-                    <w:pStyle w:val="Compact"/>
-                    <w:jc w:val="right"/>
-                    <w:jc w:val="center"/>
-                  </w:pPr>
-                  <w:r>
-                    <w:t xml:space="preserve">2820700</w:t>
-                  </w:r>
-                </w:p>
-              </w:tc>
-              <w:tc>
-                <w:tcPr/>
-                <w:p>
-                  <w:pPr>
-                    <w:pStyle w:val="Compact"/>
-                    <w:jc w:val="right"/>
-                    <w:jc w:val="center"/>
-                  </w:pPr>
-                  <w:r>
-                    <w:t xml:space="preserve">26</w:t>
-                  </w:r>
-                </w:p>
-              </w:tc>
-              <w:tc>
-                <w:tcPr/>
-                <w:p>
-                  <w:pPr>
-                    <w:pStyle w:val="Compact"/>
-                    <w:jc w:val="right"/>
-                    <w:jc w:val="center"/>
-                  </w:pPr>
-                  <w:r>
-                    <w:t xml:space="preserve">26</w:t>
+                    <w:t xml:space="preserve">1658130</w:t>
+                  </w:r>
+                </w:p>
+              </w:tc>
+              <w:tc>
+                <w:tcPr/>
+                <w:p>
+                  <w:pPr>
+                    <w:pStyle w:val="Compact"/>
+                    <w:jc w:val="right"/>
+                    <w:jc w:val="center"/>
+                  </w:pPr>
+                  <w:r>
+                    <w:t xml:space="preserve">1658130</w:t>
+                  </w:r>
+                </w:p>
+              </w:tc>
+              <w:tc>
+                <w:tcPr/>
+                <w:p>
+                  <w:pPr>
+                    <w:pStyle w:val="Compact"/>
+                    <w:jc w:val="right"/>
+                    <w:jc w:val="center"/>
+                  </w:pPr>
+                  <w:r>
+                    <w:t xml:space="preserve">514000</w:t>
+                  </w:r>
+                </w:p>
+              </w:tc>
+              <w:tc>
+                <w:tcPr/>
+                <w:p>
+                  <w:pPr>
+                    <w:pStyle w:val="Compact"/>
+                    <w:jc w:val="right"/>
+                    <w:jc w:val="center"/>
+                  </w:pPr>
+                  <w:r>
+                    <w:t xml:space="preserve">357100</w:t>
+                  </w:r>
+                </w:p>
+              </w:tc>
+              <w:tc>
+                <w:tcPr/>
+                <w:p>
+                  <w:pPr>
+                    <w:pStyle w:val="Compact"/>
+                    <w:jc w:val="right"/>
+                    <w:jc w:val="center"/>
+                  </w:pPr>
+                  <w:r>
+                    <w:t xml:space="preserve">6</w:t>
+                  </w:r>
+                </w:p>
+              </w:tc>
+              <w:tc>
+                <w:tcPr/>
+                <w:p>
+                  <w:pPr>
+                    <w:pStyle w:val="Compact"/>
+                    <w:jc w:val="right"/>
+                    <w:jc w:val="center"/>
+                  </w:pPr>
+                  <w:r>
+                    <w:t xml:space="preserve">6</w:t>
                   </w:r>
                 </w:p>
               </w:tc>
@@ -9116,7 +9702,20 @@
                     <w:jc w:val="center"/>
                   </w:pPr>
                   <w:r>
-                    <w:t xml:space="preserve">1639832</w:t>
+                    <w:t xml:space="preserve">1658130</w:t>
+                  </w:r>
+                </w:p>
+              </w:tc>
+              <w:tc>
+                <w:tcPr/>
+                <w:p>
+                  <w:pPr>
+                    <w:pStyle w:val="Compact"/>
+                    <w:jc w:val="right"/>
+                    <w:jc w:val="center"/>
+                  </w:pPr>
+                  <w:r>
+                    <w:t xml:space="preserve">1658130</w:t>
                   </w:r>
                 </w:p>
               </w:tc>
@@ -9235,7 +9834,20 @@
                     <w:jc w:val="center"/>
                   </w:pPr>
                   <w:r>
-                    <w:t xml:space="preserve">1639832</w:t>
+                    <w:t xml:space="preserve">1658130</w:t>
+                  </w:r>
+                </w:p>
+              </w:tc>
+              <w:tc>
+                <w:tcPr/>
+                <w:p>
+                  <w:pPr>
+                    <w:pStyle w:val="Compact"/>
+                    <w:jc w:val="right"/>
+                    <w:jc w:val="center"/>
+                  </w:pPr>
+                  <w:r>
+                    <w:t xml:space="preserve">1658130</w:t>
                   </w:r>
                 </w:p>
               </w:tc>
@@ -9354,7 +9966,33 @@
                     <w:jc w:val="center"/>
                   </w:pPr>
                   <w:r>
-                    <w:t xml:space="preserve">1639832</w:t>
+                    <w:t xml:space="preserve">1658130</w:t>
+                  </w:r>
+                </w:p>
+              </w:tc>
+              <w:tc>
+                <w:tcPr/>
+                <w:p>
+                  <w:pPr>
+                    <w:pStyle w:val="Compact"/>
+                    <w:jc w:val="right"/>
+                    <w:jc w:val="center"/>
+                  </w:pPr>
+                  <w:r>
+                    <w:t xml:space="preserve">1658130</w:t>
+                  </w:r>
+                </w:p>
+              </w:tc>
+              <w:tc>
+                <w:tcPr/>
+                <w:p>
+                  <w:pPr>
+                    <w:pStyle w:val="Compact"/>
+                    <w:jc w:val="right"/>
+                    <w:jc w:val="center"/>
+                  </w:pPr>
+                  <w:r>
+                    <w:t xml:space="preserve">164700</w:t>
                   </w:r>
                 </w:p>
               </w:tc>
@@ -9368,19 +10006,6 @@
                   </w:pPr>
                   <w:r>
                     <w:t xml:space="preserve">100200</w:t>
-                  </w:r>
-                </w:p>
-              </w:tc>
-              <w:tc>
-                <w:tcPr/>
-                <w:p>
-                  <w:pPr>
-                    <w:pStyle w:val="Compact"/>
-                    <w:jc w:val="right"/>
-                    <w:jc w:val="center"/>
-                  </w:pPr>
-                  <w:r>
-                    <w:t xml:space="preserve">164700</w:t>
                   </w:r>
                 </w:p>
               </w:tc>
@@ -9473,7 +10098,33 @@
                     <w:jc w:val="center"/>
                   </w:pPr>
                   <w:r>
-                    <w:t xml:space="preserve">1639832</w:t>
+                    <w:t xml:space="preserve">1658130</w:t>
+                  </w:r>
+                </w:p>
+              </w:tc>
+              <w:tc>
+                <w:tcPr/>
+                <w:p>
+                  <w:pPr>
+                    <w:pStyle w:val="Compact"/>
+                    <w:jc w:val="right"/>
+                    <w:jc w:val="center"/>
+                  </w:pPr>
+                  <w:r>
+                    <w:t xml:space="preserve">1658130</w:t>
+                  </w:r>
+                </w:p>
+              </w:tc>
+              <w:tc>
+                <w:tcPr/>
+                <w:p>
+                  <w:pPr>
+                    <w:pStyle w:val="Compact"/>
+                    <w:jc w:val="right"/>
+                    <w:jc w:val="center"/>
+                  </w:pPr>
+                  <w:r>
+                    <w:t xml:space="preserve">116800</w:t>
                   </w:r>
                 </w:p>
               </w:tc>
@@ -9487,19 +10138,6 @@
                   </w:pPr>
                   <w:r>
                     <w:t xml:space="preserve">79300</w:t>
-                  </w:r>
-                </w:p>
-              </w:tc>
-              <w:tc>
-                <w:tcPr/>
-                <w:p>
-                  <w:pPr>
-                    <w:pStyle w:val="Compact"/>
-                    <w:jc w:val="right"/>
-                    <w:jc w:val="center"/>
-                  </w:pPr>
-                  <w:r>
-                    <w:t xml:space="preserve">116800</w:t>
                   </w:r>
                 </w:p>
               </w:tc>
@@ -9553,7 +10191,7 @@
                     <w:jc w:val="center"/>
                   </w:pPr>
                   <w:r>
-                    <w:t xml:space="preserve">06</w:t>
+                    <w:t xml:space="preserve">07</w:t>
                   </w:r>
                 </w:p>
               </w:tc>
@@ -9592,59 +10230,72 @@
                     <w:jc w:val="center"/>
                   </w:pPr>
                   <w:r>
-                    <w:t xml:space="preserve">1639832</w:t>
-                  </w:r>
-                </w:p>
-              </w:tc>
-              <w:tc>
-                <w:tcPr/>
-                <w:p>
-                  <w:pPr>
-                    <w:pStyle w:val="Compact"/>
-                    <w:jc w:val="right"/>
-                    <w:jc w:val="center"/>
-                  </w:pPr>
-                  <w:r>
-                    <w:t xml:space="preserve">491000</w:t>
-                  </w:r>
-                </w:p>
-              </w:tc>
-              <w:tc>
-                <w:tcPr/>
-                <w:p>
-                  <w:pPr>
-                    <w:pStyle w:val="Compact"/>
-                    <w:jc w:val="right"/>
-                    <w:jc w:val="center"/>
-                  </w:pPr>
-                  <w:r>
-                    <w:t xml:space="preserve">687900</w:t>
-                  </w:r>
-                </w:p>
-              </w:tc>
-              <w:tc>
-                <w:tcPr/>
-                <w:p>
-                  <w:pPr>
-                    <w:pStyle w:val="Compact"/>
-                    <w:jc w:val="right"/>
-                    <w:jc w:val="center"/>
-                  </w:pPr>
-                  <w:r>
-                    <w:t xml:space="preserve">6</w:t>
-                  </w:r>
-                </w:p>
-              </w:tc>
-              <w:tc>
-                <w:tcPr/>
-                <w:p>
-                  <w:pPr>
-                    <w:pStyle w:val="Compact"/>
-                    <w:jc w:val="right"/>
-                    <w:jc w:val="center"/>
-                  </w:pPr>
-                  <w:r>
-                    <w:t xml:space="preserve">6</w:t>
+                    <w:t xml:space="preserve">510085</w:t>
+                  </w:r>
+                </w:p>
+              </w:tc>
+              <w:tc>
+                <w:tcPr/>
+                <w:p>
+                  <w:pPr>
+                    <w:pStyle w:val="Compact"/>
+                    <w:jc w:val="right"/>
+                    <w:jc w:val="center"/>
+                  </w:pPr>
+                  <w:r>
+                    <w:t xml:space="preserve">510085</w:t>
+                  </w:r>
+                </w:p>
+              </w:tc>
+              <w:tc>
+                <w:tcPr/>
+                <w:p>
+                  <w:pPr>
+                    <w:pStyle w:val="Compact"/>
+                    <w:jc w:val="right"/>
+                    <w:jc w:val="center"/>
+                  </w:pPr>
+                  <w:r>
+                    <w:t xml:space="preserve">231800</w:t>
+                  </w:r>
+                </w:p>
+              </w:tc>
+              <w:tc>
+                <w:tcPr/>
+                <w:p>
+                  <w:pPr>
+                    <w:pStyle w:val="Compact"/>
+                    <w:jc w:val="right"/>
+                    <w:jc w:val="center"/>
+                  </w:pPr>
+                  <w:r>
+                    <w:t xml:space="preserve">148900</w:t>
+                  </w:r>
+                </w:p>
+              </w:tc>
+              <w:tc>
+                <w:tcPr/>
+                <w:p>
+                  <w:pPr>
+                    <w:pStyle w:val="Compact"/>
+                    <w:jc w:val="right"/>
+                    <w:jc w:val="center"/>
+                  </w:pPr>
+                  <w:r>
+                    <w:t xml:space="preserve">3</w:t>
+                  </w:r>
+                </w:p>
+              </w:tc>
+              <w:tc>
+                <w:tcPr/>
+                <w:p>
+                  <w:pPr>
+                    <w:pStyle w:val="Compact"/>
+                    <w:jc w:val="right"/>
+                    <w:jc w:val="center"/>
+                  </w:pPr>
+                  <w:r>
+                    <w:t xml:space="preserve">3</w:t>
                   </w:r>
                 </w:p>
               </w:tc>
@@ -9672,7 +10323,7 @@
                     <w:jc w:val="center"/>
                   </w:pPr>
                   <w:r>
-                    <w:t xml:space="preserve">06</w:t>
+                    <w:t xml:space="preserve">07</w:t>
                   </w:r>
                 </w:p>
               </w:tc>
@@ -9711,59 +10362,72 @@
                     <w:jc w:val="center"/>
                   </w:pPr>
                   <w:r>
-                    <w:t xml:space="preserve">1639832</w:t>
-                  </w:r>
-                </w:p>
-              </w:tc>
-              <w:tc>
-                <w:tcPr/>
-                <w:p>
-                  <w:pPr>
-                    <w:pStyle w:val="Compact"/>
-                    <w:jc w:val="right"/>
-                    <w:jc w:val="center"/>
-                  </w:pPr>
-                  <w:r>
-                    <w:t xml:space="preserve">357100</w:t>
-                  </w:r>
-                </w:p>
-              </w:tc>
-              <w:tc>
-                <w:tcPr/>
-                <w:p>
-                  <w:pPr>
-                    <w:pStyle w:val="Compact"/>
-                    <w:jc w:val="right"/>
-                    <w:jc w:val="center"/>
-                  </w:pPr>
-                  <w:r>
-                    <w:t xml:space="preserve">514000</w:t>
-                  </w:r>
-                </w:p>
-              </w:tc>
-              <w:tc>
-                <w:tcPr/>
-                <w:p>
-                  <w:pPr>
-                    <w:pStyle w:val="Compact"/>
-                    <w:jc w:val="right"/>
-                    <w:jc w:val="center"/>
-                  </w:pPr>
-                  <w:r>
-                    <w:t xml:space="preserve">6</w:t>
-                  </w:r>
-                </w:p>
-              </w:tc>
-              <w:tc>
-                <w:tcPr/>
-                <w:p>
-                  <w:pPr>
-                    <w:pStyle w:val="Compact"/>
-                    <w:jc w:val="right"/>
-                    <w:jc w:val="center"/>
-                  </w:pPr>
-                  <w:r>
-                    <w:t xml:space="preserve">6</w:t>
+                    <w:t xml:space="preserve">510085</w:t>
+                  </w:r>
+                </w:p>
+              </w:tc>
+              <w:tc>
+                <w:tcPr/>
+                <w:p>
+                  <w:pPr>
+                    <w:pStyle w:val="Compact"/>
+                    <w:jc w:val="right"/>
+                    <w:jc w:val="center"/>
+                  </w:pPr>
+                  <w:r>
+                    <w:t xml:space="preserve">510085</w:t>
+                  </w:r>
+                </w:p>
+              </w:tc>
+              <w:tc>
+                <w:tcPr/>
+                <w:p>
+                  <w:pPr>
+                    <w:pStyle w:val="Compact"/>
+                    <w:jc w:val="right"/>
+                    <w:jc w:val="center"/>
+                  </w:pPr>
+                  <w:r>
+                    <w:t xml:space="preserve">169900</w:t>
+                  </w:r>
+                </w:p>
+              </w:tc>
+              <w:tc>
+                <w:tcPr/>
+                <w:p>
+                  <w:pPr>
+                    <w:pStyle w:val="Compact"/>
+                    <w:jc w:val="right"/>
+                    <w:jc w:val="center"/>
+                  </w:pPr>
+                  <w:r>
+                    <w:t xml:space="preserve">108200</w:t>
+                  </w:r>
+                </w:p>
+              </w:tc>
+              <w:tc>
+                <w:tcPr/>
+                <w:p>
+                  <w:pPr>
+                    <w:pStyle w:val="Compact"/>
+                    <w:jc w:val="right"/>
+                    <w:jc w:val="center"/>
+                  </w:pPr>
+                  <w:r>
+                    <w:t xml:space="preserve">3</w:t>
+                  </w:r>
+                </w:p>
+              </w:tc>
+              <w:tc>
+                <w:tcPr/>
+                <w:p>
+                  <w:pPr>
+                    <w:pStyle w:val="Compact"/>
+                    <w:jc w:val="right"/>
+                    <w:jc w:val="center"/>
+                  </w:pPr>
+                  <w:r>
+                    <w:t xml:space="preserve">3</w:t>
                   </w:r>
                 </w:p>
               </w:tc>
@@ -9830,7 +10494,33 @@
                     <w:jc w:val="center"/>
                   </w:pPr>
                   <w:r>
-                    <w:t xml:space="preserve">515284</w:t>
+                    <w:t xml:space="preserve">510085</w:t>
+                  </w:r>
+                </w:p>
+              </w:tc>
+              <w:tc>
+                <w:tcPr/>
+                <w:p>
+                  <w:pPr>
+                    <w:pStyle w:val="Compact"/>
+                    <w:jc w:val="right"/>
+                    <w:jc w:val="center"/>
+                  </w:pPr>
+                  <w:r>
+                    <w:t xml:space="preserve">510085</w:t>
+                  </w:r>
+                </w:p>
+              </w:tc>
+              <w:tc>
+                <w:tcPr/>
+                <w:p>
+                  <w:pPr>
+                    <w:pStyle w:val="Compact"/>
+                    <w:jc w:val="right"/>
+                    <w:jc w:val="center"/>
+                  </w:pPr>
+                  <w:r>
+                    <w:t xml:space="preserve">25900</w:t>
                   </w:r>
                 </w:p>
               </w:tc>
@@ -9844,19 +10534,6 @@
                   </w:pPr>
                   <w:r>
                     <w:t xml:space="preserve">25200</w:t>
-                  </w:r>
-                </w:p>
-              </w:tc>
-              <w:tc>
-                <w:tcPr/>
-                <w:p>
-                  <w:pPr>
-                    <w:pStyle w:val="Compact"/>
-                    <w:jc w:val="right"/>
-                    <w:jc w:val="center"/>
-                  </w:pPr>
-                  <w:r>
-                    <w:t xml:space="preserve">25900</w:t>
                   </w:r>
                 </w:p>
               </w:tc>
@@ -9949,7 +10626,20 @@
                     <w:jc w:val="center"/>
                   </w:pPr>
                   <w:r>
-                    <w:t xml:space="preserve">515284</w:t>
+                    <w:t xml:space="preserve">510085</w:t>
+                  </w:r>
+                </w:p>
+              </w:tc>
+              <w:tc>
+                <w:tcPr/>
+                <w:p>
+                  <w:pPr>
+                    <w:pStyle w:val="Compact"/>
+                    <w:jc w:val="right"/>
+                    <w:jc w:val="center"/>
+                  </w:pPr>
+                  <w:r>
+                    <w:t xml:space="preserve">510085</w:t>
                   </w:r>
                 </w:p>
               </w:tc>
@@ -10068,7 +10758,33 @@
                     <w:jc w:val="center"/>
                   </w:pPr>
                   <w:r>
-                    <w:t xml:space="preserve">515284</w:t>
+                    <w:t xml:space="preserve">510085</w:t>
+                  </w:r>
+                </w:p>
+              </w:tc>
+              <w:tc>
+                <w:tcPr/>
+                <w:p>
+                  <w:pPr>
+                    <w:pStyle w:val="Compact"/>
+                    <w:jc w:val="right"/>
+                    <w:jc w:val="center"/>
+                  </w:pPr>
+                  <w:r>
+                    <w:t xml:space="preserve">510085</w:t>
+                  </w:r>
+                </w:p>
+              </w:tc>
+              <w:tc>
+                <w:tcPr/>
+                <w:p>
+                  <w:pPr>
+                    <w:pStyle w:val="Compact"/>
+                    <w:jc w:val="right"/>
+                    <w:jc w:val="center"/>
+                  </w:pPr>
+                  <w:r>
+                    <w:t xml:space="preserve">58600</w:t>
                   </w:r>
                 </w:p>
               </w:tc>
@@ -10082,19 +10798,6 @@
                   </w:pPr>
                   <w:r>
                     <w:t xml:space="preserve">41600</w:t>
-                  </w:r>
-                </w:p>
-              </w:tc>
-              <w:tc>
-                <w:tcPr/>
-                <w:p>
-                  <w:pPr>
-                    <w:pStyle w:val="Compact"/>
-                    <w:jc w:val="right"/>
-                    <w:jc w:val="center"/>
-                  </w:pPr>
-                  <w:r>
-                    <w:t xml:space="preserve">58600</w:t>
                   </w:r>
                 </w:p>
               </w:tc>
@@ -10187,7 +10890,33 @@
                     <w:jc w:val="center"/>
                   </w:pPr>
                   <w:r>
-                    <w:t xml:space="preserve">515284</w:t>
+                    <w:t xml:space="preserve">510085</w:t>
+                  </w:r>
+                </w:p>
+              </w:tc>
+              <w:tc>
+                <w:tcPr/>
+                <w:p>
+                  <w:pPr>
+                    <w:pStyle w:val="Compact"/>
+                    <w:jc w:val="right"/>
+                    <w:jc w:val="center"/>
+                  </w:pPr>
+                  <w:r>
+                    <w:t xml:space="preserve">510085</w:t>
+                  </w:r>
+                </w:p>
+              </w:tc>
+              <w:tc>
+                <w:tcPr/>
+                <w:p>
+                  <w:pPr>
+                    <w:pStyle w:val="Compact"/>
+                    <w:jc w:val="right"/>
+                    <w:jc w:val="center"/>
+                  </w:pPr>
+                  <w:r>
+                    <w:t xml:space="preserve">44100</w:t>
                   </w:r>
                 </w:p>
               </w:tc>
@@ -10201,19 +10930,6 @@
                   </w:pPr>
                   <w:r>
                     <w:t xml:space="preserve">35300</w:t>
-                  </w:r>
-                </w:p>
-              </w:tc>
-              <w:tc>
-                <w:tcPr/>
-                <w:p>
-                  <w:pPr>
-                    <w:pStyle w:val="Compact"/>
-                    <w:jc w:val="right"/>
-                    <w:jc w:val="center"/>
-                  </w:pPr>
-                  <w:r>
-                    <w:t xml:space="preserve">44100</w:t>
                   </w:r>
                 </w:p>
               </w:tc>
@@ -10267,7 +10983,7 @@
                     <w:jc w:val="center"/>
                   </w:pPr>
                   <w:r>
-                    <w:t xml:space="preserve">07</w:t>
+                    <w:t xml:space="preserve">08</w:t>
                   </w:r>
                 </w:p>
               </w:tc>
@@ -10306,59 +11022,72 @@
                     <w:jc w:val="center"/>
                   </w:pPr>
                   <w:r>
-                    <w:t xml:space="preserve">515284</w:t>
-                  </w:r>
-                </w:p>
-              </w:tc>
-              <w:tc>
-                <w:tcPr/>
-                <w:p>
-                  <w:pPr>
-                    <w:pStyle w:val="Compact"/>
-                    <w:jc w:val="right"/>
-                    <w:jc w:val="center"/>
-                  </w:pPr>
-                  <w:r>
-                    <w:t xml:space="preserve">148900</w:t>
-                  </w:r>
-                </w:p>
-              </w:tc>
-              <w:tc>
-                <w:tcPr/>
-                <w:p>
-                  <w:pPr>
-                    <w:pStyle w:val="Compact"/>
-                    <w:jc w:val="right"/>
-                    <w:jc w:val="center"/>
-                  </w:pPr>
-                  <w:r>
-                    <w:t xml:space="preserve">231800</w:t>
-                  </w:r>
-                </w:p>
-              </w:tc>
-              <w:tc>
-                <w:tcPr/>
-                <w:p>
-                  <w:pPr>
-                    <w:pStyle w:val="Compact"/>
-                    <w:jc w:val="right"/>
-                    <w:jc w:val="center"/>
-                  </w:pPr>
-                  <w:r>
-                    <w:t xml:space="preserve">3</w:t>
-                  </w:r>
-                </w:p>
-              </w:tc>
-              <w:tc>
-                <w:tcPr/>
-                <w:p>
-                  <w:pPr>
-                    <w:pStyle w:val="Compact"/>
-                    <w:jc w:val="right"/>
-                    <w:jc w:val="center"/>
-                  </w:pPr>
-                  <w:r>
-                    <w:t xml:space="preserve">3</w:t>
+                    <w:t xml:space="preserve">2158197</w:t>
+                  </w:r>
+                </w:p>
+              </w:tc>
+              <w:tc>
+                <w:tcPr/>
+                <w:p>
+                  <w:pPr>
+                    <w:pStyle w:val="Compact"/>
+                    <w:jc w:val="right"/>
+                    <w:jc w:val="center"/>
+                  </w:pPr>
+                  <w:r>
+                    <w:t xml:space="preserve">2158197</w:t>
+                  </w:r>
+                </w:p>
+              </w:tc>
+              <w:tc>
+                <w:tcPr/>
+                <w:p>
+                  <w:pPr>
+                    <w:pStyle w:val="Compact"/>
+                    <w:jc w:val="right"/>
+                    <w:jc w:val="center"/>
+                  </w:pPr>
+                  <w:r>
+                    <w:t xml:space="preserve">732400</w:t>
+                  </w:r>
+                </w:p>
+              </w:tc>
+              <w:tc>
+                <w:tcPr/>
+                <w:p>
+                  <w:pPr>
+                    <w:pStyle w:val="Compact"/>
+                    <w:jc w:val="right"/>
+                    <w:jc w:val="center"/>
+                  </w:pPr>
+                  <w:r>
+                    <w:t xml:space="preserve">374200</w:t>
+                  </w:r>
+                </w:p>
+              </w:tc>
+              <w:tc>
+                <w:tcPr/>
+                <w:p>
+                  <w:pPr>
+                    <w:pStyle w:val="Compact"/>
+                    <w:jc w:val="right"/>
+                    <w:jc w:val="center"/>
+                  </w:pPr>
+                  <w:r>
+                    <w:t xml:space="preserve">9</w:t>
+                  </w:r>
+                </w:p>
+              </w:tc>
+              <w:tc>
+                <w:tcPr/>
+                <w:p>
+                  <w:pPr>
+                    <w:pStyle w:val="Compact"/>
+                    <w:jc w:val="right"/>
+                    <w:jc w:val="center"/>
+                  </w:pPr>
+                  <w:r>
+                    <w:t xml:space="preserve">9</w:t>
                   </w:r>
                 </w:p>
               </w:tc>
@@ -10386,7 +11115,7 @@
                     <w:jc w:val="center"/>
                   </w:pPr>
                   <w:r>
-                    <w:t xml:space="preserve">07</w:t>
+                    <w:t xml:space="preserve">08</w:t>
                   </w:r>
                 </w:p>
               </w:tc>
@@ -10425,59 +11154,72 @@
                     <w:jc w:val="center"/>
                   </w:pPr>
                   <w:r>
-                    <w:t xml:space="preserve">515284</w:t>
-                  </w:r>
-                </w:p>
-              </w:tc>
-              <w:tc>
-                <w:tcPr/>
-                <w:p>
-                  <w:pPr>
-                    <w:pStyle w:val="Compact"/>
-                    <w:jc w:val="right"/>
-                    <w:jc w:val="center"/>
-                  </w:pPr>
-                  <w:r>
-                    <w:t xml:space="preserve">108200</w:t>
-                  </w:r>
-                </w:p>
-              </w:tc>
-              <w:tc>
-                <w:tcPr/>
-                <w:p>
-                  <w:pPr>
-                    <w:pStyle w:val="Compact"/>
-                    <w:jc w:val="right"/>
-                    <w:jc w:val="center"/>
-                  </w:pPr>
-                  <w:r>
-                    <w:t xml:space="preserve">169900</w:t>
-                  </w:r>
-                </w:p>
-              </w:tc>
-              <w:tc>
-                <w:tcPr/>
-                <w:p>
-                  <w:pPr>
-                    <w:pStyle w:val="Compact"/>
-                    <w:jc w:val="right"/>
-                    <w:jc w:val="center"/>
-                  </w:pPr>
-                  <w:r>
-                    <w:t xml:space="preserve">3</w:t>
-                  </w:r>
-                </w:p>
-              </w:tc>
-              <w:tc>
-                <w:tcPr/>
-                <w:p>
-                  <w:pPr>
-                    <w:pStyle w:val="Compact"/>
-                    <w:jc w:val="right"/>
-                    <w:jc w:val="center"/>
-                  </w:pPr>
-                  <w:r>
-                    <w:t xml:space="preserve">3</w:t>
+                    <w:t xml:space="preserve">2158197</w:t>
+                  </w:r>
+                </w:p>
+              </w:tc>
+              <w:tc>
+                <w:tcPr/>
+                <w:p>
+                  <w:pPr>
+                    <w:pStyle w:val="Compact"/>
+                    <w:jc w:val="right"/>
+                    <w:jc w:val="center"/>
+                  </w:pPr>
+                  <w:r>
+                    <w:t xml:space="preserve">2158197</w:t>
+                  </w:r>
+                </w:p>
+              </w:tc>
+              <w:tc>
+                <w:tcPr/>
+                <w:p>
+                  <w:pPr>
+                    <w:pStyle w:val="Compact"/>
+                    <w:jc w:val="right"/>
+                    <w:jc w:val="center"/>
+                  </w:pPr>
+                  <w:r>
+                    <w:t xml:space="preserve">485500</w:t>
+                  </w:r>
+                </w:p>
+              </w:tc>
+              <w:tc>
+                <w:tcPr/>
+                <w:p>
+                  <w:pPr>
+                    <w:pStyle w:val="Compact"/>
+                    <w:jc w:val="right"/>
+                    <w:jc w:val="center"/>
+                  </w:pPr>
+                  <w:r>
+                    <w:t xml:space="preserve">234400</w:t>
+                  </w:r>
+                </w:p>
+              </w:tc>
+              <w:tc>
+                <w:tcPr/>
+                <w:p>
+                  <w:pPr>
+                    <w:pStyle w:val="Compact"/>
+                    <w:jc w:val="right"/>
+                    <w:jc w:val="center"/>
+                  </w:pPr>
+                  <w:r>
+                    <w:t xml:space="preserve">9</w:t>
+                  </w:r>
+                </w:p>
+              </w:tc>
+              <w:tc>
+                <w:tcPr/>
+                <w:p>
+                  <w:pPr>
+                    <w:pStyle w:val="Compact"/>
+                    <w:jc w:val="right"/>
+                    <w:jc w:val="center"/>
+                  </w:pPr>
+                  <w:r>
+                    <w:t xml:space="preserve">9</w:t>
                   </w:r>
                 </w:p>
               </w:tc>
@@ -10544,7 +11286,20 @@
                     <w:jc w:val="center"/>
                   </w:pPr>
                   <w:r>
-                    <w:t xml:space="preserve">2148596</w:t>
+                    <w:t xml:space="preserve">2158197</w:t>
+                  </w:r>
+                </w:p>
+              </w:tc>
+              <w:tc>
+                <w:tcPr/>
+                <w:p>
+                  <w:pPr>
+                    <w:pStyle w:val="Compact"/>
+                    <w:jc w:val="right"/>
+                    <w:jc w:val="center"/>
+                  </w:pPr>
+                  <w:r>
+                    <w:t xml:space="preserve">2158197</w:t>
                   </w:r>
                 </w:p>
               </w:tc>
@@ -10663,7 +11418,20 @@
                     <w:jc w:val="center"/>
                   </w:pPr>
                   <w:r>
-                    <w:t xml:space="preserve">2148596</w:t>
+                    <w:t xml:space="preserve">2158197</w:t>
+                  </w:r>
+                </w:p>
+              </w:tc>
+              <w:tc>
+                <w:tcPr/>
+                <w:p>
+                  <w:pPr>
+                    <w:pStyle w:val="Compact"/>
+                    <w:jc w:val="right"/>
+                    <w:jc w:val="center"/>
+                  </w:pPr>
+                  <w:r>
+                    <w:t xml:space="preserve">2158197</w:t>
                   </w:r>
                 </w:p>
               </w:tc>
@@ -10782,7 +11550,33 @@
                     <w:jc w:val="center"/>
                   </w:pPr>
                   <w:r>
-                    <w:t xml:space="preserve">2148596</w:t>
+                    <w:t xml:space="preserve">2158197</w:t>
+                  </w:r>
+                </w:p>
+              </w:tc>
+              <w:tc>
+                <w:tcPr/>
+                <w:p>
+                  <w:pPr>
+                    <w:pStyle w:val="Compact"/>
+                    <w:jc w:val="right"/>
+                    <w:jc w:val="center"/>
+                  </w:pPr>
+                  <w:r>
+                    <w:t xml:space="preserve">2158197</w:t>
+                  </w:r>
+                </w:p>
+              </w:tc>
+              <w:tc>
+                <w:tcPr/>
+                <w:p>
+                  <w:pPr>
+                    <w:pStyle w:val="Compact"/>
+                    <w:jc w:val="right"/>
+                    <w:jc w:val="center"/>
+                  </w:pPr>
+                  <w:r>
+                    <w:t xml:space="preserve">250300</w:t>
                   </w:r>
                 </w:p>
               </w:tc>
@@ -10796,19 +11590,6 @@
                   </w:pPr>
                   <w:r>
                     <w:t xml:space="preserve">82700</w:t>
-                  </w:r>
-                </w:p>
-              </w:tc>
-              <w:tc>
-                <w:tcPr/>
-                <w:p>
-                  <w:pPr>
-                    <w:pStyle w:val="Compact"/>
-                    <w:jc w:val="right"/>
-                    <w:jc w:val="center"/>
-                  </w:pPr>
-                  <w:r>
-                    <w:t xml:space="preserve">250300</w:t>
                   </w:r>
                 </w:p>
               </w:tc>
@@ -10901,7 +11682,33 @@
                     <w:jc w:val="center"/>
                   </w:pPr>
                   <w:r>
-                    <w:t xml:space="preserve">2148596</w:t>
+                    <w:t xml:space="preserve">2158197</w:t>
+                  </w:r>
+                </w:p>
+              </w:tc>
+              <w:tc>
+                <w:tcPr/>
+                <w:p>
+                  <w:pPr>
+                    <w:pStyle w:val="Compact"/>
+                    <w:jc w:val="right"/>
+                    <w:jc w:val="center"/>
+                  </w:pPr>
+                  <w:r>
+                    <w:t xml:space="preserve">2158197</w:t>
+                  </w:r>
+                </w:p>
+              </w:tc>
+              <w:tc>
+                <w:tcPr/>
+                <w:p>
+                  <w:pPr>
+                    <w:pStyle w:val="Compact"/>
+                    <w:jc w:val="right"/>
+                    <w:jc w:val="center"/>
+                  </w:pPr>
+                  <w:r>
+                    <w:t xml:space="preserve">178700</w:t>
                   </w:r>
                 </w:p>
               </w:tc>
@@ -10915,19 +11722,6 @@
                   </w:pPr>
                   <w:r>
                     <w:t xml:space="preserve">62800</w:t>
-                  </w:r>
-                </w:p>
-              </w:tc>
-              <w:tc>
-                <w:tcPr/>
-                <w:p>
-                  <w:pPr>
-                    <w:pStyle w:val="Compact"/>
-                    <w:jc w:val="right"/>
-                    <w:jc w:val="center"/>
-                  </w:pPr>
-                  <w:r>
-                    <w:t xml:space="preserve">178700</w:t>
                   </w:r>
                 </w:p>
               </w:tc>
@@ -10981,7 +11775,7 @@
                     <w:jc w:val="center"/>
                   </w:pPr>
                   <w:r>
-                    <w:t xml:space="preserve">08</w:t>
+                    <w:t xml:space="preserve">09</w:t>
                   </w:r>
                 </w:p>
               </w:tc>
@@ -11020,59 +11814,72 @@
                     <w:jc w:val="center"/>
                   </w:pPr>
                   <w:r>
-                    <w:t xml:space="preserve">2148596</w:t>
-                  </w:r>
-                </w:p>
-              </w:tc>
-              <w:tc>
-                <w:tcPr/>
-                <w:p>
-                  <w:pPr>
-                    <w:pStyle w:val="Compact"/>
-                    <w:jc w:val="right"/>
-                    <w:jc w:val="center"/>
-                  </w:pPr>
-                  <w:r>
-                    <w:t xml:space="preserve">374200</w:t>
-                  </w:r>
-                </w:p>
-              </w:tc>
-              <w:tc>
-                <w:tcPr/>
-                <w:p>
-                  <w:pPr>
-                    <w:pStyle w:val="Compact"/>
-                    <w:jc w:val="right"/>
-                    <w:jc w:val="center"/>
-                  </w:pPr>
-                  <w:r>
-                    <w:t xml:space="preserve">732400</w:t>
-                  </w:r>
-                </w:p>
-              </w:tc>
-              <w:tc>
-                <w:tcPr/>
-                <w:p>
-                  <w:pPr>
-                    <w:pStyle w:val="Compact"/>
-                    <w:jc w:val="right"/>
-                    <w:jc w:val="center"/>
-                  </w:pPr>
-                  <w:r>
-                    <w:t xml:space="preserve">9</w:t>
-                  </w:r>
-                </w:p>
-              </w:tc>
-              <w:tc>
-                <w:tcPr/>
-                <w:p>
-                  <w:pPr>
-                    <w:pStyle w:val="Compact"/>
-                    <w:jc w:val="right"/>
-                    <w:jc w:val="center"/>
-                  </w:pPr>
-                  <w:r>
-                    <w:t xml:space="preserve">9</w:t>
+                    <w:t xml:space="preserve">3010827</w:t>
+                  </w:r>
+                </w:p>
+              </w:tc>
+              <w:tc>
+                <w:tcPr/>
+                <w:p>
+                  <w:pPr>
+                    <w:pStyle w:val="Compact"/>
+                    <w:jc w:val="right"/>
+                    <w:jc w:val="center"/>
+                  </w:pPr>
+                  <w:r>
+                    <w:t xml:space="preserve">3010827</w:t>
+                  </w:r>
+                </w:p>
+              </w:tc>
+              <w:tc>
+                <w:tcPr/>
+                <w:p>
+                  <w:pPr>
+                    <w:pStyle w:val="Compact"/>
+                    <w:jc w:val="right"/>
+                    <w:jc w:val="center"/>
+                  </w:pPr>
+                  <w:r>
+                    <w:t xml:space="preserve">1137300</w:t>
+                  </w:r>
+                </w:p>
+              </w:tc>
+              <w:tc>
+                <w:tcPr/>
+                <w:p>
+                  <w:pPr>
+                    <w:pStyle w:val="Compact"/>
+                    <w:jc w:val="right"/>
+                    <w:jc w:val="center"/>
+                  </w:pPr>
+                  <w:r>
+                    <w:t xml:space="preserve">950500</w:t>
+                  </w:r>
+                </w:p>
+              </w:tc>
+              <w:tc>
+                <w:tcPr/>
+                <w:p>
+                  <w:pPr>
+                    <w:pStyle w:val="Compact"/>
+                    <w:jc w:val="right"/>
+                    <w:jc w:val="center"/>
+                  </w:pPr>
+                  <w:r>
+                    <w:t xml:space="preserve">8</w:t>
+                  </w:r>
+                </w:p>
+              </w:tc>
+              <w:tc>
+                <w:tcPr/>
+                <w:p>
+                  <w:pPr>
+                    <w:pStyle w:val="Compact"/>
+                    <w:jc w:val="right"/>
+                    <w:jc w:val="center"/>
+                  </w:pPr>
+                  <w:r>
+                    <w:t xml:space="preserve">8</w:t>
                   </w:r>
                 </w:p>
               </w:tc>
@@ -11100,7 +11907,7 @@
                     <w:jc w:val="center"/>
                   </w:pPr>
                   <w:r>
-                    <w:t xml:space="preserve">08</w:t>
+                    <w:t xml:space="preserve">09</w:t>
                   </w:r>
                 </w:p>
               </w:tc>
@@ -11139,59 +11946,72 @@
                     <w:jc w:val="center"/>
                   </w:pPr>
                   <w:r>
-                    <w:t xml:space="preserve">2148596</w:t>
-                  </w:r>
-                </w:p>
-              </w:tc>
-              <w:tc>
-                <w:tcPr/>
-                <w:p>
-                  <w:pPr>
-                    <w:pStyle w:val="Compact"/>
-                    <w:jc w:val="right"/>
-                    <w:jc w:val="center"/>
-                  </w:pPr>
-                  <w:r>
-                    <w:t xml:space="preserve">234400</w:t>
-                  </w:r>
-                </w:p>
-              </w:tc>
-              <w:tc>
-                <w:tcPr/>
-                <w:p>
-                  <w:pPr>
-                    <w:pStyle w:val="Compact"/>
-                    <w:jc w:val="right"/>
-                    <w:jc w:val="center"/>
-                  </w:pPr>
-                  <w:r>
-                    <w:t xml:space="preserve">485500</w:t>
-                  </w:r>
-                </w:p>
-              </w:tc>
-              <w:tc>
-                <w:tcPr/>
-                <w:p>
-                  <w:pPr>
-                    <w:pStyle w:val="Compact"/>
-                    <w:jc w:val="right"/>
-                    <w:jc w:val="center"/>
-                  </w:pPr>
-                  <w:r>
-                    <w:t xml:space="preserve">9</w:t>
-                  </w:r>
-                </w:p>
-              </w:tc>
-              <w:tc>
-                <w:tcPr/>
-                <w:p>
-                  <w:pPr>
-                    <w:pStyle w:val="Compact"/>
-                    <w:jc w:val="right"/>
-                    <w:jc w:val="center"/>
-                  </w:pPr>
-                  <w:r>
-                    <w:t xml:space="preserve">9</w:t>
+                    <w:t xml:space="preserve">3010827</w:t>
+                  </w:r>
+                </w:p>
+              </w:tc>
+              <w:tc>
+                <w:tcPr/>
+                <w:p>
+                  <w:pPr>
+                    <w:pStyle w:val="Compact"/>
+                    <w:jc w:val="right"/>
+                    <w:jc w:val="center"/>
+                  </w:pPr>
+                  <w:r>
+                    <w:t xml:space="preserve">3010827</w:t>
+                  </w:r>
+                </w:p>
+              </w:tc>
+              <w:tc>
+                <w:tcPr/>
+                <w:p>
+                  <w:pPr>
+                    <w:pStyle w:val="Compact"/>
+                    <w:jc w:val="right"/>
+                    <w:jc w:val="center"/>
+                  </w:pPr>
+                  <w:r>
+                    <w:t xml:space="preserve">786200</w:t>
+                  </w:r>
+                </w:p>
+              </w:tc>
+              <w:tc>
+                <w:tcPr/>
+                <w:p>
+                  <w:pPr>
+                    <w:pStyle w:val="Compact"/>
+                    <w:jc w:val="right"/>
+                    <w:jc w:val="center"/>
+                  </w:pPr>
+                  <w:r>
+                    <w:t xml:space="preserve">660700</w:t>
+                  </w:r>
+                </w:p>
+              </w:tc>
+              <w:tc>
+                <w:tcPr/>
+                <w:p>
+                  <w:pPr>
+                    <w:pStyle w:val="Compact"/>
+                    <w:jc w:val="right"/>
+                    <w:jc w:val="center"/>
+                  </w:pPr>
+                  <w:r>
+                    <w:t xml:space="preserve">8</w:t>
+                  </w:r>
+                </w:p>
+              </w:tc>
+              <w:tc>
+                <w:tcPr/>
+                <w:p>
+                  <w:pPr>
+                    <w:pStyle w:val="Compact"/>
+                    <w:jc w:val="right"/>
+                    <w:jc w:val="center"/>
+                  </w:pPr>
+                  <w:r>
+                    <w:t xml:space="preserve">8</w:t>
                   </w:r>
                 </w:p>
               </w:tc>
@@ -11258,7 +12078,33 @@
                     <w:jc w:val="center"/>
                   </w:pPr>
                   <w:r>
-                    <w:t xml:space="preserve">3009414</w:t>
+                    <w:t xml:space="preserve">3010827</w:t>
+                  </w:r>
+                </w:p>
+              </w:tc>
+              <w:tc>
+                <w:tcPr/>
+                <w:p>
+                  <w:pPr>
+                    <w:pStyle w:val="Compact"/>
+                    <w:jc w:val="right"/>
+                    <w:jc w:val="center"/>
+                  </w:pPr>
+                  <w:r>
+                    <w:t xml:space="preserve">3010827</w:t>
+                  </w:r>
+                </w:p>
+              </w:tc>
+              <w:tc>
+                <w:tcPr/>
+                <w:p>
+                  <w:pPr>
+                    <w:pStyle w:val="Compact"/>
+                    <w:jc w:val="right"/>
+                    <w:jc w:val="center"/>
+                  </w:pPr>
+                  <w:r>
+                    <w:t xml:space="preserve">3900</w:t>
                   </w:r>
                 </w:p>
               </w:tc>
@@ -11272,19 +12118,6 @@
                   </w:pPr>
                   <w:r>
                     <w:t xml:space="preserve">0</w:t>
-                  </w:r>
-                </w:p>
-              </w:tc>
-              <w:tc>
-                <w:tcPr/>
-                <w:p>
-                  <w:pPr>
-                    <w:pStyle w:val="Compact"/>
-                    <w:jc w:val="right"/>
-                    <w:jc w:val="center"/>
-                  </w:pPr>
-                  <w:r>
-                    <w:t xml:space="preserve">3900</w:t>
                   </w:r>
                 </w:p>
               </w:tc>
@@ -11377,7 +12210,33 @@
                     <w:jc w:val="center"/>
                   </w:pPr>
                   <w:r>
-                    <w:t xml:space="preserve">3009414</w:t>
+                    <w:t xml:space="preserve">3010827</w:t>
+                  </w:r>
+                </w:p>
+              </w:tc>
+              <w:tc>
+                <w:tcPr/>
+                <w:p>
+                  <w:pPr>
+                    <w:pStyle w:val="Compact"/>
+                    <w:jc w:val="right"/>
+                    <w:jc w:val="center"/>
+                  </w:pPr>
+                  <w:r>
+                    <w:t xml:space="preserve">3010827</w:t>
+                  </w:r>
+                </w:p>
+              </w:tc>
+              <w:tc>
+                <w:tcPr/>
+                <w:p>
+                  <w:pPr>
+                    <w:pStyle w:val="Compact"/>
+                    <w:jc w:val="right"/>
+                    <w:jc w:val="center"/>
+                  </w:pPr>
+                  <w:r>
+                    <w:t xml:space="preserve">1000</w:t>
                   </w:r>
                 </w:p>
               </w:tc>
@@ -11391,19 +12250,6 @@
                   </w:pPr>
                   <w:r>
                     <w:t xml:space="preserve">0</w:t>
-                  </w:r>
-                </w:p>
-              </w:tc>
-              <w:tc>
-                <w:tcPr/>
-                <w:p>
-                  <w:pPr>
-                    <w:pStyle w:val="Compact"/>
-                    <w:jc w:val="right"/>
-                    <w:jc w:val="center"/>
-                  </w:pPr>
-                  <w:r>
-                    <w:t xml:space="preserve">1000</w:t>
                   </w:r>
                 </w:p>
               </w:tc>
@@ -11496,7 +12342,33 @@
                     <w:jc w:val="center"/>
                   </w:pPr>
                   <w:r>
-                    <w:t xml:space="preserve">3009414</w:t>
+                    <w:t xml:space="preserve">3010827</w:t>
+                  </w:r>
+                </w:p>
+              </w:tc>
+              <w:tc>
+                <w:tcPr/>
+                <w:p>
+                  <w:pPr>
+                    <w:pStyle w:val="Compact"/>
+                    <w:jc w:val="right"/>
+                    <w:jc w:val="center"/>
+                  </w:pPr>
+                  <w:r>
+                    <w:t xml:space="preserve">3010827</w:t>
+                  </w:r>
+                </w:p>
+              </w:tc>
+              <w:tc>
+                <w:tcPr/>
+                <w:p>
+                  <w:pPr>
+                    <w:pStyle w:val="Compact"/>
+                    <w:jc w:val="right"/>
+                    <w:jc w:val="center"/>
+                  </w:pPr>
+                  <w:r>
+                    <w:t xml:space="preserve">305900</w:t>
                   </w:r>
                 </w:p>
               </w:tc>
@@ -11510,19 +12382,6 @@
                   </w:pPr>
                   <w:r>
                     <w:t xml:space="preserve">160600</w:t>
-                  </w:r>
-                </w:p>
-              </w:tc>
-              <w:tc>
-                <w:tcPr/>
-                <w:p>
-                  <w:pPr>
-                    <w:pStyle w:val="Compact"/>
-                    <w:jc w:val="right"/>
-                    <w:jc w:val="center"/>
-                  </w:pPr>
-                  <w:r>
-                    <w:t xml:space="preserve">305900</w:t>
                   </w:r>
                 </w:p>
               </w:tc>
@@ -11615,7 +12474,33 @@
                     <w:jc w:val="center"/>
                   </w:pPr>
                   <w:r>
-                    <w:t xml:space="preserve">3009414</w:t>
+                    <w:t xml:space="preserve">3010827</w:t>
+                  </w:r>
+                </w:p>
+              </w:tc>
+              <w:tc>
+                <w:tcPr/>
+                <w:p>
+                  <w:pPr>
+                    <w:pStyle w:val="Compact"/>
+                    <w:jc w:val="right"/>
+                    <w:jc w:val="center"/>
+                  </w:pPr>
+                  <w:r>
+                    <w:t xml:space="preserve">3010827</w:t>
+                  </w:r>
+                </w:p>
+              </w:tc>
+              <w:tc>
+                <w:tcPr/>
+                <w:p>
+                  <w:pPr>
+                    <w:pStyle w:val="Compact"/>
+                    <w:jc w:val="right"/>
+                    <w:jc w:val="center"/>
+                  </w:pPr>
+                  <w:r>
+                    <w:t xml:space="preserve">231900</w:t>
                   </w:r>
                 </w:p>
               </w:tc>
@@ -11629,19 +12514,6 @@
                   </w:pPr>
                   <w:r>
                     <w:t xml:space="preserve">124800</w:t>
-                  </w:r>
-                </w:p>
-              </w:tc>
-              <w:tc>
-                <w:tcPr/>
-                <w:p>
-                  <w:pPr>
-                    <w:pStyle w:val="Compact"/>
-                    <w:jc w:val="right"/>
-                    <w:jc w:val="center"/>
-                  </w:pPr>
-                  <w:r>
-                    <w:t xml:space="preserve">231900</w:t>
                   </w:r>
                 </w:p>
               </w:tc>
@@ -11695,7 +12567,7 @@
                     <w:jc w:val="center"/>
                   </w:pPr>
                   <w:r>
-                    <w:t xml:space="preserve">09</w:t>
+                    <w:t xml:space="preserve">10</w:t>
                   </w:r>
                 </w:p>
               </w:tc>
@@ -11734,59 +12606,72 @@
                     <w:jc w:val="center"/>
                   </w:pPr>
                   <w:r>
-                    <w:t xml:space="preserve">3009414</w:t>
-                  </w:r>
-                </w:p>
-              </w:tc>
-              <w:tc>
-                <w:tcPr/>
-                <w:p>
-                  <w:pPr>
-                    <w:pStyle w:val="Compact"/>
-                    <w:jc w:val="right"/>
-                    <w:jc w:val="center"/>
-                  </w:pPr>
-                  <w:r>
-                    <w:t xml:space="preserve">950500</w:t>
-                  </w:r>
-                </w:p>
-              </w:tc>
-              <w:tc>
-                <w:tcPr/>
-                <w:p>
-                  <w:pPr>
-                    <w:pStyle w:val="Compact"/>
-                    <w:jc w:val="right"/>
-                    <w:jc w:val="center"/>
-                  </w:pPr>
-                  <w:r>
-                    <w:t xml:space="preserve">1137300</w:t>
-                  </w:r>
-                </w:p>
-              </w:tc>
-              <w:tc>
-                <w:tcPr/>
-                <w:p>
-                  <w:pPr>
-                    <w:pStyle w:val="Compact"/>
-                    <w:jc w:val="right"/>
-                    <w:jc w:val="center"/>
-                  </w:pPr>
-                  <w:r>
-                    <w:t xml:space="preserve">8</w:t>
-                  </w:r>
-                </w:p>
-              </w:tc>
-              <w:tc>
-                <w:tcPr/>
-                <w:p>
-                  <w:pPr>
-                    <w:pStyle w:val="Compact"/>
-                    <w:jc w:val="right"/>
-                    <w:jc w:val="center"/>
-                  </w:pPr>
-                  <w:r>
-                    <w:t xml:space="preserve">8</w:t>
+                    <w:t xml:space="preserve">181959</w:t>
+                  </w:r>
+                </w:p>
+              </w:tc>
+              <w:tc>
+                <w:tcPr/>
+                <w:p>
+                  <w:pPr>
+                    <w:pStyle w:val="Compact"/>
+                    <w:jc w:val="right"/>
+                    <w:jc w:val="center"/>
+                  </w:pPr>
+                  <w:r>
+                    <w:t xml:space="preserve">181959</w:t>
+                  </w:r>
+                </w:p>
+              </w:tc>
+              <w:tc>
+                <w:tcPr/>
+                <w:p>
+                  <w:pPr>
+                    <w:pStyle w:val="Compact"/>
+                    <w:jc w:val="right"/>
+                    <w:jc w:val="center"/>
+                  </w:pPr>
+                  <w:r>
+                    <w:t xml:space="preserve">72000</w:t>
+                  </w:r>
+                </w:p>
+              </w:tc>
+              <w:tc>
+                <w:tcPr/>
+                <w:p>
+                  <w:pPr>
+                    <w:pStyle w:val="Compact"/>
+                    <w:jc w:val="right"/>
+                    <w:jc w:val="center"/>
+                  </w:pPr>
+                  <w:r>
+                    <w:t xml:space="preserve">43600</w:t>
+                  </w:r>
+                </w:p>
+              </w:tc>
+              <w:tc>
+                <w:tcPr/>
+                <w:p>
+                  <w:pPr>
+                    <w:pStyle w:val="Compact"/>
+                    <w:jc w:val="right"/>
+                    <w:jc w:val="center"/>
+                  </w:pPr>
+                  <w:r>
+                    <w:t xml:space="preserve">1</w:t>
+                  </w:r>
+                </w:p>
+              </w:tc>
+              <w:tc>
+                <w:tcPr/>
+                <w:p>
+                  <w:pPr>
+                    <w:pStyle w:val="Compact"/>
+                    <w:jc w:val="right"/>
+                    <w:jc w:val="center"/>
+                  </w:pPr>
+                  <w:r>
+                    <w:t xml:space="preserve">1</w:t>
                   </w:r>
                 </w:p>
               </w:tc>
@@ -11814,7 +12699,7 @@
                     <w:jc w:val="center"/>
                   </w:pPr>
                   <w:r>
-                    <w:t xml:space="preserve">09</w:t>
+                    <w:t xml:space="preserve">10</w:t>
                   </w:r>
                 </w:p>
               </w:tc>
@@ -11853,59 +12738,72 @@
                     <w:jc w:val="center"/>
                   </w:pPr>
                   <w:r>
-                    <w:t xml:space="preserve">3009414</w:t>
-                  </w:r>
-                </w:p>
-              </w:tc>
-              <w:tc>
-                <w:tcPr/>
-                <w:p>
-                  <w:pPr>
-                    <w:pStyle w:val="Compact"/>
-                    <w:jc w:val="right"/>
-                    <w:jc w:val="center"/>
-                  </w:pPr>
-                  <w:r>
-                    <w:t xml:space="preserve">660700</w:t>
-                  </w:r>
-                </w:p>
-              </w:tc>
-              <w:tc>
-                <w:tcPr/>
-                <w:p>
-                  <w:pPr>
-                    <w:pStyle w:val="Compact"/>
-                    <w:jc w:val="right"/>
-                    <w:jc w:val="center"/>
-                  </w:pPr>
-                  <w:r>
-                    <w:t xml:space="preserve">786200</w:t>
-                  </w:r>
-                </w:p>
-              </w:tc>
-              <w:tc>
-                <w:tcPr/>
-                <w:p>
-                  <w:pPr>
-                    <w:pStyle w:val="Compact"/>
-                    <w:jc w:val="right"/>
-                    <w:jc w:val="center"/>
-                  </w:pPr>
-                  <w:r>
-                    <w:t xml:space="preserve">8</w:t>
-                  </w:r>
-                </w:p>
-              </w:tc>
-              <w:tc>
-                <w:tcPr/>
-                <w:p>
-                  <w:pPr>
-                    <w:pStyle w:val="Compact"/>
-                    <w:jc w:val="right"/>
-                    <w:jc w:val="center"/>
-                  </w:pPr>
-                  <w:r>
-                    <w:t xml:space="preserve">8</w:t>
+                    <w:t xml:space="preserve">181959</w:t>
+                  </w:r>
+                </w:p>
+              </w:tc>
+              <w:tc>
+                <w:tcPr/>
+                <w:p>
+                  <w:pPr>
+                    <w:pStyle w:val="Compact"/>
+                    <w:jc w:val="right"/>
+                    <w:jc w:val="center"/>
+                  </w:pPr>
+                  <w:r>
+                    <w:t xml:space="preserve">181959</w:t>
+                  </w:r>
+                </w:p>
+              </w:tc>
+              <w:tc>
+                <w:tcPr/>
+                <w:p>
+                  <w:pPr>
+                    <w:pStyle w:val="Compact"/>
+                    <w:jc w:val="right"/>
+                    <w:jc w:val="center"/>
+                  </w:pPr>
+                  <w:r>
+                    <w:t xml:space="preserve">54500</w:t>
+                  </w:r>
+                </w:p>
+              </w:tc>
+              <w:tc>
+                <w:tcPr/>
+                <w:p>
+                  <w:pPr>
+                    <w:pStyle w:val="Compact"/>
+                    <w:jc w:val="right"/>
+                    <w:jc w:val="center"/>
+                  </w:pPr>
+                  <w:r>
+                    <w:t xml:space="preserve">31100</w:t>
+                  </w:r>
+                </w:p>
+              </w:tc>
+              <w:tc>
+                <w:tcPr/>
+                <w:p>
+                  <w:pPr>
+                    <w:pStyle w:val="Compact"/>
+                    <w:jc w:val="right"/>
+                    <w:jc w:val="center"/>
+                  </w:pPr>
+                  <w:r>
+                    <w:t xml:space="preserve">1</w:t>
+                  </w:r>
+                </w:p>
+              </w:tc>
+              <w:tc>
+                <w:tcPr/>
+                <w:p>
+                  <w:pPr>
+                    <w:pStyle w:val="Compact"/>
+                    <w:jc w:val="right"/>
+                    <w:jc w:val="center"/>
+                  </w:pPr>
+                  <w:r>
+                    <w:t xml:space="preserve">1</w:t>
                   </w:r>
                 </w:p>
               </w:tc>
@@ -11972,7 +12870,20 @@
                     <w:jc w:val="center"/>
                   </w:pPr>
                   <w:r>
-                    <w:t xml:space="preserve">182971</w:t>
+                    <w:t xml:space="preserve">181959</w:t>
+                  </w:r>
+                </w:p>
+              </w:tc>
+              <w:tc>
+                <w:tcPr/>
+                <w:p>
+                  <w:pPr>
+                    <w:pStyle w:val="Compact"/>
+                    <w:jc w:val="right"/>
+                    <w:jc w:val="center"/>
+                  </w:pPr>
+                  <w:r>
+                    <w:t xml:space="preserve">181959</w:t>
                   </w:r>
                 </w:p>
               </w:tc>
@@ -12091,7 +13002,20 @@
                     <w:jc w:val="center"/>
                   </w:pPr>
                   <w:r>
-                    <w:t xml:space="preserve">182971</w:t>
+                    <w:t xml:space="preserve">181959</w:t>
+                  </w:r>
+                </w:p>
+              </w:tc>
+              <w:tc>
+                <w:tcPr/>
+                <w:p>
+                  <w:pPr>
+                    <w:pStyle w:val="Compact"/>
+                    <w:jc w:val="right"/>
+                    <w:jc w:val="center"/>
+                  </w:pPr>
+                  <w:r>
+                    <w:t xml:space="preserve">181959</w:t>
                   </w:r>
                 </w:p>
               </w:tc>
@@ -12210,7 +13134,33 @@
                     <w:jc w:val="center"/>
                   </w:pPr>
                   <w:r>
-                    <w:t xml:space="preserve">182971</w:t>
+                    <w:t xml:space="preserve">181959</w:t>
+                  </w:r>
+                </w:p>
+              </w:tc>
+              <w:tc>
+                <w:tcPr/>
+                <w:p>
+                  <w:pPr>
+                    <w:pStyle w:val="Compact"/>
+                    <w:jc w:val="right"/>
+                    <w:jc w:val="center"/>
+                  </w:pPr>
+                  <w:r>
+                    <w:t xml:space="preserve">181959</w:t>
+                  </w:r>
+                </w:p>
+              </w:tc>
+              <w:tc>
+                <w:tcPr/>
+                <w:p>
+                  <w:pPr>
+                    <w:pStyle w:val="Compact"/>
+                    <w:jc w:val="right"/>
+                    <w:jc w:val="center"/>
+                  </w:pPr>
+                  <w:r>
+                    <w:t xml:space="preserve">17100</w:t>
                   </w:r>
                 </w:p>
               </w:tc>
@@ -12224,19 +13174,6 @@
                   </w:pPr>
                   <w:r>
                     <w:t xml:space="preserve">10300</w:t>
-                  </w:r>
-                </w:p>
-              </w:tc>
-              <w:tc>
-                <w:tcPr/>
-                <w:p>
-                  <w:pPr>
-                    <w:pStyle w:val="Compact"/>
-                    <w:jc w:val="right"/>
-                    <w:jc w:val="center"/>
-                  </w:pPr>
-                  <w:r>
-                    <w:t xml:space="preserve">17100</w:t>
                   </w:r>
                 </w:p>
               </w:tc>
@@ -12329,7 +13266,33 @@
                     <w:jc w:val="center"/>
                   </w:pPr>
                   <w:r>
-                    <w:t xml:space="preserve">182971</w:t>
+                    <w:t xml:space="preserve">181959</w:t>
+                  </w:r>
+                </w:p>
+              </w:tc>
+              <w:tc>
+                <w:tcPr/>
+                <w:p>
+                  <w:pPr>
+                    <w:pStyle w:val="Compact"/>
+                    <w:jc w:val="right"/>
+                    <w:jc w:val="center"/>
+                  </w:pPr>
+                  <w:r>
+                    <w:t xml:space="preserve">181959</w:t>
+                  </w:r>
+                </w:p>
+              </w:tc>
+              <w:tc>
+                <w:tcPr/>
+                <w:p>
+                  <w:pPr>
+                    <w:pStyle w:val="Compact"/>
+                    <w:jc w:val="right"/>
+                    <w:jc w:val="center"/>
+                  </w:pPr>
+                  <w:r>
+                    <w:t xml:space="preserve">13800</w:t>
                   </w:r>
                 </w:p>
               </w:tc>
@@ -12343,19 +13306,6 @@
                   </w:pPr>
                   <w:r>
                     <w:t xml:space="preserve">7900</w:t>
-                  </w:r>
-                </w:p>
-              </w:tc>
-              <w:tc>
-                <w:tcPr/>
-                <w:p>
-                  <w:pPr>
-                    <w:pStyle w:val="Compact"/>
-                    <w:jc w:val="right"/>
-                    <w:jc w:val="center"/>
-                  </w:pPr>
-                  <w:r>
-                    <w:t xml:space="preserve">13800</w:t>
                   </w:r>
                 </w:p>
               </w:tc>
@@ -12409,7 +13359,7 @@
                     <w:jc w:val="center"/>
                   </w:pPr>
                   <w:r>
-                    <w:t xml:space="preserve">10</w:t>
+                    <w:t xml:space="preserve">11</w:t>
                   </w:r>
                 </w:p>
               </w:tc>
@@ -12448,33 +13398,46 @@
                     <w:jc w:val="center"/>
                   </w:pPr>
                   <w:r>
-                    <w:t xml:space="preserve">182971</w:t>
-                  </w:r>
-                </w:p>
-              </w:tc>
-              <w:tc>
-                <w:tcPr/>
-                <w:p>
-                  <w:pPr>
-                    <w:pStyle w:val="Compact"/>
-                    <w:jc w:val="right"/>
-                    <w:jc w:val="center"/>
-                  </w:pPr>
-                  <w:r>
-                    <w:t xml:space="preserve">43600</w:t>
-                  </w:r>
-                </w:p>
-              </w:tc>
-              <w:tc>
-                <w:tcPr/>
-                <w:p>
-                  <w:pPr>
-                    <w:pStyle w:val="Compact"/>
-                    <w:jc w:val="right"/>
-                    <w:jc w:val="center"/>
-                  </w:pPr>
-                  <w:r>
-                    <w:t xml:space="preserve">72000</w:t>
+                    <w:t xml:space="preserve">3755251</w:t>
+                  </w:r>
+                </w:p>
+              </w:tc>
+              <w:tc>
+                <w:tcPr/>
+                <w:p>
+                  <w:pPr>
+                    <w:pStyle w:val="Compact"/>
+                    <w:jc w:val="right"/>
+                    <w:jc w:val="center"/>
+                  </w:pPr>
+                  <w:r>
+                    <w:t xml:space="preserve">3755251</w:t>
+                  </w:r>
+                </w:p>
+              </w:tc>
+              <w:tc>
+                <w:tcPr/>
+                <w:p>
+                  <w:pPr>
+                    <w:pStyle w:val="Compact"/>
+                    <w:jc w:val="right"/>
+                    <w:jc w:val="center"/>
+                  </w:pPr>
+                  <w:r>
+                    <w:t xml:space="preserve">1172900</w:t>
+                  </w:r>
+                </w:p>
+              </w:tc>
+              <w:tc>
+                <w:tcPr/>
+                <w:p>
+                  <w:pPr>
+                    <w:pStyle w:val="Compact"/>
+                    <w:jc w:val="right"/>
+                    <w:jc w:val="center"/>
+                  </w:pPr>
+                  <w:r>
+                    <w:t xml:space="preserve">927400</w:t>
                   </w:r>
                 </w:p>
               </w:tc>
@@ -12528,7 +13491,7 @@
                     <w:jc w:val="center"/>
                   </w:pPr>
                   <w:r>
-                    <w:t xml:space="preserve">10</w:t>
+                    <w:t xml:space="preserve">11</w:t>
                   </w:r>
                 </w:p>
               </w:tc>
@@ -12567,33 +13530,46 @@
                     <w:jc w:val="center"/>
                   </w:pPr>
                   <w:r>
-                    <w:t xml:space="preserve">182971</w:t>
-                  </w:r>
-                </w:p>
-              </w:tc>
-              <w:tc>
-                <w:tcPr/>
-                <w:p>
-                  <w:pPr>
-                    <w:pStyle w:val="Compact"/>
-                    <w:jc w:val="right"/>
-                    <w:jc w:val="center"/>
-                  </w:pPr>
-                  <w:r>
-                    <w:t xml:space="preserve">31100</w:t>
-                  </w:r>
-                </w:p>
-              </w:tc>
-              <w:tc>
-                <w:tcPr/>
-                <w:p>
-                  <w:pPr>
-                    <w:pStyle w:val="Compact"/>
-                    <w:jc w:val="right"/>
-                    <w:jc w:val="center"/>
-                  </w:pPr>
-                  <w:r>
-                    <w:t xml:space="preserve">54500</w:t>
+                    <w:t xml:space="preserve">3755251</w:t>
+                  </w:r>
+                </w:p>
+              </w:tc>
+              <w:tc>
+                <w:tcPr/>
+                <w:p>
+                  <w:pPr>
+                    <w:pStyle w:val="Compact"/>
+                    <w:jc w:val="right"/>
+                    <w:jc w:val="center"/>
+                  </w:pPr>
+                  <w:r>
+                    <w:t xml:space="preserve">3755251</w:t>
+                  </w:r>
+                </w:p>
+              </w:tc>
+              <w:tc>
+                <w:tcPr/>
+                <w:p>
+                  <w:pPr>
+                    <w:pStyle w:val="Compact"/>
+                    <w:jc w:val="right"/>
+                    <w:jc w:val="center"/>
+                  </w:pPr>
+                  <w:r>
+                    <w:t xml:space="preserve">941900</w:t>
+                  </w:r>
+                </w:p>
+              </w:tc>
+              <w:tc>
+                <w:tcPr/>
+                <w:p>
+                  <w:pPr>
+                    <w:pStyle w:val="Compact"/>
+                    <w:jc w:val="right"/>
+                    <w:jc w:val="center"/>
+                  </w:pPr>
+                  <w:r>
+                    <w:t xml:space="preserve">741500</w:t>
                   </w:r>
                 </w:p>
               </w:tc>
@@ -12686,7 +13662,20 @@
                     <w:jc w:val="center"/>
                   </w:pPr>
                   <w:r>
-                    <w:t xml:space="preserve">3685265</w:t>
+                    <w:t xml:space="preserve">3755251</w:t>
+                  </w:r>
+                </w:p>
+              </w:tc>
+              <w:tc>
+                <w:tcPr/>
+                <w:p>
+                  <w:pPr>
+                    <w:pStyle w:val="Compact"/>
+                    <w:jc w:val="right"/>
+                    <w:jc w:val="center"/>
+                  </w:pPr>
+                  <w:r>
+                    <w:t xml:space="preserve">3755251</w:t>
                   </w:r>
                 </w:p>
               </w:tc>
@@ -12805,7 +13794,20 @@
                     <w:jc w:val="center"/>
                   </w:pPr>
                   <w:r>
-                    <w:t xml:space="preserve">3685265</w:t>
+                    <w:t xml:space="preserve">3755251</w:t>
+                  </w:r>
+                </w:p>
+              </w:tc>
+              <w:tc>
+                <w:tcPr/>
+                <w:p>
+                  <w:pPr>
+                    <w:pStyle w:val="Compact"/>
+                    <w:jc w:val="right"/>
+                    <w:jc w:val="center"/>
+                  </w:pPr>
+                  <w:r>
+                    <w:t xml:space="preserve">3755251</w:t>
                   </w:r>
                 </w:p>
               </w:tc>
@@ -12924,7 +13926,33 @@
                     <w:jc w:val="center"/>
                   </w:pPr>
                   <w:r>
-                    <w:t xml:space="preserve">3685265</w:t>
+                    <w:t xml:space="preserve">3755251</w:t>
+                  </w:r>
+                </w:p>
+              </w:tc>
+              <w:tc>
+                <w:tcPr/>
+                <w:p>
+                  <w:pPr>
+                    <w:pStyle w:val="Compact"/>
+                    <w:jc w:val="right"/>
+                    <w:jc w:val="center"/>
+                  </w:pPr>
+                  <w:r>
+                    <w:t xml:space="preserve">3755251</w:t>
+                  </w:r>
+                </w:p>
+              </w:tc>
+              <w:tc>
+                <w:tcPr/>
+                <w:p>
+                  <w:pPr>
+                    <w:pStyle w:val="Compact"/>
+                    <w:jc w:val="right"/>
+                    <w:jc w:val="center"/>
+                  </w:pPr>
+                  <w:r>
+                    <w:t xml:space="preserve">352600</w:t>
                   </w:r>
                 </w:p>
               </w:tc>
@@ -12938,19 +13966,6 @@
                   </w:pPr>
                   <w:r>
                     <w:t xml:space="preserve">217500</w:t>
-                  </w:r>
-                </w:p>
-              </w:tc>
-              <w:tc>
-                <w:tcPr/>
-                <w:p>
-                  <w:pPr>
-                    <w:pStyle w:val="Compact"/>
-                    <w:jc w:val="right"/>
-                    <w:jc w:val="center"/>
-                  </w:pPr>
-                  <w:r>
-                    <w:t xml:space="preserve">352600</w:t>
                   </w:r>
                 </w:p>
               </w:tc>
@@ -13043,7 +14058,33 @@
                     <w:jc w:val="center"/>
                   </w:pPr>
                   <w:r>
-                    <w:t xml:space="preserve">3685265</w:t>
+                    <w:t xml:space="preserve">3755251</w:t>
+                  </w:r>
+                </w:p>
+              </w:tc>
+              <w:tc>
+                <w:tcPr/>
+                <w:p>
+                  <w:pPr>
+                    <w:pStyle w:val="Compact"/>
+                    <w:jc w:val="right"/>
+                    <w:jc w:val="center"/>
+                  </w:pPr>
+                  <w:r>
+                    <w:t xml:space="preserve">3755251</w:t>
+                  </w:r>
+                </w:p>
+              </w:tc>
+              <w:tc>
+                <w:tcPr/>
+                <w:p>
+                  <w:pPr>
+                    <w:pStyle w:val="Compact"/>
+                    <w:jc w:val="right"/>
+                    <w:jc w:val="center"/>
+                  </w:pPr>
+                  <w:r>
+                    <w:t xml:space="preserve">252100</w:t>
                   </w:r>
                 </w:p>
               </w:tc>
@@ -13057,19 +14098,6 @@
                   </w:pPr>
                   <w:r>
                     <w:t xml:space="preserve">165200</w:t>
-                  </w:r>
-                </w:p>
-              </w:tc>
-              <w:tc>
-                <w:tcPr/>
-                <w:p>
-                  <w:pPr>
-                    <w:pStyle w:val="Compact"/>
-                    <w:jc w:val="right"/>
-                    <w:jc w:val="center"/>
-                  </w:pPr>
-                  <w:r>
-                    <w:t xml:space="preserve">252100</w:t>
                   </w:r>
                 </w:p>
               </w:tc>
@@ -13123,7 +14151,7 @@
                     <w:jc w:val="center"/>
                   </w:pPr>
                   <w:r>
-                    <w:t xml:space="preserve">11</w:t>
+                    <w:t xml:space="preserve">12</w:t>
                   </w:r>
                 </w:p>
               </w:tc>
@@ -13162,33 +14190,46 @@
                     <w:jc w:val="center"/>
                   </w:pPr>
                   <w:r>
-                    <w:t xml:space="preserve">3685265</w:t>
-                  </w:r>
-                </w:p>
-              </w:tc>
-              <w:tc>
-                <w:tcPr/>
-                <w:p>
-                  <w:pPr>
-                    <w:pStyle w:val="Compact"/>
-                    <w:jc w:val="right"/>
-                    <w:jc w:val="center"/>
-                  </w:pPr>
-                  <w:r>
-                    <w:t xml:space="preserve">927400</w:t>
-                  </w:r>
-                </w:p>
-              </w:tc>
-              <w:tc>
-                <w:tcPr/>
-                <w:p>
-                  <w:pPr>
-                    <w:pStyle w:val="Compact"/>
-                    <w:jc w:val="right"/>
-                    <w:jc w:val="center"/>
-                  </w:pPr>
-                  <w:r>
-                    <w:t xml:space="preserve">1172900</w:t>
+                    <w:t xml:space="preserve">185750</w:t>
+                  </w:r>
+                </w:p>
+              </w:tc>
+              <w:tc>
+                <w:tcPr/>
+                <w:p>
+                  <w:pPr>
+                    <w:pStyle w:val="Compact"/>
+                    <w:jc w:val="right"/>
+                    <w:jc w:val="center"/>
+                  </w:pPr>
+                  <w:r>
+                    <w:t xml:space="preserve">185750</w:t>
+                  </w:r>
+                </w:p>
+              </w:tc>
+              <w:tc>
+                <w:tcPr/>
+                <w:p>
+                  <w:pPr>
+                    <w:pStyle w:val="Compact"/>
+                    <w:jc w:val="right"/>
+                    <w:jc w:val="center"/>
+                  </w:pPr>
+                  <w:r>
+                    <w:t xml:space="preserve">77400</w:t>
+                  </w:r>
+                </w:p>
+              </w:tc>
+              <w:tc>
+                <w:tcPr/>
+                <w:p>
+                  <w:pPr>
+                    <w:pStyle w:val="Compact"/>
+                    <w:jc w:val="right"/>
+                    <w:jc w:val="center"/>
+                  </w:pPr>
+                  <w:r>
+                    <w:t xml:space="preserve">41500</w:t>
                   </w:r>
                 </w:p>
               </w:tc>
@@ -13242,7 +14283,7 @@
                     <w:jc w:val="center"/>
                   </w:pPr>
                   <w:r>
-                    <w:t xml:space="preserve">11</w:t>
+                    <w:t xml:space="preserve">12</w:t>
                   </w:r>
                 </w:p>
               </w:tc>
@@ -13281,33 +14322,46 @@
                     <w:jc w:val="center"/>
                   </w:pPr>
                   <w:r>
-                    <w:t xml:space="preserve">3685265</w:t>
-                  </w:r>
-                </w:p>
-              </w:tc>
-              <w:tc>
-                <w:tcPr/>
-                <w:p>
-                  <w:pPr>
-                    <w:pStyle w:val="Compact"/>
-                    <w:jc w:val="right"/>
-                    <w:jc w:val="center"/>
-                  </w:pPr>
-                  <w:r>
-                    <w:t xml:space="preserve">741500</w:t>
-                  </w:r>
-                </w:p>
-              </w:tc>
-              <w:tc>
-                <w:tcPr/>
-                <w:p>
-                  <w:pPr>
-                    <w:pStyle w:val="Compact"/>
-                    <w:jc w:val="right"/>
-                    <w:jc w:val="center"/>
-                  </w:pPr>
-                  <w:r>
-                    <w:t xml:space="preserve">941900</w:t>
+                    <w:t xml:space="preserve">185750</w:t>
+                  </w:r>
+                </w:p>
+              </w:tc>
+              <w:tc>
+                <w:tcPr/>
+                <w:p>
+                  <w:pPr>
+                    <w:pStyle w:val="Compact"/>
+                    <w:jc w:val="right"/>
+                    <w:jc w:val="center"/>
+                  </w:pPr>
+                  <w:r>
+                    <w:t xml:space="preserve">185750</w:t>
+                  </w:r>
+                </w:p>
+              </w:tc>
+              <w:tc>
+                <w:tcPr/>
+                <w:p>
+                  <w:pPr>
+                    <w:pStyle w:val="Compact"/>
+                    <w:jc w:val="right"/>
+                    <w:jc w:val="center"/>
+                  </w:pPr>
+                  <w:r>
+                    <w:t xml:space="preserve">54100</w:t>
+                  </w:r>
+                </w:p>
+              </w:tc>
+              <w:tc>
+                <w:tcPr/>
+                <w:p>
+                  <w:pPr>
+                    <w:pStyle w:val="Compact"/>
+                    <w:jc w:val="right"/>
+                    <w:jc w:val="center"/>
+                  </w:pPr>
+                  <w:r>
+                    <w:t xml:space="preserve">27900</w:t>
                   </w:r>
                 </w:p>
               </w:tc>
@@ -13400,7 +14454,20 @@
                     <w:jc w:val="center"/>
                   </w:pPr>
                   <w:r>
-                    <w:t xml:space="preserve">184754</w:t>
+                    <w:t xml:space="preserve">185750</w:t>
+                  </w:r>
+                </w:p>
+              </w:tc>
+              <w:tc>
+                <w:tcPr/>
+                <w:p>
+                  <w:pPr>
+                    <w:pStyle w:val="Compact"/>
+                    <w:jc w:val="right"/>
+                    <w:jc w:val="center"/>
+                  </w:pPr>
+                  <w:r>
+                    <w:t xml:space="preserve">185750</w:t>
                   </w:r>
                 </w:p>
               </w:tc>
@@ -13519,7 +14586,20 @@
                     <w:jc w:val="center"/>
                   </w:pPr>
                   <w:r>
-                    <w:t xml:space="preserve">184754</w:t>
+                    <w:t xml:space="preserve">185750</w:t>
+                  </w:r>
+                </w:p>
+              </w:tc>
+              <w:tc>
+                <w:tcPr/>
+                <w:p>
+                  <w:pPr>
+                    <w:pStyle w:val="Compact"/>
+                    <w:jc w:val="right"/>
+                    <w:jc w:val="center"/>
+                  </w:pPr>
+                  <w:r>
+                    <w:t xml:space="preserve">185750</w:t>
                   </w:r>
                 </w:p>
               </w:tc>
@@ -13638,7 +14718,33 @@
                     <w:jc w:val="center"/>
                   </w:pPr>
                   <w:r>
-                    <w:t xml:space="preserve">184754</w:t>
+                    <w:t xml:space="preserve">185750</w:t>
+                  </w:r>
+                </w:p>
+              </w:tc>
+              <w:tc>
+                <w:tcPr/>
+                <w:p>
+                  <w:pPr>
+                    <w:pStyle w:val="Compact"/>
+                    <w:jc w:val="right"/>
+                    <w:jc w:val="center"/>
+                  </w:pPr>
+                  <w:r>
+                    <w:t xml:space="preserve">185750</w:t>
+                  </w:r>
+                </w:p>
+              </w:tc>
+              <w:tc>
+                <w:tcPr/>
+                <w:p>
+                  <w:pPr>
+                    <w:pStyle w:val="Compact"/>
+                    <w:jc w:val="right"/>
+                    <w:jc w:val="center"/>
+                  </w:pPr>
+                  <w:r>
+                    <w:t xml:space="preserve">23500</w:t>
                   </w:r>
                 </w:p>
               </w:tc>
@@ -13652,19 +14758,6 @@
                   </w:pPr>
                   <w:r>
                     <w:t xml:space="preserve">7300</w:t>
-                  </w:r>
-                </w:p>
-              </w:tc>
-              <w:tc>
-                <w:tcPr/>
-                <w:p>
-                  <w:pPr>
-                    <w:pStyle w:val="Compact"/>
-                    <w:jc w:val="right"/>
-                    <w:jc w:val="center"/>
-                  </w:pPr>
-                  <w:r>
-                    <w:t xml:space="preserve">23500</w:t>
                   </w:r>
                 </w:p>
               </w:tc>
@@ -13757,7 +14850,33 @@
                     <w:jc w:val="center"/>
                   </w:pPr>
                   <w:r>
-                    <w:t xml:space="preserve">184754</w:t>
+                    <w:t xml:space="preserve">185750</w:t>
+                  </w:r>
+                </w:p>
+              </w:tc>
+              <w:tc>
+                <w:tcPr/>
+                <w:p>
+                  <w:pPr>
+                    <w:pStyle w:val="Compact"/>
+                    <w:jc w:val="right"/>
+                    <w:jc w:val="center"/>
+                  </w:pPr>
+                  <w:r>
+                    <w:t xml:space="preserve">185750</w:t>
+                  </w:r>
+                </w:p>
+              </w:tc>
+              <w:tc>
+                <w:tcPr/>
+                <w:p>
+                  <w:pPr>
+                    <w:pStyle w:val="Compact"/>
+                    <w:jc w:val="right"/>
+                    <w:jc w:val="center"/>
+                  </w:pPr>
+                  <w:r>
+                    <w:t xml:space="preserve">15000</w:t>
                   </w:r>
                 </w:p>
               </w:tc>
@@ -13771,19 +14890,6 @@
                   </w:pPr>
                   <w:r>
                     <w:t xml:space="preserve">4900</w:t>
-                  </w:r>
-                </w:p>
-              </w:tc>
-              <w:tc>
-                <w:tcPr/>
-                <w:p>
-                  <w:pPr>
-                    <w:pStyle w:val="Compact"/>
-                    <w:jc w:val="right"/>
-                    <w:jc w:val="center"/>
-                  </w:pPr>
-                  <w:r>
-                    <w:t xml:space="preserve">15000</w:t>
                   </w:r>
                 </w:p>
               </w:tc>
@@ -13837,7 +14943,7 @@
                     <w:jc w:val="center"/>
                   </w:pPr>
                   <w:r>
-                    <w:t xml:space="preserve">12</w:t>
+                    <w:t xml:space="preserve">13</w:t>
                   </w:r>
                 </w:p>
               </w:tc>
@@ -13876,33 +14982,46 @@
                     <w:jc w:val="center"/>
                   </w:pPr>
                   <w:r>
-                    <w:t xml:space="preserve">184754</w:t>
-                  </w:r>
-                </w:p>
-              </w:tc>
-              <w:tc>
-                <w:tcPr/>
-                <w:p>
-                  <w:pPr>
-                    <w:pStyle w:val="Compact"/>
-                    <w:jc w:val="right"/>
-                    <w:jc w:val="center"/>
-                  </w:pPr>
-                  <w:r>
-                    <w:t xml:space="preserve">41500</w:t>
-                  </w:r>
-                </w:p>
-              </w:tc>
-              <w:tc>
-                <w:tcPr/>
-                <w:p>
-                  <w:pPr>
-                    <w:pStyle w:val="Compact"/>
-                    <w:jc w:val="right"/>
-                    <w:jc w:val="center"/>
-                  </w:pPr>
-                  <w:r>
-                    <w:t xml:space="preserve">77400</w:t>
+                    <w:t xml:space="preserve">209920</w:t>
+                  </w:r>
+                </w:p>
+              </w:tc>
+              <w:tc>
+                <w:tcPr/>
+                <w:p>
+                  <w:pPr>
+                    <w:pStyle w:val="Compact"/>
+                    <w:jc w:val="right"/>
+                    <w:jc w:val="center"/>
+                  </w:pPr>
+                  <w:r>
+                    <w:t xml:space="preserve">209920</w:t>
+                  </w:r>
+                </w:p>
+              </w:tc>
+              <w:tc>
+                <w:tcPr/>
+                <w:p>
+                  <w:pPr>
+                    <w:pStyle w:val="Compact"/>
+                    <w:jc w:val="right"/>
+                    <w:jc w:val="center"/>
+                  </w:pPr>
+                  <w:r>
+                    <w:t xml:space="preserve">55500</w:t>
+                  </w:r>
+                </w:p>
+              </w:tc>
+              <w:tc>
+                <w:tcPr/>
+                <w:p>
+                  <w:pPr>
+                    <w:pStyle w:val="Compact"/>
+                    <w:jc w:val="right"/>
+                    <w:jc w:val="center"/>
+                  </w:pPr>
+                  <w:r>
+                    <w:t xml:space="preserve">40100</w:t>
                   </w:r>
                 </w:p>
               </w:tc>
@@ -13956,7 +15075,7 @@
                     <w:jc w:val="center"/>
                   </w:pPr>
                   <w:r>
-                    <w:t xml:space="preserve">12</w:t>
+                    <w:t xml:space="preserve">13</w:t>
                   </w:r>
                 </w:p>
               </w:tc>
@@ -13995,33 +15114,46 @@
                     <w:jc w:val="center"/>
                   </w:pPr>
                   <w:r>
-                    <w:t xml:space="preserve">184754</w:t>
-                  </w:r>
-                </w:p>
-              </w:tc>
-              <w:tc>
-                <w:tcPr/>
-                <w:p>
-                  <w:pPr>
-                    <w:pStyle w:val="Compact"/>
-                    <w:jc w:val="right"/>
-                    <w:jc w:val="center"/>
-                  </w:pPr>
-                  <w:r>
-                    <w:t xml:space="preserve">27900</w:t>
-                  </w:r>
-                </w:p>
-              </w:tc>
-              <w:tc>
-                <w:tcPr/>
-                <w:p>
-                  <w:pPr>
-                    <w:pStyle w:val="Compact"/>
-                    <w:jc w:val="right"/>
-                    <w:jc w:val="center"/>
-                  </w:pPr>
-                  <w:r>
-                    <w:t xml:space="preserve">54100</w:t>
+                    <w:t xml:space="preserve">209920</w:t>
+                  </w:r>
+                </w:p>
+              </w:tc>
+              <w:tc>
+                <w:tcPr/>
+                <w:p>
+                  <w:pPr>
+                    <w:pStyle w:val="Compact"/>
+                    <w:jc w:val="right"/>
+                    <w:jc w:val="center"/>
+                  </w:pPr>
+                  <w:r>
+                    <w:t xml:space="preserve">209920</w:t>
+                  </w:r>
+                </w:p>
+              </w:tc>
+              <w:tc>
+                <w:tcPr/>
+                <w:p>
+                  <w:pPr>
+                    <w:pStyle w:val="Compact"/>
+                    <w:jc w:val="right"/>
+                    <w:jc w:val="center"/>
+                  </w:pPr>
+                  <w:r>
+                    <w:t xml:space="preserve">34100</w:t>
+                  </w:r>
+                </w:p>
+              </w:tc>
+              <w:tc>
+                <w:tcPr/>
+                <w:p>
+                  <w:pPr>
+                    <w:pStyle w:val="Compact"/>
+                    <w:jc w:val="right"/>
+                    <w:jc w:val="center"/>
+                  </w:pPr>
+                  <w:r>
+                    <w:t xml:space="preserve">25800</w:t>
                   </w:r>
                 </w:p>
               </w:tc>
@@ -14114,7 +15246,20 @@
                     <w:jc w:val="center"/>
                   </w:pPr>
                   <w:r>
-                    <w:t xml:space="preserve">205307</w:t>
+                    <w:t xml:space="preserve">209920</w:t>
+                  </w:r>
+                </w:p>
+              </w:tc>
+              <w:tc>
+                <w:tcPr/>
+                <w:p>
+                  <w:pPr>
+                    <w:pStyle w:val="Compact"/>
+                    <w:jc w:val="right"/>
+                    <w:jc w:val="center"/>
+                  </w:pPr>
+                  <w:r>
+                    <w:t xml:space="preserve">209920</w:t>
                   </w:r>
                 </w:p>
               </w:tc>
@@ -14233,7 +15378,20 @@
                     <w:jc w:val="center"/>
                   </w:pPr>
                   <w:r>
-                    <w:t xml:space="preserve">205307</w:t>
+                    <w:t xml:space="preserve">209920</w:t>
+                  </w:r>
+                </w:p>
+              </w:tc>
+              <w:tc>
+                <w:tcPr/>
+                <w:p>
+                  <w:pPr>
+                    <w:pStyle w:val="Compact"/>
+                    <w:jc w:val="right"/>
+                    <w:jc w:val="center"/>
+                  </w:pPr>
+                  <w:r>
+                    <w:t xml:space="preserve">209920</w:t>
                   </w:r>
                 </w:p>
               </w:tc>
@@ -14352,7 +15510,33 @@
                     <w:jc w:val="center"/>
                   </w:pPr>
                   <w:r>
-                    <w:t xml:space="preserve">205307</w:t>
+                    <w:t xml:space="preserve">209920</w:t>
+                  </w:r>
+                </w:p>
+              </w:tc>
+              <w:tc>
+                <w:tcPr/>
+                <w:p>
+                  <w:pPr>
+                    <w:pStyle w:val="Compact"/>
+                    <w:jc w:val="right"/>
+                    <w:jc w:val="center"/>
+                  </w:pPr>
+                  <w:r>
+                    <w:t xml:space="preserve">209920</w:t>
+                  </w:r>
+                </w:p>
+              </w:tc>
+              <w:tc>
+                <w:tcPr/>
+                <w:p>
+                  <w:pPr>
+                    <w:pStyle w:val="Compact"/>
+                    <w:jc w:val="right"/>
+                    <w:jc w:val="center"/>
+                  </w:pPr>
+                  <w:r>
+                    <w:t xml:space="preserve">25500</w:t>
                   </w:r>
                 </w:p>
               </w:tc>
@@ -14366,19 +15550,6 @@
                   </w:pPr>
                   <w:r>
                     <w:t xml:space="preserve">3600</w:t>
-                  </w:r>
-                </w:p>
-              </w:tc>
-              <w:tc>
-                <w:tcPr/>
-                <w:p>
-                  <w:pPr>
-                    <w:pStyle w:val="Compact"/>
-                    <w:jc w:val="right"/>
-                    <w:jc w:val="center"/>
-                  </w:pPr>
-                  <w:r>
-                    <w:t xml:space="preserve">25500</w:t>
                   </w:r>
                 </w:p>
               </w:tc>
@@ -14471,7 +15642,33 @@
                     <w:jc w:val="center"/>
                   </w:pPr>
                   <w:r>
-                    <w:t xml:space="preserve">205307</w:t>
+                    <w:t xml:space="preserve">209920</w:t>
+                  </w:r>
+                </w:p>
+              </w:tc>
+              <w:tc>
+                <w:tcPr/>
+                <w:p>
+                  <w:pPr>
+                    <w:pStyle w:val="Compact"/>
+                    <w:jc w:val="right"/>
+                    <w:jc w:val="center"/>
+                  </w:pPr>
+                  <w:r>
+                    <w:t xml:space="preserve">209920</w:t>
+                  </w:r>
+                </w:p>
+              </w:tc>
+              <w:tc>
+                <w:tcPr/>
+                <w:p>
+                  <w:pPr>
+                    <w:pStyle w:val="Compact"/>
+                    <w:jc w:val="right"/>
+                    <w:jc w:val="center"/>
+                  </w:pPr>
+                  <w:r>
+                    <w:t xml:space="preserve">19800</w:t>
                   </w:r>
                 </w:p>
               </w:tc>
@@ -14485,19 +15682,6 @@
                   </w:pPr>
                   <w:r>
                     <w:t xml:space="preserve">2300</w:t>
-                  </w:r>
-                </w:p>
-              </w:tc>
-              <w:tc>
-                <w:tcPr/>
-                <w:p>
-                  <w:pPr>
-                    <w:pStyle w:val="Compact"/>
-                    <w:jc w:val="right"/>
-                    <w:jc w:val="center"/>
-                  </w:pPr>
-                  <w:r>
-                    <w:t xml:space="preserve">19800</w:t>
                   </w:r>
                 </w:p>
               </w:tc>
@@ -14551,7 +15735,7 @@
                     <w:jc w:val="center"/>
                   </w:pPr>
                   <w:r>
-                    <w:t xml:space="preserve">13</w:t>
+                    <w:t xml:space="preserve">14</w:t>
                   </w:r>
                 </w:p>
               </w:tc>
@@ -14590,59 +15774,72 @@
                     <w:jc w:val="center"/>
                   </w:pPr>
                   <w:r>
-                    <w:t xml:space="preserve">205307</w:t>
-                  </w:r>
-                </w:p>
-              </w:tc>
-              <w:tc>
-                <w:tcPr/>
-                <w:p>
-                  <w:pPr>
-                    <w:pStyle w:val="Compact"/>
-                    <w:jc w:val="right"/>
-                    <w:jc w:val="center"/>
-                  </w:pPr>
-                  <w:r>
-                    <w:t xml:space="preserve">40100</w:t>
-                  </w:r>
-                </w:p>
-              </w:tc>
-              <w:tc>
-                <w:tcPr/>
-                <w:p>
-                  <w:pPr>
-                    <w:pStyle w:val="Compact"/>
-                    <w:jc w:val="right"/>
-                    <w:jc w:val="center"/>
-                  </w:pPr>
-                  <w:r>
-                    <w:t xml:space="preserve">55500</w:t>
-                  </w:r>
-                </w:p>
-              </w:tc>
-              <w:tc>
-                <w:tcPr/>
-                <w:p>
-                  <w:pPr>
-                    <w:pStyle w:val="Compact"/>
-                    <w:jc w:val="right"/>
-                    <w:jc w:val="center"/>
-                  </w:pPr>
-                  <w:r>
-                    <w:t xml:space="preserve">1</w:t>
-                  </w:r>
-                </w:p>
-              </w:tc>
-              <w:tc>
-                <w:tcPr/>
-                <w:p>
-                  <w:pPr>
-                    <w:pStyle w:val="Compact"/>
-                    <w:jc w:val="right"/>
-                    <w:jc w:val="center"/>
-                  </w:pPr>
-                  <w:r>
-                    <w:t xml:space="preserve">1</w:t>
+                    <w:t xml:space="preserve">1427967</w:t>
+                  </w:r>
+                </w:p>
+              </w:tc>
+              <w:tc>
+                <w:tcPr/>
+                <w:p>
+                  <w:pPr>
+                    <w:pStyle w:val="Compact"/>
+                    <w:jc w:val="right"/>
+                    <w:jc w:val="center"/>
+                  </w:pPr>
+                  <w:r>
+                    <w:t xml:space="preserve">1427967</w:t>
+                  </w:r>
+                </w:p>
+              </w:tc>
+              <w:tc>
+                <w:tcPr/>
+                <w:p>
+                  <w:pPr>
+                    <w:pStyle w:val="Compact"/>
+                    <w:jc w:val="right"/>
+                    <w:jc w:val="center"/>
+                  </w:pPr>
+                  <w:r>
+                    <w:t xml:space="preserve">469100</w:t>
+                  </w:r>
+                </w:p>
+              </w:tc>
+              <w:tc>
+                <w:tcPr/>
+                <w:p>
+                  <w:pPr>
+                    <w:pStyle w:val="Compact"/>
+                    <w:jc w:val="right"/>
+                    <w:jc w:val="center"/>
+                  </w:pPr>
+                  <w:r>
+                    <w:t xml:space="preserve">297400</w:t>
+                  </w:r>
+                </w:p>
+              </w:tc>
+              <w:tc>
+                <w:tcPr/>
+                <w:p>
+                  <w:pPr>
+                    <w:pStyle w:val="Compact"/>
+                    <w:jc w:val="right"/>
+                    <w:jc w:val="center"/>
+                  </w:pPr>
+                  <w:r>
+                    <w:t xml:space="preserve">3</w:t>
+                  </w:r>
+                </w:p>
+              </w:tc>
+              <w:tc>
+                <w:tcPr/>
+                <w:p>
+                  <w:pPr>
+                    <w:pStyle w:val="Compact"/>
+                    <w:jc w:val="right"/>
+                    <w:jc w:val="center"/>
+                  </w:pPr>
+                  <w:r>
+                    <w:t xml:space="preserve">3</w:t>
                   </w:r>
                 </w:p>
               </w:tc>
@@ -14670,7 +15867,7 @@
                     <w:jc w:val="center"/>
                   </w:pPr>
                   <w:r>
-                    <w:t xml:space="preserve">13</w:t>
+                    <w:t xml:space="preserve">14</w:t>
                   </w:r>
                 </w:p>
               </w:tc>
@@ -14709,59 +15906,72 @@
                     <w:jc w:val="center"/>
                   </w:pPr>
                   <w:r>
-                    <w:t xml:space="preserve">205307</w:t>
-                  </w:r>
-                </w:p>
-              </w:tc>
-              <w:tc>
-                <w:tcPr/>
-                <w:p>
-                  <w:pPr>
-                    <w:pStyle w:val="Compact"/>
-                    <w:jc w:val="right"/>
-                    <w:jc w:val="center"/>
-                  </w:pPr>
-                  <w:r>
-                    <w:t xml:space="preserve">25800</w:t>
-                  </w:r>
-                </w:p>
-              </w:tc>
-              <w:tc>
-                <w:tcPr/>
-                <w:p>
-                  <w:pPr>
-                    <w:pStyle w:val="Compact"/>
-                    <w:jc w:val="right"/>
-                    <w:jc w:val="center"/>
-                  </w:pPr>
-                  <w:r>
-                    <w:t xml:space="preserve">34100</w:t>
-                  </w:r>
-                </w:p>
-              </w:tc>
-              <w:tc>
-                <w:tcPr/>
-                <w:p>
-                  <w:pPr>
-                    <w:pStyle w:val="Compact"/>
-                    <w:jc w:val="right"/>
-                    <w:jc w:val="center"/>
-                  </w:pPr>
-                  <w:r>
-                    <w:t xml:space="preserve">1</w:t>
-                  </w:r>
-                </w:p>
-              </w:tc>
-              <w:tc>
-                <w:tcPr/>
-                <w:p>
-                  <w:pPr>
-                    <w:pStyle w:val="Compact"/>
-                    <w:jc w:val="right"/>
-                    <w:jc w:val="center"/>
-                  </w:pPr>
-                  <w:r>
-                    <w:t xml:space="preserve">1</w:t>
+                    <w:t xml:space="preserve">1427967</w:t>
+                  </w:r>
+                </w:p>
+              </w:tc>
+              <w:tc>
+                <w:tcPr/>
+                <w:p>
+                  <w:pPr>
+                    <w:pStyle w:val="Compact"/>
+                    <w:jc w:val="right"/>
+                    <w:jc w:val="center"/>
+                  </w:pPr>
+                  <w:r>
+                    <w:t xml:space="preserve">1427967</w:t>
+                  </w:r>
+                </w:p>
+              </w:tc>
+              <w:tc>
+                <w:tcPr/>
+                <w:p>
+                  <w:pPr>
+                    <w:pStyle w:val="Compact"/>
+                    <w:jc w:val="right"/>
+                    <w:jc w:val="center"/>
+                  </w:pPr>
+                  <w:r>
+                    <w:t xml:space="preserve">350400</w:t>
+                  </w:r>
+                </w:p>
+              </w:tc>
+              <w:tc>
+                <w:tcPr/>
+                <w:p>
+                  <w:pPr>
+                    <w:pStyle w:val="Compact"/>
+                    <w:jc w:val="right"/>
+                    <w:jc w:val="center"/>
+                  </w:pPr>
+                  <w:r>
+                    <w:t xml:space="preserve">215900</w:t>
+                  </w:r>
+                </w:p>
+              </w:tc>
+              <w:tc>
+                <w:tcPr/>
+                <w:p>
+                  <w:pPr>
+                    <w:pStyle w:val="Compact"/>
+                    <w:jc w:val="right"/>
+                    <w:jc w:val="center"/>
+                  </w:pPr>
+                  <w:r>
+                    <w:t xml:space="preserve">3</w:t>
+                  </w:r>
+                </w:p>
+              </w:tc>
+              <w:tc>
+                <w:tcPr/>
+                <w:p>
+                  <w:pPr>
+                    <w:pStyle w:val="Compact"/>
+                    <w:jc w:val="right"/>
+                    <w:jc w:val="center"/>
+                  </w:pPr>
+                  <w:r>
+                    <w:t xml:space="preserve">3</w:t>
                   </w:r>
                 </w:p>
               </w:tc>
@@ -14828,7 +16038,33 @@
                     <w:jc w:val="center"/>
                   </w:pPr>
                   <w:r>
-                    <w:t xml:space="preserve">1422372</w:t>
+                    <w:t xml:space="preserve">1427967</w:t>
+                  </w:r>
+                </w:p>
+              </w:tc>
+              <w:tc>
+                <w:tcPr/>
+                <w:p>
+                  <w:pPr>
+                    <w:pStyle w:val="Compact"/>
+                    <w:jc w:val="right"/>
+                    <w:jc w:val="center"/>
+                  </w:pPr>
+                  <w:r>
+                    <w:t xml:space="preserve">1427967</w:t>
+                  </w:r>
+                </w:p>
+              </w:tc>
+              <w:tc>
+                <w:tcPr/>
+                <w:p>
+                  <w:pPr>
+                    <w:pStyle w:val="Compact"/>
+                    <w:jc w:val="right"/>
+                    <w:jc w:val="center"/>
+                  </w:pPr>
+                  <w:r>
+                    <w:t xml:space="preserve">3500</w:t>
                   </w:r>
                 </w:p>
               </w:tc>
@@ -14842,19 +16078,6 @@
                   </w:pPr>
                   <w:r>
                     <w:t xml:space="preserve">1600</w:t>
-                  </w:r>
-                </w:p>
-              </w:tc>
-              <w:tc>
-                <w:tcPr/>
-                <w:p>
-                  <w:pPr>
-                    <w:pStyle w:val="Compact"/>
-                    <w:jc w:val="right"/>
-                    <w:jc w:val="center"/>
-                  </w:pPr>
-                  <w:r>
-                    <w:t xml:space="preserve">3500</w:t>
                   </w:r>
                 </w:p>
               </w:tc>
@@ -14947,7 +16170,20 @@
                     <w:jc w:val="center"/>
                   </w:pPr>
                   <w:r>
-                    <w:t xml:space="preserve">1422372</w:t>
+                    <w:t xml:space="preserve">1427967</w:t>
+                  </w:r>
+                </w:p>
+              </w:tc>
+              <w:tc>
+                <w:tcPr/>
+                <w:p>
+                  <w:pPr>
+                    <w:pStyle w:val="Compact"/>
+                    <w:jc w:val="right"/>
+                    <w:jc w:val="center"/>
+                  </w:pPr>
+                  <w:r>
+                    <w:t xml:space="preserve">1427967</w:t>
                   </w:r>
                 </w:p>
               </w:tc>
@@ -15066,7 +16302,33 @@
                     <w:jc w:val="center"/>
                   </w:pPr>
                   <w:r>
-                    <w:t xml:space="preserve">1422372</w:t>
+                    <w:t xml:space="preserve">1427967</w:t>
+                  </w:r>
+                </w:p>
+              </w:tc>
+              <w:tc>
+                <w:tcPr/>
+                <w:p>
+                  <w:pPr>
+                    <w:pStyle w:val="Compact"/>
+                    <w:jc w:val="right"/>
+                    <w:jc w:val="center"/>
+                  </w:pPr>
+                  <w:r>
+                    <w:t xml:space="preserve">1427967</w:t>
+                  </w:r>
+                </w:p>
+              </w:tc>
+              <w:tc>
+                <w:tcPr/>
+                <w:p>
+                  <w:pPr>
+                    <w:pStyle w:val="Compact"/>
+                    <w:jc w:val="right"/>
+                    <w:jc w:val="center"/>
+                  </w:pPr>
+                  <w:r>
+                    <w:t xml:space="preserve">190300</w:t>
                   </w:r>
                 </w:p>
               </w:tc>
@@ -15080,19 +16342,6 @@
                   </w:pPr>
                   <w:r>
                     <w:t xml:space="preserve">37500</w:t>
-                  </w:r>
-                </w:p>
-              </w:tc>
-              <w:tc>
-                <w:tcPr/>
-                <w:p>
-                  <w:pPr>
-                    <w:pStyle w:val="Compact"/>
-                    <w:jc w:val="right"/>
-                    <w:jc w:val="center"/>
-                  </w:pPr>
-                  <w:r>
-                    <w:t xml:space="preserve">190300</w:t>
                   </w:r>
                 </w:p>
               </w:tc>
@@ -15185,7 +16434,33 @@
                     <w:jc w:val="center"/>
                   </w:pPr>
                   <w:r>
-                    <w:t xml:space="preserve">1422372</w:t>
+                    <w:t xml:space="preserve">1427967</w:t>
+                  </w:r>
+                </w:p>
+              </w:tc>
+              <w:tc>
+                <w:tcPr/>
+                <w:p>
+                  <w:pPr>
+                    <w:pStyle w:val="Compact"/>
+                    <w:jc w:val="right"/>
+                    <w:jc w:val="center"/>
+                  </w:pPr>
+                  <w:r>
+                    <w:t xml:space="preserve">1427967</w:t>
+                  </w:r>
+                </w:p>
+              </w:tc>
+              <w:tc>
+                <w:tcPr/>
+                <w:p>
+                  <w:pPr>
+                    <w:pStyle w:val="Compact"/>
+                    <w:jc w:val="right"/>
+                    <w:jc w:val="center"/>
+                  </w:pPr>
+                  <w:r>
+                    <w:t xml:space="preserve">135600</w:t>
                   </w:r>
                 </w:p>
               </w:tc>
@@ -15199,19 +16474,6 @@
                   </w:pPr>
                   <w:r>
                     <w:t xml:space="preserve">26700</w:t>
-                  </w:r>
-                </w:p>
-              </w:tc>
-              <w:tc>
-                <w:tcPr/>
-                <w:p>
-                  <w:pPr>
-                    <w:pStyle w:val="Compact"/>
-                    <w:jc w:val="right"/>
-                    <w:jc w:val="center"/>
-                  </w:pPr>
-                  <w:r>
-                    <w:t xml:space="preserve">135600</w:t>
                   </w:r>
                 </w:p>
               </w:tc>
@@ -15265,7 +16527,7 @@
                     <w:jc w:val="center"/>
                   </w:pPr>
                   <w:r>
-                    <w:t xml:space="preserve">14</w:t>
+                    <w:t xml:space="preserve">15</w:t>
                   </w:r>
                 </w:p>
               </w:tc>
@@ -15304,59 +16566,72 @@
                     <w:jc w:val="center"/>
                   </w:pPr>
                   <w:r>
-                    <w:t xml:space="preserve">1422372</w:t>
-                  </w:r>
-                </w:p>
-              </w:tc>
-              <w:tc>
-                <w:tcPr/>
-                <w:p>
-                  <w:pPr>
-                    <w:pStyle w:val="Compact"/>
-                    <w:jc w:val="right"/>
-                    <w:jc w:val="center"/>
-                  </w:pPr>
-                  <w:r>
-                    <w:t xml:space="preserve">297400</w:t>
-                  </w:r>
-                </w:p>
-              </w:tc>
-              <w:tc>
-                <w:tcPr/>
-                <w:p>
-                  <w:pPr>
-                    <w:pStyle w:val="Compact"/>
-                    <w:jc w:val="right"/>
-                    <w:jc w:val="center"/>
-                  </w:pPr>
-                  <w:r>
-                    <w:t xml:space="preserve">469100</w:t>
-                  </w:r>
-                </w:p>
-              </w:tc>
-              <w:tc>
-                <w:tcPr/>
-                <w:p>
-                  <w:pPr>
-                    <w:pStyle w:val="Compact"/>
-                    <w:jc w:val="right"/>
-                    <w:jc w:val="center"/>
-                  </w:pPr>
-                  <w:r>
-                    <w:t xml:space="preserve">3</w:t>
-                  </w:r>
-                </w:p>
-              </w:tc>
-              <w:tc>
-                <w:tcPr/>
-                <w:p>
-                  <w:pPr>
-                    <w:pStyle w:val="Compact"/>
-                    <w:jc w:val="right"/>
-                    <w:jc w:val="center"/>
-                  </w:pPr>
-                  <w:r>
-                    <w:t xml:space="preserve">3</w:t>
+                    <w:t xml:space="preserve">481447</w:t>
+                  </w:r>
+                </w:p>
+              </w:tc>
+              <w:tc>
+                <w:tcPr/>
+                <w:p>
+                  <w:pPr>
+                    <w:pStyle w:val="Compact"/>
+                    <w:jc w:val="right"/>
+                    <w:jc w:val="center"/>
+                  </w:pPr>
+                  <w:r>
+                    <w:t xml:space="preserve">481447</w:t>
+                  </w:r>
+                </w:p>
+              </w:tc>
+              <w:tc>
+                <w:tcPr/>
+                <w:p>
+                  <w:pPr>
+                    <w:pStyle w:val="Compact"/>
+                    <w:jc w:val="right"/>
+                    <w:jc w:val="center"/>
+                  </w:pPr>
+                  <w:r>
+                    <w:t xml:space="preserve">218000</w:t>
+                  </w:r>
+                </w:p>
+              </w:tc>
+              <w:tc>
+                <w:tcPr/>
+                <w:p>
+                  <w:pPr>
+                    <w:pStyle w:val="Compact"/>
+                    <w:jc w:val="right"/>
+                    <w:jc w:val="center"/>
+                  </w:pPr>
+                  <w:r>
+                    <w:t xml:space="preserve">96500</w:t>
+                  </w:r>
+                </w:p>
+              </w:tc>
+              <w:tc>
+                <w:tcPr/>
+                <w:p>
+                  <w:pPr>
+                    <w:pStyle w:val="Compact"/>
+                    <w:jc w:val="right"/>
+                    <w:jc w:val="center"/>
+                  </w:pPr>
+                  <w:r>
+                    <w:t xml:space="preserve">2</w:t>
+                  </w:r>
+                </w:p>
+              </w:tc>
+              <w:tc>
+                <w:tcPr/>
+                <w:p>
+                  <w:pPr>
+                    <w:pStyle w:val="Compact"/>
+                    <w:jc w:val="right"/>
+                    <w:jc w:val="center"/>
+                  </w:pPr>
+                  <w:r>
+                    <w:t xml:space="preserve">2</w:t>
                   </w:r>
                 </w:p>
               </w:tc>
@@ -15384,7 +16659,7 @@
                     <w:jc w:val="center"/>
                   </w:pPr>
                   <w:r>
-                    <w:t xml:space="preserve">14</w:t>
+                    <w:t xml:space="preserve">15</w:t>
                   </w:r>
                 </w:p>
               </w:tc>
@@ -15423,59 +16698,72 @@
                     <w:jc w:val="center"/>
                   </w:pPr>
                   <w:r>
-                    <w:t xml:space="preserve">1422372</w:t>
-                  </w:r>
-                </w:p>
-              </w:tc>
-              <w:tc>
-                <w:tcPr/>
-                <w:p>
-                  <w:pPr>
-                    <w:pStyle w:val="Compact"/>
-                    <w:jc w:val="right"/>
-                    <w:jc w:val="center"/>
-                  </w:pPr>
-                  <w:r>
-                    <w:t xml:space="preserve">215900</w:t>
-                  </w:r>
-                </w:p>
-              </w:tc>
-              <w:tc>
-                <w:tcPr/>
-                <w:p>
-                  <w:pPr>
-                    <w:pStyle w:val="Compact"/>
-                    <w:jc w:val="right"/>
-                    <w:jc w:val="center"/>
-                  </w:pPr>
-                  <w:r>
-                    <w:t xml:space="preserve">350400</w:t>
-                  </w:r>
-                </w:p>
-              </w:tc>
-              <w:tc>
-                <w:tcPr/>
-                <w:p>
-                  <w:pPr>
-                    <w:pStyle w:val="Compact"/>
-                    <w:jc w:val="right"/>
-                    <w:jc w:val="center"/>
-                  </w:pPr>
-                  <w:r>
-                    <w:t xml:space="preserve">3</w:t>
-                  </w:r>
-                </w:p>
-              </w:tc>
-              <w:tc>
-                <w:tcPr/>
-                <w:p>
-                  <w:pPr>
-                    <w:pStyle w:val="Compact"/>
-                    <w:jc w:val="right"/>
-                    <w:jc w:val="center"/>
-                  </w:pPr>
-                  <w:r>
-                    <w:t xml:space="preserve">3</w:t>
+                    <w:t xml:space="preserve">481447</w:t>
+                  </w:r>
+                </w:p>
+              </w:tc>
+              <w:tc>
+                <w:tcPr/>
+                <w:p>
+                  <w:pPr>
+                    <w:pStyle w:val="Compact"/>
+                    <w:jc w:val="right"/>
+                    <w:jc w:val="center"/>
+                  </w:pPr>
+                  <w:r>
+                    <w:t xml:space="preserve">481447</w:t>
+                  </w:r>
+                </w:p>
+              </w:tc>
+              <w:tc>
+                <w:tcPr/>
+                <w:p>
+                  <w:pPr>
+                    <w:pStyle w:val="Compact"/>
+                    <w:jc w:val="right"/>
+                    <w:jc w:val="center"/>
+                  </w:pPr>
+                  <w:r>
+                    <w:t xml:space="preserve">146900</w:t>
+                  </w:r>
+                </w:p>
+              </w:tc>
+              <w:tc>
+                <w:tcPr/>
+                <w:p>
+                  <w:pPr>
+                    <w:pStyle w:val="Compact"/>
+                    <w:jc w:val="right"/>
+                    <w:jc w:val="center"/>
+                  </w:pPr>
+                  <w:r>
+                    <w:t xml:space="preserve">66300</w:t>
+                  </w:r>
+                </w:p>
+              </w:tc>
+              <w:tc>
+                <w:tcPr/>
+                <w:p>
+                  <w:pPr>
+                    <w:pStyle w:val="Compact"/>
+                    <w:jc w:val="right"/>
+                    <w:jc w:val="center"/>
+                  </w:pPr>
+                  <w:r>
+                    <w:t xml:space="preserve">2</w:t>
+                  </w:r>
+                </w:p>
+              </w:tc>
+              <w:tc>
+                <w:tcPr/>
+                <w:p>
+                  <w:pPr>
+                    <w:pStyle w:val="Compact"/>
+                    <w:jc w:val="right"/>
+                    <w:jc w:val="center"/>
+                  </w:pPr>
+                  <w:r>
+                    <w:t xml:space="preserve">2</w:t>
                   </w:r>
                 </w:p>
               </w:tc>
@@ -15542,7 +16830,20 @@
                     <w:jc w:val="center"/>
                   </w:pPr>
                   <w:r>
-                    <w:t xml:space="preserve">471096</w:t>
+                    <w:t xml:space="preserve">481447</w:t>
+                  </w:r>
+                </w:p>
+              </w:tc>
+              <w:tc>
+                <w:tcPr/>
+                <w:p>
+                  <w:pPr>
+                    <w:pStyle w:val="Compact"/>
+                    <w:jc w:val="right"/>
+                    <w:jc w:val="center"/>
+                  </w:pPr>
+                  <w:r>
+                    <w:t xml:space="preserve">481447</w:t>
                   </w:r>
                 </w:p>
               </w:tc>
@@ -15661,7 +16962,20 @@
                     <w:jc w:val="center"/>
                   </w:pPr>
                   <w:r>
-                    <w:t xml:space="preserve">471096</w:t>
+                    <w:t xml:space="preserve">481447</w:t>
+                  </w:r>
+                </w:p>
+              </w:tc>
+              <w:tc>
+                <w:tcPr/>
+                <w:p>
+                  <w:pPr>
+                    <w:pStyle w:val="Compact"/>
+                    <w:jc w:val="right"/>
+                    <w:jc w:val="center"/>
+                  </w:pPr>
+                  <w:r>
+                    <w:t xml:space="preserve">481447</w:t>
                   </w:r>
                 </w:p>
               </w:tc>
@@ -15780,7 +17094,33 @@
                     <w:jc w:val="center"/>
                   </w:pPr>
                   <w:r>
-                    <w:t xml:space="preserve">471096</w:t>
+                    <w:t xml:space="preserve">481447</w:t>
+                  </w:r>
+                </w:p>
+              </w:tc>
+              <w:tc>
+                <w:tcPr/>
+                <w:p>
+                  <w:pPr>
+                    <w:pStyle w:val="Compact"/>
+                    <w:jc w:val="right"/>
+                    <w:jc w:val="center"/>
+                  </w:pPr>
+                  <w:r>
+                    <w:t xml:space="preserve">481447</w:t>
+                  </w:r>
+                </w:p>
+              </w:tc>
+              <w:tc>
+                <w:tcPr/>
+                <w:p>
+                  <w:pPr>
+                    <w:pStyle w:val="Compact"/>
+                    <w:jc w:val="right"/>
+                    <w:jc w:val="center"/>
+                  </w:pPr>
+                  <w:r>
+                    <w:t xml:space="preserve">56500</w:t>
                   </w:r>
                 </w:p>
               </w:tc>
@@ -15794,19 +17134,6 @@
                   </w:pPr>
                   <w:r>
                     <w:t xml:space="preserve">14300</w:t>
-                  </w:r>
-                </w:p>
-              </w:tc>
-              <w:tc>
-                <w:tcPr/>
-                <w:p>
-                  <w:pPr>
-                    <w:pStyle w:val="Compact"/>
-                    <w:jc w:val="right"/>
-                    <w:jc w:val="center"/>
-                  </w:pPr>
-                  <w:r>
-                    <w:t xml:space="preserve">56500</w:t>
                   </w:r>
                 </w:p>
               </w:tc>
@@ -15899,7 +17226,33 @@
                     <w:jc w:val="center"/>
                   </w:pPr>
                   <w:r>
-                    <w:t xml:space="preserve">471096</w:t>
+                    <w:t xml:space="preserve">481447</w:t>
+                  </w:r>
+                </w:p>
+              </w:tc>
+              <w:tc>
+                <w:tcPr/>
+                <w:p>
+                  <w:pPr>
+                    <w:pStyle w:val="Compact"/>
+                    <w:jc w:val="right"/>
+                    <w:jc w:val="center"/>
+                  </w:pPr>
+                  <w:r>
+                    <w:t xml:space="preserve">481447</w:t>
+                  </w:r>
+                </w:p>
+              </w:tc>
+              <w:tc>
+                <w:tcPr/>
+                <w:p>
+                  <w:pPr>
+                    <w:pStyle w:val="Compact"/>
+                    <w:jc w:val="right"/>
+                    <w:jc w:val="center"/>
+                  </w:pPr>
+                  <w:r>
+                    <w:t xml:space="preserve">40900</w:t>
                   </w:r>
                 </w:p>
               </w:tc>
@@ -15913,257 +17266,6 @@
                   </w:pPr>
                   <w:r>
                     <w:t xml:space="preserve">10900</w:t>
-                  </w:r>
-                </w:p>
-              </w:tc>
-              <w:tc>
-                <w:tcPr/>
-                <w:p>
-                  <w:pPr>
-                    <w:pStyle w:val="Compact"/>
-                    <w:jc w:val="right"/>
-                    <w:jc w:val="center"/>
-                  </w:pPr>
-                  <w:r>
-                    <w:t xml:space="preserve">40900</w:t>
-                  </w:r>
-                </w:p>
-              </w:tc>
-              <w:tc>
-                <w:tcPr/>
-                <w:p>
-                  <w:pPr>
-                    <w:pStyle w:val="Compact"/>
-                    <w:jc w:val="right"/>
-                    <w:jc w:val="center"/>
-                  </w:pPr>
-                  <w:r>
-                    <w:t xml:space="preserve">2</w:t>
-                  </w:r>
-                </w:p>
-              </w:tc>
-              <w:tc>
-                <w:tcPr/>
-                <w:p>
-                  <w:pPr>
-                    <w:pStyle w:val="Compact"/>
-                    <w:jc w:val="right"/>
-                    <w:jc w:val="center"/>
-                  </w:pPr>
-                  <w:r>
-                    <w:t xml:space="preserve">2</w:t>
-                  </w:r>
-                </w:p>
-              </w:tc>
-            </w:tr>
-            <w:tr>
-              <w:tc>
-                <w:tcPr/>
-                <w:p>
-                  <w:pPr>
-                    <w:pStyle w:val="Compact"/>
-                    <w:jc w:val="left"/>
-                    <w:jc w:val="center"/>
-                  </w:pPr>
-                  <w:r>
-                    <w:t xml:space="preserve">EEA</w:t>
-                  </w:r>
-                </w:p>
-              </w:tc>
-              <w:tc>
-                <w:tcPr/>
-                <w:p>
-                  <w:pPr>
-                    <w:pStyle w:val="Compact"/>
-                    <w:jc w:val="left"/>
-                    <w:jc w:val="center"/>
-                  </w:pPr>
-                  <w:r>
-                    <w:t xml:space="preserve">15</w:t>
-                  </w:r>
-                </w:p>
-              </w:tc>
-              <w:tc>
-                <w:tcPr/>
-                <w:p>
-                  <w:pPr>
-                    <w:pStyle w:val="Compact"/>
-                    <w:jc w:val="left"/>
-                    <w:jc w:val="center"/>
-                  </w:pPr>
-                  <w:r>
-                    <w:t xml:space="preserve">Straße</w:t>
-                  </w:r>
-                </w:p>
-              </w:tc>
-              <w:tc>
-                <w:tcPr/>
-                <w:p>
-                  <w:pPr>
-                    <w:pStyle w:val="Compact"/>
-                    <w:jc w:val="left"/>
-                    <w:jc w:val="center"/>
-                  </w:pPr>
-                  <w:r>
-                    <w:t xml:space="preserve">lden</w:t>
-                  </w:r>
-                </w:p>
-              </w:tc>
-              <w:tc>
-                <w:tcPr/>
-                <w:p>
-                  <w:pPr>
-                    <w:pStyle w:val="Compact"/>
-                    <w:jc w:val="right"/>
-                    <w:jc w:val="center"/>
-                  </w:pPr>
-                  <w:r>
-                    <w:t xml:space="preserve">471096</w:t>
-                  </w:r>
-                </w:p>
-              </w:tc>
-              <w:tc>
-                <w:tcPr/>
-                <w:p>
-                  <w:pPr>
-                    <w:pStyle w:val="Compact"/>
-                    <w:jc w:val="right"/>
-                    <w:jc w:val="center"/>
-                  </w:pPr>
-                  <w:r>
-                    <w:t xml:space="preserve">96500</w:t>
-                  </w:r>
-                </w:p>
-              </w:tc>
-              <w:tc>
-                <w:tcPr/>
-                <w:p>
-                  <w:pPr>
-                    <w:pStyle w:val="Compact"/>
-                    <w:jc w:val="right"/>
-                    <w:jc w:val="center"/>
-                  </w:pPr>
-                  <w:r>
-                    <w:t xml:space="preserve">218000</w:t>
-                  </w:r>
-                </w:p>
-              </w:tc>
-              <w:tc>
-                <w:tcPr/>
-                <w:p>
-                  <w:pPr>
-                    <w:pStyle w:val="Compact"/>
-                    <w:jc w:val="right"/>
-                    <w:jc w:val="center"/>
-                  </w:pPr>
-                  <w:r>
-                    <w:t xml:space="preserve">2</w:t>
-                  </w:r>
-                </w:p>
-              </w:tc>
-              <w:tc>
-                <w:tcPr/>
-                <w:p>
-                  <w:pPr>
-                    <w:pStyle w:val="Compact"/>
-                    <w:jc w:val="right"/>
-                    <w:jc w:val="center"/>
-                  </w:pPr>
-                  <w:r>
-                    <w:t xml:space="preserve">2</w:t>
-                  </w:r>
-                </w:p>
-              </w:tc>
-            </w:tr>
-            <w:tr>
-              <w:tc>
-                <w:tcPr/>
-                <w:p>
-                  <w:pPr>
-                    <w:pStyle w:val="Compact"/>
-                    <w:jc w:val="left"/>
-                    <w:jc w:val="center"/>
-                  </w:pPr>
-                  <w:r>
-                    <w:t xml:space="preserve">EEA</w:t>
-                  </w:r>
-                </w:p>
-              </w:tc>
-              <w:tc>
-                <w:tcPr/>
-                <w:p>
-                  <w:pPr>
-                    <w:pStyle w:val="Compact"/>
-                    <w:jc w:val="left"/>
-                    <w:jc w:val="center"/>
-                  </w:pPr>
-                  <w:r>
-                    <w:t xml:space="preserve">15</w:t>
-                  </w:r>
-                </w:p>
-              </w:tc>
-              <w:tc>
-                <w:tcPr/>
-                <w:p>
-                  <w:pPr>
-                    <w:pStyle w:val="Compact"/>
-                    <w:jc w:val="left"/>
-                    <w:jc w:val="center"/>
-                  </w:pPr>
-                  <w:r>
-                    <w:t xml:space="preserve">Straße</w:t>
-                  </w:r>
-                </w:p>
-              </w:tc>
-              <w:tc>
-                <w:tcPr/>
-                <w:p>
-                  <w:pPr>
-                    <w:pStyle w:val="Compact"/>
-                    <w:jc w:val="left"/>
-                    <w:jc w:val="center"/>
-                  </w:pPr>
-                  <w:r>
-                    <w:t xml:space="preserve">lnight</w:t>
-                  </w:r>
-                </w:p>
-              </w:tc>
-              <w:tc>
-                <w:tcPr/>
-                <w:p>
-                  <w:pPr>
-                    <w:pStyle w:val="Compact"/>
-                    <w:jc w:val="right"/>
-                    <w:jc w:val="center"/>
-                  </w:pPr>
-                  <w:r>
-                    <w:t xml:space="preserve">471096</w:t>
-                  </w:r>
-                </w:p>
-              </w:tc>
-              <w:tc>
-                <w:tcPr/>
-                <w:p>
-                  <w:pPr>
-                    <w:pStyle w:val="Compact"/>
-                    <w:jc w:val="right"/>
-                    <w:jc w:val="center"/>
-                  </w:pPr>
-                  <w:r>
-                    <w:t xml:space="preserve">66300</w:t>
-                  </w:r>
-                </w:p>
-              </w:tc>
-              <w:tc>
-                <w:tcPr/>
-                <w:p>
-                  <w:pPr>
-                    <w:pStyle w:val="Compact"/>
-                    <w:jc w:val="right"/>
-                    <w:jc w:val="center"/>
-                  </w:pPr>
-                  <w:r>
-                    <w:t xml:space="preserve">146900</w:t>
                   </w:r>
                 </w:p>
               </w:tc>
